--- a/public/aboutCompany/aboutCompany.docx
+++ b/public/aboutCompany/aboutCompany.docx
@@ -4,210 +4,5758 @@
   <w:body>
     <w:p>
       <w:pPr>
-        <w:tabs>
-          <w:tab w:val="left" w:pos="3444"/>
-        </w:tabs>
         <w:bidi/>
-        <w:spacing w:line="360" w:lineRule="auto"/>
-        <w:jc w:val="both"/>
-        <w:rPr>
-          <w:rFonts w:ascii="David" w:hAnsi="David" w:cs="David"/>
+        <w:rPr>
+          <w:rFonts w:cs="Arial"/>
+          <w:rtl/>
         </w:rPr>
       </w:pPr>
       <w:r>
         <w:rPr>
-          <w:rFonts w:ascii="David" w:hAnsi="David" w:cs="David"/>
+          <w:rFonts w:cs="Arial" w:hint="cs"/>
           <w:b/>
           <w:bCs/>
           <w:rtl/>
         </w:rPr>
-        <w:t>משרד עורכי הדין אטיאס אשכנזי ושות'</w:t>
-      </w:r>
-      <w:r>
-        <w:rPr>
-          <w:rFonts w:ascii="David" w:hAnsi="David" w:cs="David"/>
-          <w:rtl/>
-        </w:rPr>
-        <w:t xml:space="preserve"> </w:t>
-      </w:r>
-      <w:r>
-        <w:rPr>
-          <w:rFonts w:ascii="David" w:hAnsi="David" w:cs="David" w:hint="cs"/>
-          <w:rtl/>
-        </w:rPr>
-        <w:t xml:space="preserve">- </w:t>
-      </w:r>
-      <w:r>
-        <w:rPr>
-          <w:rFonts w:ascii="David" w:hAnsi="David" w:cs="David"/>
-          <w:rtl/>
-        </w:rPr>
-        <w:t xml:space="preserve">מעניק שירותים משפטיים בתחומי המשפט האזרחי, תוך התמחות מיוחדת בדיני מקרקעין, </w:t>
-      </w:r>
-      <w:r>
-        <w:rPr>
-          <w:rFonts w:ascii="David" w:hAnsi="David" w:cs="David"/>
+        <w:t>מ</w:t>
+      </w:r>
+      <w:r>
+        <w:rPr>
+          <w:rFonts w:cs="Arial" w:hint="eastAsia"/>
           <w:b/>
           <w:bCs/>
           <w:rtl/>
         </w:rPr>
-        <w:t>בתים משותפים</w:t>
-      </w:r>
-      <w:r>
-        <w:rPr>
-          <w:rFonts w:ascii="David" w:hAnsi="David" w:cs="David"/>
-          <w:rtl/>
-        </w:rPr>
-        <w:t xml:space="preserve"> – על כלל היבטיהם, נזיקין, צוואות והסכמי ממון. המשרד מספק גם שירותי גישור וניהול סכסוכים משפטיים, בגישה אסטרטגית, יעילה ויצירתית</w:t>
-      </w:r>
-      <w:r>
-        <w:rPr>
-          <w:rFonts w:ascii="David" w:hAnsi="David" w:cs="David"/>
+        <w:t>שרד</w:t>
+      </w:r>
+      <w:r>
+        <w:rPr>
+          <w:rFonts w:cs="Arial"/>
+          <w:b/>
+          <w:bCs/>
+          <w:rtl/>
+        </w:rPr>
+        <w:t xml:space="preserve"> </w:t>
+      </w:r>
+      <w:r>
+        <w:rPr>
+          <w:rFonts w:cs="Arial" w:hint="eastAsia"/>
+          <w:b/>
+          <w:bCs/>
+          <w:rtl/>
+        </w:rPr>
+        <w:t>עורכי</w:t>
+      </w:r>
+      <w:r>
+        <w:rPr>
+          <w:rFonts w:cs="Arial"/>
+          <w:b/>
+          <w:bCs/>
+          <w:rtl/>
+        </w:rPr>
+        <w:t xml:space="preserve"> </w:t>
+      </w:r>
+      <w:r>
+        <w:rPr>
+          <w:rFonts w:cs="Arial" w:hint="eastAsia"/>
+          <w:b/>
+          <w:bCs/>
+          <w:rtl/>
+        </w:rPr>
+        <w:t>הדין</w:t>
+      </w:r>
+      <w:r>
+        <w:rPr>
+          <w:rFonts w:cs="Arial"/>
+          <w:b/>
+          <w:bCs/>
+          <w:rtl/>
+        </w:rPr>
+        <w:t xml:space="preserve"> </w:t>
+      </w:r>
+      <w:r>
+        <w:rPr>
+          <w:rFonts w:cs="Arial" w:hint="eastAsia"/>
+          <w:b/>
+          <w:bCs/>
+          <w:rtl/>
+        </w:rPr>
+        <w:t>אשכנזי</w:t>
+      </w:r>
+      <w:r>
+        <w:rPr>
+          <w:rFonts w:cs="Arial"/>
+          <w:b/>
+          <w:bCs/>
+          <w:rtl/>
+        </w:rPr>
+        <w:t xml:space="preserve"> </w:t>
+      </w:r>
+      <w:r>
+        <w:rPr>
+          <w:rFonts w:cs="Arial" w:hint="eastAsia"/>
+          <w:b/>
+          <w:bCs/>
+          <w:rtl/>
+        </w:rPr>
+        <w:t>ושות</w:t>
+      </w:r>
+      <w:r>
+        <w:rPr>
+          <w:rFonts w:cs="Arial"/>
+          <w:b/>
+          <w:bCs/>
+          <w:rtl/>
+        </w:rPr>
+        <w:t xml:space="preserve">' </w:t>
+      </w:r>
+      <w:r>
+        <w:rPr>
+          <w:rFonts w:cs="Arial" w:hint="eastAsia"/>
+          <w:rtl/>
+        </w:rPr>
+        <w:t>מעניק</w:t>
+      </w:r>
+      <w:r>
+        <w:rPr>
+          <w:rFonts w:cs="Arial"/>
+          <w:rtl/>
+        </w:rPr>
+        <w:t xml:space="preserve"> </w:t>
+      </w:r>
+      <w:r>
+        <w:rPr>
+          <w:rFonts w:cs="Arial" w:hint="eastAsia"/>
+          <w:rtl/>
+        </w:rPr>
+        <w:t>שירותים</w:t>
+      </w:r>
+      <w:r>
+        <w:rPr>
+          <w:rFonts w:cs="Arial"/>
+          <w:rtl/>
+        </w:rPr>
+        <w:t xml:space="preserve"> </w:t>
+      </w:r>
+      <w:r>
+        <w:rPr>
+          <w:rFonts w:cs="Arial" w:hint="eastAsia"/>
+          <w:rtl/>
+        </w:rPr>
+        <w:t>משפטיים</w:t>
+      </w:r>
+      <w:r>
+        <w:rPr>
+          <w:rFonts w:cs="Arial"/>
+          <w:rtl/>
+        </w:rPr>
+        <w:t xml:space="preserve"> </w:t>
+      </w:r>
+      <w:r>
+        <w:rPr>
+          <w:rFonts w:cs="Arial" w:hint="eastAsia"/>
+          <w:rtl/>
+        </w:rPr>
+        <w:t>בתחומי</w:t>
+      </w:r>
+      <w:r>
+        <w:rPr>
+          <w:rFonts w:cs="Arial"/>
+          <w:rtl/>
+        </w:rPr>
+        <w:t xml:space="preserve"> </w:t>
+      </w:r>
+      <w:r>
+        <w:rPr>
+          <w:rFonts w:cs="Arial" w:hint="eastAsia"/>
+          <w:rtl/>
+        </w:rPr>
+        <w:t>המשפט</w:t>
+      </w:r>
+      <w:r>
+        <w:rPr>
+          <w:rFonts w:cs="Arial"/>
+          <w:rtl/>
+        </w:rPr>
+        <w:t xml:space="preserve"> </w:t>
+      </w:r>
+      <w:r>
+        <w:rPr>
+          <w:rFonts w:cs="Arial" w:hint="eastAsia"/>
+          <w:rtl/>
+        </w:rPr>
+        <w:t>האזרחי</w:t>
+      </w:r>
+      <w:r>
+        <w:rPr>
+          <w:rFonts w:cs="Arial"/>
+          <w:rtl/>
+        </w:rPr>
+        <w:t xml:space="preserve">, </w:t>
+      </w:r>
+      <w:r>
+        <w:rPr>
+          <w:rFonts w:cs="Arial" w:hint="eastAsia"/>
+          <w:rtl/>
+        </w:rPr>
+        <w:t>תוך</w:t>
+      </w:r>
+      <w:r>
+        <w:rPr>
+          <w:rFonts w:cs="Arial"/>
+          <w:rtl/>
+        </w:rPr>
+        <w:t xml:space="preserve"> </w:t>
+      </w:r>
+      <w:r>
+        <w:rPr>
+          <w:rFonts w:cs="Arial" w:hint="eastAsia"/>
+          <w:rtl/>
+        </w:rPr>
+        <w:t>התמחות</w:t>
+      </w:r>
+      <w:r>
+        <w:rPr>
+          <w:rFonts w:cs="Arial"/>
+          <w:rtl/>
+        </w:rPr>
+        <w:t xml:space="preserve"> </w:t>
+      </w:r>
+      <w:r>
+        <w:rPr>
+          <w:rFonts w:cs="Arial" w:hint="eastAsia"/>
+          <w:rtl/>
+        </w:rPr>
+        <w:t>מיוחדת</w:t>
+      </w:r>
+      <w:r>
+        <w:rPr>
+          <w:rFonts w:cs="Arial"/>
+          <w:rtl/>
+        </w:rPr>
+        <w:t xml:space="preserve"> </w:t>
+      </w:r>
+      <w:r>
+        <w:rPr>
+          <w:rFonts w:cs="Arial" w:hint="eastAsia"/>
+          <w:rtl/>
+        </w:rPr>
+        <w:t>בדיני</w:t>
+      </w:r>
+      <w:r>
+        <w:rPr>
+          <w:rFonts w:cs="Arial"/>
+          <w:rtl/>
+        </w:rPr>
+        <w:t xml:space="preserve"> </w:t>
+      </w:r>
+      <w:r>
+        <w:rPr>
+          <w:rFonts w:cs="Arial" w:hint="eastAsia"/>
+          <w:rtl/>
+        </w:rPr>
+        <w:t>מקרקעין</w:t>
+      </w:r>
+      <w:r>
+        <w:rPr>
+          <w:rFonts w:cs="Arial"/>
+          <w:rtl/>
+        </w:rPr>
+        <w:t xml:space="preserve"> </w:t>
+      </w:r>
+      <w:r>
+        <w:rPr>
+          <w:rFonts w:cs="Arial" w:hint="eastAsia"/>
+          <w:rtl/>
+        </w:rPr>
+        <w:t>ובתים</w:t>
+      </w:r>
+      <w:r>
+        <w:rPr>
+          <w:rFonts w:cs="Arial"/>
+          <w:rtl/>
+        </w:rPr>
+        <w:t xml:space="preserve"> </w:t>
+      </w:r>
+      <w:r>
+        <w:rPr>
+          <w:rFonts w:cs="Arial" w:hint="eastAsia"/>
+          <w:rtl/>
+        </w:rPr>
+        <w:t>משותפים</w:t>
+      </w:r>
+      <w:r>
+        <w:rPr>
+          <w:rFonts w:cs="Arial"/>
+          <w:rtl/>
+        </w:rPr>
+        <w:t xml:space="preserve"> </w:t>
+      </w:r>
+      <w:r>
+        <w:rPr>
+          <w:rFonts w:cs="Arial" w:hint="eastAsia"/>
+          <w:rtl/>
+        </w:rPr>
+        <w:t>על</w:t>
+      </w:r>
+      <w:r>
+        <w:rPr>
+          <w:rFonts w:cs="Arial"/>
+          <w:rtl/>
+        </w:rPr>
+        <w:t xml:space="preserve"> </w:t>
+      </w:r>
+      <w:r>
+        <w:rPr>
+          <w:rFonts w:cs="Arial" w:hint="eastAsia"/>
+          <w:rtl/>
+        </w:rPr>
+        <w:t>כלל</w:t>
+      </w:r>
+      <w:r>
+        <w:rPr>
+          <w:rFonts w:cs="Arial"/>
+          <w:rtl/>
+        </w:rPr>
+        <w:t xml:space="preserve"> </w:t>
+      </w:r>
+      <w:r>
+        <w:rPr>
+          <w:rFonts w:cs="Arial" w:hint="eastAsia"/>
+          <w:rtl/>
+        </w:rPr>
+        <w:t>היבטיהם</w:t>
+      </w:r>
+      <w:r>
+        <w:rPr>
+          <w:rFonts w:cs="Arial"/>
+          <w:rtl/>
+        </w:rPr>
+        <w:t xml:space="preserve">. </w:t>
+      </w:r>
+      <w:r>
+        <w:rPr>
+          <w:rFonts w:cs="Arial" w:hint="eastAsia"/>
+          <w:rtl/>
+        </w:rPr>
+        <w:t>לצד</w:t>
+      </w:r>
+      <w:r>
+        <w:rPr>
+          <w:rFonts w:cs="Arial"/>
+          <w:rtl/>
+        </w:rPr>
+        <w:t xml:space="preserve"> </w:t>
+      </w:r>
+      <w:r>
+        <w:rPr>
+          <w:rFonts w:cs="Arial" w:hint="eastAsia"/>
+          <w:rtl/>
+        </w:rPr>
+        <w:t>תחומים</w:t>
+      </w:r>
+      <w:r>
+        <w:rPr>
+          <w:rFonts w:cs="Arial"/>
+          <w:rtl/>
+        </w:rPr>
+        <w:t xml:space="preserve"> </w:t>
+      </w:r>
+      <w:r>
+        <w:rPr>
+          <w:rFonts w:cs="Arial" w:hint="eastAsia"/>
+          <w:rtl/>
+        </w:rPr>
+        <w:t>אלו</w:t>
+      </w:r>
+      <w:r>
+        <w:rPr>
+          <w:rFonts w:cs="Arial"/>
+          <w:rtl/>
+        </w:rPr>
+        <w:t xml:space="preserve"> </w:t>
+      </w:r>
+      <w:r>
+        <w:rPr>
+          <w:rFonts w:cs="Arial" w:hint="eastAsia"/>
+          <w:rtl/>
+        </w:rPr>
+        <w:t>פועלת</w:t>
+      </w:r>
+      <w:r>
+        <w:rPr>
+          <w:rFonts w:cs="Arial"/>
+          <w:rtl/>
+        </w:rPr>
+        <w:t xml:space="preserve"> </w:t>
+      </w:r>
+      <w:r>
+        <w:rPr>
+          <w:rFonts w:cs="Arial" w:hint="eastAsia"/>
+          <w:rtl/>
+        </w:rPr>
+        <w:t>במשרד</w:t>
+      </w:r>
+      <w:r>
+        <w:rPr>
+          <w:rFonts w:cs="Arial"/>
+          <w:rtl/>
+        </w:rPr>
+        <w:t xml:space="preserve"> </w:t>
+      </w:r>
+      <w:r>
+        <w:rPr>
+          <w:rFonts w:cs="Arial" w:hint="eastAsia"/>
+          <w:rtl/>
+        </w:rPr>
+        <w:t>מחלקת</w:t>
+      </w:r>
+      <w:r>
+        <w:rPr>
+          <w:rFonts w:cs="Arial"/>
+          <w:rtl/>
+        </w:rPr>
+        <w:t xml:space="preserve"> </w:t>
+      </w:r>
+      <w:r>
+        <w:rPr>
+          <w:rFonts w:cs="Arial" w:hint="eastAsia"/>
+          <w:rtl/>
+        </w:rPr>
+        <w:t>נזיקין</w:t>
+      </w:r>
+      <w:r>
+        <w:rPr>
+          <w:rFonts w:cs="Arial"/>
+          <w:rtl/>
+        </w:rPr>
+        <w:t xml:space="preserve"> </w:t>
+      </w:r>
+      <w:r>
+        <w:rPr>
+          <w:rFonts w:cs="Arial" w:hint="eastAsia"/>
+          <w:rtl/>
+        </w:rPr>
+        <w:t>נפרדת</w:t>
+      </w:r>
+      <w:r>
+        <w:rPr>
+          <w:rFonts w:cs="Arial"/>
+          <w:rtl/>
+        </w:rPr>
+        <w:t xml:space="preserve">, </w:t>
+      </w:r>
+      <w:r>
+        <w:rPr>
+          <w:rFonts w:cs="Arial" w:hint="eastAsia"/>
+          <w:rtl/>
+        </w:rPr>
+        <w:t>המטפלת</w:t>
+      </w:r>
+      <w:r>
+        <w:rPr>
+          <w:rFonts w:cs="Arial"/>
+          <w:rtl/>
+        </w:rPr>
+        <w:t xml:space="preserve"> </w:t>
+      </w:r>
+      <w:r>
+        <w:rPr>
+          <w:rFonts w:cs="Arial" w:hint="eastAsia"/>
+          <w:rtl/>
+        </w:rPr>
+        <w:t>בתביעות</w:t>
+      </w:r>
+      <w:r>
+        <w:rPr>
+          <w:rFonts w:cs="Arial"/>
+          <w:rtl/>
+        </w:rPr>
+        <w:t xml:space="preserve"> </w:t>
+      </w:r>
+      <w:r>
+        <w:rPr>
+          <w:rFonts w:cs="Arial" w:hint="eastAsia"/>
+          <w:rtl/>
+        </w:rPr>
+        <w:t>נזקי</w:t>
+      </w:r>
+      <w:r>
+        <w:rPr>
+          <w:rFonts w:cs="Arial"/>
+          <w:rtl/>
+        </w:rPr>
+        <w:t xml:space="preserve"> </w:t>
+      </w:r>
+      <w:r>
+        <w:rPr>
+          <w:rFonts w:cs="Arial" w:hint="eastAsia"/>
+          <w:rtl/>
+        </w:rPr>
+        <w:t>גוף</w:t>
+      </w:r>
+      <w:r>
+        <w:rPr>
+          <w:rFonts w:cs="Arial"/>
+          <w:rtl/>
+        </w:rPr>
+        <w:t xml:space="preserve"> </w:t>
+      </w:r>
+      <w:r>
+        <w:rPr>
+          <w:rFonts w:cs="Arial" w:hint="eastAsia"/>
+          <w:rtl/>
+        </w:rPr>
+        <w:t>ורכוש</w:t>
+      </w:r>
+      <w:r>
+        <w:rPr>
+          <w:rFonts w:cs="Arial"/>
+          <w:rtl/>
+        </w:rPr>
+        <w:t xml:space="preserve">, </w:t>
+      </w:r>
+      <w:r>
+        <w:rPr>
+          <w:rFonts w:cs="Arial" w:hint="eastAsia"/>
+          <w:rtl/>
+        </w:rPr>
+        <w:t>וכן</w:t>
+      </w:r>
+      <w:r>
+        <w:rPr>
+          <w:rFonts w:cs="Arial"/>
+          <w:rtl/>
+        </w:rPr>
+        <w:t xml:space="preserve"> </w:t>
+      </w:r>
+      <w:r>
+        <w:rPr>
+          <w:rFonts w:cs="Arial" w:hint="eastAsia"/>
+          <w:rtl/>
+        </w:rPr>
+        <w:t>תחומי</w:t>
+      </w:r>
+      <w:r>
+        <w:rPr>
+          <w:rFonts w:cs="Arial"/>
+          <w:rtl/>
+        </w:rPr>
+        <w:t xml:space="preserve"> </w:t>
+      </w:r>
+      <w:r>
+        <w:rPr>
+          <w:rFonts w:cs="Arial" w:hint="eastAsia"/>
+          <w:rtl/>
+        </w:rPr>
+        <w:t>צוואות</w:t>
+      </w:r>
+      <w:r>
+        <w:rPr>
+          <w:rFonts w:cs="Arial"/>
+          <w:rtl/>
+        </w:rPr>
+        <w:t xml:space="preserve"> </w:t>
+      </w:r>
+      <w:r>
+        <w:rPr>
+          <w:rFonts w:cs="Arial" w:hint="eastAsia"/>
+          <w:rtl/>
+        </w:rPr>
+        <w:t>והסכמי</w:t>
+      </w:r>
+      <w:r>
+        <w:rPr>
+          <w:rFonts w:cs="Arial"/>
+          <w:rtl/>
+        </w:rPr>
+        <w:t xml:space="preserve"> </w:t>
+      </w:r>
+      <w:r>
+        <w:rPr>
+          <w:rFonts w:cs="Arial" w:hint="eastAsia"/>
+          <w:rtl/>
+        </w:rPr>
+        <w:t>ממון</w:t>
+      </w:r>
+      <w:r>
+        <w:rPr>
+          <w:rFonts w:cs="Arial"/>
+          <w:rtl/>
+        </w:rPr>
+        <w:t xml:space="preserve">. </w:t>
+      </w:r>
+      <w:r>
+        <w:rPr>
+          <w:rFonts w:cs="Arial" w:hint="eastAsia"/>
+          <w:rtl/>
+        </w:rPr>
+        <w:t>המשרד</w:t>
+      </w:r>
+      <w:r>
+        <w:rPr>
+          <w:rFonts w:cs="Arial"/>
+          <w:rtl/>
+        </w:rPr>
+        <w:t xml:space="preserve"> </w:t>
+      </w:r>
+      <w:r>
+        <w:rPr>
+          <w:rFonts w:cs="Arial" w:hint="eastAsia"/>
+          <w:rtl/>
+        </w:rPr>
+        <w:t>מספק</w:t>
+      </w:r>
+      <w:r>
+        <w:rPr>
+          <w:rFonts w:cs="Arial"/>
+          <w:rtl/>
+        </w:rPr>
+        <w:t xml:space="preserve"> </w:t>
+      </w:r>
+      <w:r>
+        <w:rPr>
+          <w:rFonts w:cs="Arial" w:hint="eastAsia"/>
+          <w:rtl/>
+        </w:rPr>
+        <w:t>גם</w:t>
+      </w:r>
+      <w:r>
+        <w:rPr>
+          <w:rFonts w:cs="Arial"/>
+          <w:rtl/>
+        </w:rPr>
+        <w:t xml:space="preserve"> </w:t>
+      </w:r>
+      <w:r>
+        <w:rPr>
+          <w:rFonts w:cs="Arial" w:hint="eastAsia"/>
+          <w:rtl/>
+        </w:rPr>
+        <w:t>שירותי</w:t>
+      </w:r>
+      <w:r>
+        <w:rPr>
+          <w:rFonts w:cs="Arial"/>
+          <w:rtl/>
+        </w:rPr>
+        <w:t xml:space="preserve"> </w:t>
+      </w:r>
+      <w:r>
+        <w:rPr>
+          <w:rFonts w:cs="Arial" w:hint="eastAsia"/>
+          <w:rtl/>
+        </w:rPr>
+        <w:t>גישור</w:t>
+      </w:r>
+      <w:r>
+        <w:rPr>
+          <w:rFonts w:cs="Arial"/>
+          <w:rtl/>
+        </w:rPr>
+        <w:t xml:space="preserve"> </w:t>
+      </w:r>
+      <w:r>
+        <w:rPr>
+          <w:rFonts w:cs="Arial" w:hint="eastAsia"/>
+          <w:rtl/>
+        </w:rPr>
+        <w:t>וניהול</w:t>
+      </w:r>
+      <w:r>
+        <w:rPr>
+          <w:rFonts w:cs="Arial"/>
+          <w:rtl/>
+        </w:rPr>
+        <w:t xml:space="preserve"> </w:t>
+      </w:r>
+      <w:r>
+        <w:rPr>
+          <w:rFonts w:cs="Arial" w:hint="eastAsia"/>
+          <w:rtl/>
+        </w:rPr>
+        <w:t>סכסוכים</w:t>
+      </w:r>
+      <w:r>
+        <w:rPr>
+          <w:rFonts w:cs="Arial"/>
+          <w:rtl/>
+        </w:rPr>
+        <w:t xml:space="preserve"> </w:t>
+      </w:r>
+      <w:r>
+        <w:rPr>
+          <w:rFonts w:cs="Arial" w:hint="eastAsia"/>
+          <w:rtl/>
+        </w:rPr>
+        <w:t>משפטיים</w:t>
+      </w:r>
+      <w:r>
+        <w:rPr>
+          <w:rFonts w:cs="Arial"/>
+          <w:rtl/>
+        </w:rPr>
+        <w:t xml:space="preserve">, </w:t>
+      </w:r>
+      <w:r>
+        <w:rPr>
+          <w:rFonts w:cs="Arial" w:hint="eastAsia"/>
+          <w:rtl/>
+        </w:rPr>
+        <w:t>בגישה</w:t>
+      </w:r>
+      <w:r>
+        <w:rPr>
+          <w:rFonts w:cs="Arial"/>
+          <w:rtl/>
+        </w:rPr>
+        <w:t xml:space="preserve"> </w:t>
+      </w:r>
+      <w:r>
+        <w:rPr>
+          <w:rFonts w:cs="Arial" w:hint="eastAsia"/>
+          <w:rtl/>
+        </w:rPr>
+        <w:t>אסטרטגית</w:t>
+      </w:r>
+      <w:r>
+        <w:rPr>
+          <w:rFonts w:cs="Arial"/>
+          <w:rtl/>
+        </w:rPr>
+        <w:t xml:space="preserve">, </w:t>
+      </w:r>
+      <w:r>
+        <w:rPr>
+          <w:rFonts w:cs="Arial" w:hint="eastAsia"/>
+          <w:rtl/>
+        </w:rPr>
+        <w:t>יעילה</w:t>
+      </w:r>
+      <w:r>
+        <w:rPr>
+          <w:rFonts w:cs="Arial"/>
+          <w:rtl/>
+        </w:rPr>
+        <w:t xml:space="preserve"> </w:t>
+      </w:r>
+      <w:r>
+        <w:rPr>
+          <w:rFonts w:cs="Arial" w:hint="eastAsia"/>
+          <w:rtl/>
+        </w:rPr>
+        <w:t>ויצירתית</w:t>
+      </w:r>
+      <w:r>
+        <w:rPr>
+          <w:rFonts w:cs="Arial" w:hint="cs"/>
+          <w:rtl/>
+        </w:rPr>
+        <w:t>.</w:t>
+      </w:r>
+      <w:r>
+        <w:rPr>
+          <w:rFonts w:cs="Arial" w:hint="cs"/>
+          <w:rtl/>
+        </w:rPr>
+        <w:t xml:space="preserve"> </w:t>
+      </w:r>
+      <w:r>
+        <w:rPr>
+          <w:rFonts w:cs="Arial" w:hint="eastAsia"/>
+          <w:rtl/>
+        </w:rPr>
+        <w:t>תחום</w:t>
+      </w:r>
+      <w:r>
+        <w:rPr>
+          <w:rFonts w:cs="Arial"/>
+          <w:rtl/>
+        </w:rPr>
+        <w:t xml:space="preserve"> </w:t>
+      </w:r>
+      <w:r>
+        <w:rPr>
+          <w:rFonts w:cs="Arial" w:hint="eastAsia"/>
+          <w:rtl/>
+        </w:rPr>
+        <w:t>הבתים</w:t>
+      </w:r>
+      <w:r>
+        <w:rPr>
+          <w:rFonts w:cs="Arial"/>
+          <w:rtl/>
+        </w:rPr>
+        <w:t xml:space="preserve"> </w:t>
+      </w:r>
+      <w:r>
+        <w:rPr>
+          <w:rFonts w:cs="Arial" w:hint="eastAsia"/>
+          <w:rtl/>
+        </w:rPr>
+        <w:t>המשותפים</w:t>
+      </w:r>
+      <w:r>
+        <w:rPr>
+          <w:rFonts w:cs="Arial"/>
+          <w:rtl/>
+        </w:rPr>
+        <w:t xml:space="preserve"> </w:t>
+      </w:r>
+      <w:r>
+        <w:rPr>
+          <w:rFonts w:cs="Arial" w:hint="eastAsia"/>
+          <w:rtl/>
+        </w:rPr>
+        <w:t>נמצא</w:t>
+      </w:r>
+      <w:r>
+        <w:rPr>
+          <w:rFonts w:cs="Arial"/>
+          <w:rtl/>
+        </w:rPr>
+        <w:t xml:space="preserve"> </w:t>
+      </w:r>
+      <w:r>
+        <w:rPr>
+          <w:rFonts w:cs="Arial" w:hint="eastAsia"/>
+          <w:rtl/>
+        </w:rPr>
+        <w:t>בליבת</w:t>
+      </w:r>
+      <w:r>
+        <w:rPr>
+          <w:rFonts w:cs="Arial"/>
+          <w:rtl/>
+        </w:rPr>
+        <w:t xml:space="preserve"> </w:t>
+      </w:r>
+      <w:r>
+        <w:rPr>
+          <w:rFonts w:cs="Arial" w:hint="eastAsia"/>
+          <w:rtl/>
+        </w:rPr>
+        <w:t>הפעילות</w:t>
+      </w:r>
+      <w:r>
+        <w:rPr>
+          <w:rFonts w:cs="Arial"/>
+          <w:rtl/>
+        </w:rPr>
+        <w:t xml:space="preserve"> </w:t>
+      </w:r>
+      <w:r>
+        <w:rPr>
+          <w:rFonts w:cs="Arial" w:hint="eastAsia"/>
+          <w:rtl/>
+        </w:rPr>
+        <w:t>של</w:t>
+      </w:r>
+      <w:r>
+        <w:rPr>
+          <w:rFonts w:cs="Arial"/>
+          <w:rtl/>
+        </w:rPr>
+        <w:t xml:space="preserve"> </w:t>
+      </w:r>
+      <w:r>
+        <w:rPr>
+          <w:rFonts w:cs="Arial" w:hint="eastAsia"/>
+          <w:rtl/>
+        </w:rPr>
+        <w:t>המשרד</w:t>
+      </w:r>
+      <w:r>
+        <w:rPr>
+          <w:rFonts w:cs="Arial"/>
+          <w:rtl/>
+        </w:rPr>
+        <w:t xml:space="preserve">, </w:t>
+      </w:r>
+      <w:r>
+        <w:rPr>
+          <w:rFonts w:cs="Arial" w:hint="eastAsia"/>
+          <w:rtl/>
+        </w:rPr>
+        <w:t>והוא</w:t>
+      </w:r>
+      <w:r>
+        <w:rPr>
+          <w:rFonts w:cs="Arial"/>
+          <w:rtl/>
+        </w:rPr>
+        <w:t xml:space="preserve"> </w:t>
+      </w:r>
+      <w:r>
+        <w:rPr>
+          <w:rFonts w:cs="Arial" w:hint="eastAsia"/>
+          <w:rtl/>
+        </w:rPr>
+        <w:t>נמנה</w:t>
+      </w:r>
+      <w:r>
+        <w:rPr>
+          <w:rFonts w:cs="Arial"/>
+          <w:rtl/>
+        </w:rPr>
+        <w:t xml:space="preserve"> </w:t>
+      </w:r>
+      <w:r>
+        <w:rPr>
+          <w:rFonts w:cs="Arial" w:hint="eastAsia"/>
+          <w:rtl/>
+        </w:rPr>
+        <w:t>עם</w:t>
+      </w:r>
+      <w:r>
+        <w:rPr>
+          <w:rFonts w:cs="Arial"/>
+          <w:rtl/>
+        </w:rPr>
+        <w:t xml:space="preserve"> </w:t>
+      </w:r>
+      <w:r>
+        <w:rPr>
+          <w:rFonts w:cs="Arial" w:hint="eastAsia"/>
+          <w:rtl/>
+        </w:rPr>
+        <w:t>המשרדים</w:t>
+      </w:r>
+      <w:r>
+        <w:rPr>
+          <w:rFonts w:cs="Arial"/>
+          <w:rtl/>
+        </w:rPr>
+        <w:t xml:space="preserve"> </w:t>
+      </w:r>
+      <w:r>
+        <w:rPr>
+          <w:rFonts w:cs="Arial" w:hint="eastAsia"/>
+          <w:rtl/>
+        </w:rPr>
+        <w:t>הבולטים</w:t>
+      </w:r>
+      <w:r>
+        <w:rPr>
+          <w:rFonts w:cs="Arial"/>
+          <w:rtl/>
+        </w:rPr>
+        <w:t xml:space="preserve"> </w:t>
+      </w:r>
+      <w:r>
+        <w:rPr>
+          <w:rFonts w:cs="Arial" w:hint="eastAsia"/>
+          <w:rtl/>
+        </w:rPr>
+        <w:t>בישראל</w:t>
+      </w:r>
+      <w:r>
+        <w:rPr>
+          <w:rFonts w:cs="Arial"/>
+          <w:rtl/>
+        </w:rPr>
+        <w:t xml:space="preserve"> </w:t>
+      </w:r>
+      <w:r>
+        <w:rPr>
+          <w:rFonts w:cs="Arial" w:hint="eastAsia"/>
+          <w:rtl/>
+        </w:rPr>
+        <w:t>בייצוג</w:t>
+      </w:r>
+      <w:r>
+        <w:rPr>
+          <w:rFonts w:cs="Arial"/>
+          <w:rtl/>
+        </w:rPr>
+        <w:t xml:space="preserve"> </w:t>
+      </w:r>
+      <w:r>
+        <w:rPr>
+          <w:rFonts w:cs="Arial" w:hint="eastAsia"/>
+          <w:rtl/>
+        </w:rPr>
+        <w:t>דיירים</w:t>
+      </w:r>
+      <w:r>
+        <w:rPr>
+          <w:rFonts w:cs="Arial"/>
+          <w:rtl/>
+        </w:rPr>
+        <w:t xml:space="preserve">, </w:t>
+      </w:r>
+      <w:r>
+        <w:rPr>
+          <w:rFonts w:cs="Arial" w:hint="eastAsia"/>
+          <w:rtl/>
+        </w:rPr>
+        <w:t>נציגויות</w:t>
+      </w:r>
+      <w:r>
+        <w:rPr>
+          <w:rFonts w:cs="Arial"/>
+          <w:rtl/>
+        </w:rPr>
+        <w:t xml:space="preserve"> </w:t>
+      </w:r>
+      <w:r>
+        <w:rPr>
+          <w:rFonts w:cs="Arial" w:hint="eastAsia"/>
+          <w:rtl/>
+        </w:rPr>
+        <w:t>בתים</w:t>
+      </w:r>
+      <w:r>
+        <w:rPr>
+          <w:rFonts w:cs="Arial"/>
+          <w:rtl/>
+        </w:rPr>
+        <w:t xml:space="preserve"> </w:t>
+      </w:r>
+      <w:r>
+        <w:rPr>
+          <w:rFonts w:cs="Arial" w:hint="eastAsia"/>
+          <w:rtl/>
+        </w:rPr>
+        <w:t>ונפגעי</w:t>
+      </w:r>
+      <w:r>
+        <w:rPr>
+          <w:rFonts w:cs="Arial"/>
+          <w:rtl/>
+        </w:rPr>
+        <w:t xml:space="preserve"> </w:t>
+      </w:r>
+      <w:r>
+        <w:rPr>
+          <w:rFonts w:cs="Arial" w:hint="eastAsia"/>
+          <w:rtl/>
+        </w:rPr>
+        <w:t>סכסוכי</w:t>
+      </w:r>
+      <w:r>
+        <w:rPr>
+          <w:rFonts w:cs="Arial"/>
+          <w:rtl/>
+        </w:rPr>
+        <w:t xml:space="preserve"> </w:t>
+      </w:r>
+      <w:r>
+        <w:rPr>
+          <w:rFonts w:cs="Arial" w:hint="eastAsia"/>
+          <w:rtl/>
+        </w:rPr>
+        <w:t>שכנים</w:t>
+      </w:r>
+      <w:r>
+        <w:rPr>
+          <w:rFonts w:cs="Arial"/>
+          <w:rtl/>
+        </w:rPr>
+        <w:t xml:space="preserve"> – </w:t>
+      </w:r>
+      <w:r>
+        <w:rPr>
+          <w:rFonts w:cs="Arial" w:hint="eastAsia"/>
+          <w:rtl/>
+        </w:rPr>
+        <w:t>הן</w:t>
+      </w:r>
+      <w:r>
+        <w:rPr>
+          <w:rFonts w:cs="Arial"/>
+          <w:rtl/>
+        </w:rPr>
+        <w:t xml:space="preserve"> </w:t>
+      </w:r>
+      <w:r>
+        <w:rPr>
+          <w:rFonts w:cs="Arial" w:hint="eastAsia"/>
+          <w:rtl/>
+        </w:rPr>
+        <w:t>בפני</w:t>
+      </w:r>
+      <w:r>
+        <w:rPr>
+          <w:rFonts w:cs="Arial"/>
+          <w:rtl/>
+        </w:rPr>
+        <w:t xml:space="preserve"> </w:t>
+      </w:r>
+      <w:r>
+        <w:rPr>
+          <w:rFonts w:cs="Arial" w:hint="eastAsia"/>
+          <w:rtl/>
+        </w:rPr>
+        <w:t>המפקח</w:t>
+      </w:r>
+      <w:r>
+        <w:rPr>
+          <w:rFonts w:cs="Arial"/>
+          <w:rtl/>
+        </w:rPr>
+        <w:t xml:space="preserve"> </w:t>
+      </w:r>
+      <w:r>
+        <w:rPr>
+          <w:rFonts w:cs="Arial" w:hint="eastAsia"/>
+          <w:rtl/>
+        </w:rPr>
+        <w:t>על</w:t>
+      </w:r>
+      <w:r>
+        <w:rPr>
+          <w:rFonts w:cs="Arial"/>
+          <w:rtl/>
+        </w:rPr>
+        <w:t xml:space="preserve"> </w:t>
+      </w:r>
+      <w:r>
+        <w:rPr>
+          <w:rFonts w:cs="Arial" w:hint="eastAsia"/>
+          <w:rtl/>
+        </w:rPr>
+        <w:t>רישום</w:t>
+      </w:r>
+      <w:r>
+        <w:rPr>
+          <w:rFonts w:cs="Arial"/>
+          <w:rtl/>
+        </w:rPr>
+        <w:t xml:space="preserve"> </w:t>
+      </w:r>
+      <w:r>
+        <w:rPr>
+          <w:rFonts w:cs="Arial" w:hint="eastAsia"/>
+          <w:rtl/>
+        </w:rPr>
+        <w:t>מקרקעין</w:t>
+      </w:r>
+      <w:r>
+        <w:rPr>
+          <w:rFonts w:cs="Arial"/>
+          <w:rtl/>
+        </w:rPr>
+        <w:t xml:space="preserve"> </w:t>
+      </w:r>
+      <w:r>
+        <w:rPr>
+          <w:rFonts w:cs="Arial" w:hint="eastAsia"/>
+          <w:rtl/>
+        </w:rPr>
+        <w:t>והן</w:t>
+      </w:r>
+      <w:r>
+        <w:rPr>
+          <w:rFonts w:cs="Arial"/>
+          <w:rtl/>
+        </w:rPr>
+        <w:t xml:space="preserve"> </w:t>
+      </w:r>
+      <w:r>
+        <w:rPr>
+          <w:rFonts w:cs="Arial" w:hint="eastAsia"/>
+          <w:rtl/>
+        </w:rPr>
+        <w:t>בבתי</w:t>
+      </w:r>
+      <w:r>
+        <w:rPr>
+          <w:rFonts w:cs="Arial"/>
+          <w:rtl/>
+        </w:rPr>
+        <w:t xml:space="preserve"> </w:t>
+      </w:r>
+      <w:r>
+        <w:rPr>
+          <w:rFonts w:cs="Arial" w:hint="eastAsia"/>
+          <w:rtl/>
+        </w:rPr>
+        <w:t>המשפט</w:t>
+      </w:r>
+      <w:r>
+        <w:rPr>
+          <w:rFonts w:cs="Arial"/>
+          <w:rtl/>
         </w:rPr>
         <w:t>.</w:t>
       </w:r>
     </w:p>
     <w:p>
       <w:pPr>
-        <w:tabs>
-          <w:tab w:val="left" w:pos="3444"/>
-        </w:tabs>
         <w:bidi/>
-        <w:spacing w:line="360" w:lineRule="auto"/>
-        <w:jc w:val="both"/>
-        <w:rPr>
-          <w:rFonts w:ascii="David" w:hAnsi="David" w:cs="David"/>
-        </w:rPr>
-      </w:pPr>
-      <w:r>
-        <w:rPr>
-          <w:rFonts w:ascii="David" w:hAnsi="David" w:cs="David"/>
+        <w:rPr>
+          <w:rFonts w:cs="Arial"/>
           <w:b/>
           <w:bCs/>
           <w:rtl/>
         </w:rPr>
-        <w:t>תחום הבתים המשותפים נמצא בליבת הפעילות של המשרד</w:t>
-      </w:r>
-      <w:r>
-        <w:rPr>
-          <w:rFonts w:ascii="David" w:hAnsi="David" w:cs="David"/>
-          <w:rtl/>
-        </w:rPr>
-        <w:t>, והוא נחשב לאחד המשרדים המובילים בישראל בייצוג דיירים, נציגויות בתים ונפגעי סכסוכי שכנים – הן בפני המפקח על רישום מקרקעין והן בבתי המשפט</w:t>
-      </w:r>
-      <w:r>
-        <w:rPr>
-          <w:rFonts w:ascii="David" w:hAnsi="David" w:cs="David"/>
-        </w:rPr>
-        <w:t>.</w:t>
+      </w:pPr>
+      <w:r>
+        <w:rPr>
+          <w:rFonts w:cs="Arial" w:hint="eastAsia"/>
+          <w:b/>
+          <w:bCs/>
+          <w:rtl/>
+        </w:rPr>
+        <w:t>ייחודיות</w:t>
+      </w:r>
+      <w:r>
+        <w:rPr>
+          <w:rFonts w:cs="Arial"/>
+          <w:b/>
+          <w:bCs/>
+          <w:rtl/>
+        </w:rPr>
+        <w:t xml:space="preserve"> </w:t>
+      </w:r>
+      <w:r>
+        <w:rPr>
+          <w:rFonts w:cs="Arial" w:hint="eastAsia"/>
+          <w:b/>
+          <w:bCs/>
+          <w:rtl/>
+        </w:rPr>
+        <w:t>המשרד</w:t>
+      </w:r>
+      <w:r>
+        <w:rPr>
+          <w:rFonts w:cs="Arial"/>
+          <w:b/>
+          <w:bCs/>
+          <w:rtl/>
+        </w:rPr>
+        <w:t xml:space="preserve"> </w:t>
+      </w:r>
+      <w:r>
+        <w:rPr>
+          <w:rFonts w:cs="Arial" w:hint="cs"/>
+          <w:b/>
+          <w:bCs/>
+          <w:rtl/>
+        </w:rPr>
+        <w:t xml:space="preserve">: </w:t>
       </w:r>
     </w:p>
     <w:p>
       <w:pPr>
-        <w:tabs>
-          <w:tab w:val="left" w:pos="3444"/>
-        </w:tabs>
         <w:bidi/>
-        <w:spacing w:line="360" w:lineRule="auto"/>
-        <w:jc w:val="both"/>
-        <w:rPr>
-          <w:rFonts w:ascii="David" w:hAnsi="David" w:cs="David"/>
+        <w:rPr>
+          <w:rFonts w:cs="Arial"/>
+          <w:rtl/>
         </w:rPr>
       </w:pPr>
       <w:r>
         <w:rPr>
-          <w:rFonts w:ascii="David" w:hAnsi="David" w:cs="David"/>
-          <w:rtl/>
-        </w:rPr>
-        <w:t xml:space="preserve">החזון שלנו: </w:t>
-      </w:r>
-      <w:r>
-        <w:rPr>
-          <w:rFonts w:ascii="David" w:hAnsi="David" w:cs="David"/>
+          <w:rFonts w:cs="Arial" w:hint="eastAsia"/>
           <w:b/>
           <w:bCs/>
           <w:rtl/>
         </w:rPr>
-        <w:t>ללוות את לקוחותינו בפתרון אתגרים משפטיים מתוך הבנה עמוקה של הצרכים האישיים והמשפטיים שלהם</w:t>
-      </w:r>
-      <w:r>
-        <w:rPr>
-          <w:rFonts w:ascii="David" w:hAnsi="David" w:cs="David"/>
-          <w:rtl/>
-        </w:rPr>
-        <w:t>. אנו פועלים במקצועיות ובשיקול דעת, במטרה לחסוך ללקוח זמן, כסף והתמודדות מיותרת עם הליכים סבוכים</w:t>
-      </w:r>
-      <w:r>
-        <w:rPr>
-          <w:rFonts w:ascii="David" w:hAnsi="David" w:cs="David"/>
+        <w:t>המרכז</w:t>
+      </w:r>
+      <w:r>
+        <w:rPr>
+          <w:rFonts w:cs="Arial"/>
+          <w:b/>
+          <w:bCs/>
+          <w:rtl/>
+        </w:rPr>
+        <w:t xml:space="preserve"> </w:t>
+      </w:r>
+      <w:r>
+        <w:rPr>
+          <w:rFonts w:cs="Arial" w:hint="eastAsia"/>
+          <w:b/>
+          <w:bCs/>
+          <w:rtl/>
+        </w:rPr>
+        <w:t>ליישוב</w:t>
+      </w:r>
+      <w:r>
+        <w:rPr>
+          <w:rFonts w:cs="Arial"/>
+          <w:b/>
+          <w:bCs/>
+          <w:rtl/>
+        </w:rPr>
+        <w:t xml:space="preserve"> </w:t>
+      </w:r>
+      <w:r>
+        <w:rPr>
+          <w:rFonts w:cs="Arial" w:hint="eastAsia"/>
+          <w:b/>
+          <w:bCs/>
+          <w:rtl/>
+        </w:rPr>
+        <w:t>סכסוכי</w:t>
+      </w:r>
+      <w:r>
+        <w:rPr>
+          <w:rFonts w:cs="Arial"/>
+          <w:b/>
+          <w:bCs/>
+          <w:rtl/>
+        </w:rPr>
+        <w:t xml:space="preserve"> </w:t>
+      </w:r>
+      <w:r>
+        <w:rPr>
+          <w:rFonts w:cs="Arial" w:hint="eastAsia"/>
+          <w:b/>
+          <w:bCs/>
+          <w:rtl/>
+        </w:rPr>
+        <w:t>שכנים</w:t>
+      </w:r>
+      <w:r>
+        <w:rPr>
+          <w:rFonts w:cs="Arial"/>
+          <w:b/>
+          <w:bCs/>
+          <w:rtl/>
+        </w:rPr>
+        <w:t xml:space="preserve"> "</w:t>
+      </w:r>
+      <w:r>
+        <w:rPr>
+          <w:rFonts w:cs="Arial" w:hint="eastAsia"/>
+          <w:b/>
+          <w:bCs/>
+          <w:rtl/>
+        </w:rPr>
+        <w:t>שיפוטי</w:t>
+      </w:r>
+      <w:r>
+        <w:rPr>
+          <w:rFonts w:cs="Arial"/>
+          <w:b/>
+          <w:bCs/>
+          <w:rtl/>
+        </w:rPr>
+        <w:t>"</w:t>
+      </w:r>
+      <w:r>
+        <w:rPr>
+          <w:rFonts w:cs="Arial" w:hint="cs"/>
+          <w:rtl/>
+        </w:rPr>
+        <w:t>-</w:t>
+      </w:r>
+      <w:r>
+        <w:rPr>
+          <w:rFonts w:cs="Arial" w:hint="cs"/>
+          <w:rtl/>
+        </w:rPr>
+        <w:t xml:space="preserve"> </w:t>
+      </w:r>
+      <w:r>
+        <w:rPr>
+          <w:rFonts w:cs="Arial" w:hint="eastAsia"/>
+          <w:rtl/>
+        </w:rPr>
+        <w:t>במסגרת</w:t>
+      </w:r>
+      <w:r>
+        <w:rPr>
+          <w:rFonts w:cs="Arial"/>
+          <w:rtl/>
+        </w:rPr>
+        <w:t xml:space="preserve"> </w:t>
+      </w:r>
+      <w:r>
+        <w:rPr>
+          <w:rFonts w:cs="Arial" w:hint="eastAsia"/>
+          <w:rtl/>
+        </w:rPr>
+        <w:t>פעילות</w:t>
+      </w:r>
+      <w:r>
+        <w:rPr>
+          <w:rFonts w:cs="Arial"/>
+          <w:rtl/>
+        </w:rPr>
+        <w:t xml:space="preserve"> </w:t>
+      </w:r>
+      <w:r>
+        <w:rPr>
+          <w:rFonts w:cs="Arial" w:hint="eastAsia"/>
+          <w:rtl/>
+        </w:rPr>
+        <w:t>המשרד</w:t>
+      </w:r>
+      <w:r>
+        <w:rPr>
+          <w:rFonts w:cs="Arial"/>
+          <w:rtl/>
+        </w:rPr>
+        <w:t xml:space="preserve"> </w:t>
+      </w:r>
+      <w:r>
+        <w:rPr>
+          <w:rFonts w:cs="Arial" w:hint="eastAsia"/>
+          <w:rtl/>
+        </w:rPr>
+        <w:t>פועל</w:t>
+      </w:r>
+      <w:r>
+        <w:rPr>
+          <w:rFonts w:cs="Arial"/>
+          <w:rtl/>
+        </w:rPr>
+        <w:t xml:space="preserve"> </w:t>
+      </w:r>
+      <w:r>
+        <w:rPr>
+          <w:rFonts w:cs="Arial" w:hint="eastAsia"/>
+          <w:rtl/>
+        </w:rPr>
+        <w:t>המרכז</w:t>
+      </w:r>
+      <w:r>
+        <w:rPr>
+          <w:rFonts w:cs="Arial"/>
+          <w:rtl/>
+        </w:rPr>
+        <w:t xml:space="preserve"> </w:t>
+      </w:r>
+      <w:r>
+        <w:rPr>
+          <w:rFonts w:cs="Arial" w:hint="eastAsia"/>
+          <w:rtl/>
+        </w:rPr>
+        <w:t>ליישוב</w:t>
+      </w:r>
+      <w:r>
+        <w:rPr>
+          <w:rFonts w:cs="Arial"/>
+          <w:rtl/>
+        </w:rPr>
+        <w:t xml:space="preserve"> </w:t>
+      </w:r>
+      <w:r>
+        <w:rPr>
+          <w:rFonts w:cs="Arial" w:hint="eastAsia"/>
+          <w:rtl/>
+        </w:rPr>
+        <w:t>סכסוכי</w:t>
+      </w:r>
+      <w:r>
+        <w:rPr>
+          <w:rFonts w:cs="Arial"/>
+          <w:rtl/>
+        </w:rPr>
+        <w:t xml:space="preserve"> </w:t>
+      </w:r>
+      <w:r>
+        <w:rPr>
+          <w:rFonts w:cs="Arial" w:hint="eastAsia"/>
+          <w:rtl/>
+        </w:rPr>
+        <w:t>שכנים</w:t>
+      </w:r>
+      <w:r>
+        <w:rPr>
+          <w:rFonts w:cs="Arial" w:hint="cs"/>
+          <w:rtl/>
+        </w:rPr>
+        <w:t xml:space="preserve"> </w:t>
+      </w:r>
+      <w:r>
+        <w:rPr>
+          <w:rFonts w:cs="Arial"/>
+          <w:rtl/>
+        </w:rPr>
+        <w:t xml:space="preserve">– </w:t>
+      </w:r>
+      <w:r>
+        <w:rPr>
+          <w:rFonts w:cs="Arial" w:hint="cs"/>
+          <w:rtl/>
+        </w:rPr>
+        <w:t xml:space="preserve">זהו </w:t>
+      </w:r>
+      <w:r>
+        <w:rPr>
+          <w:rFonts w:cs="Arial" w:hint="eastAsia"/>
+          <w:rtl/>
+        </w:rPr>
+        <w:t>מסלול</w:t>
+      </w:r>
+      <w:r>
+        <w:rPr>
+          <w:rFonts w:cs="Arial"/>
+          <w:rtl/>
+        </w:rPr>
+        <w:t xml:space="preserve"> </w:t>
+      </w:r>
+      <w:r>
+        <w:rPr>
+          <w:rFonts w:cs="Arial" w:hint="eastAsia"/>
+          <w:rtl/>
+        </w:rPr>
+        <w:t>חדשני</w:t>
+      </w:r>
+      <w:r>
+        <w:rPr>
+          <w:rFonts w:cs="Arial"/>
+          <w:rtl/>
+        </w:rPr>
+        <w:t xml:space="preserve"> </w:t>
+      </w:r>
+      <w:r>
+        <w:rPr>
+          <w:rFonts w:cs="Arial" w:hint="eastAsia"/>
+          <w:rtl/>
+        </w:rPr>
+        <w:t>ומהיר</w:t>
+      </w:r>
+      <w:r>
+        <w:rPr>
+          <w:rFonts w:cs="Arial"/>
+          <w:rtl/>
+        </w:rPr>
+        <w:t xml:space="preserve"> </w:t>
+      </w:r>
+      <w:r>
+        <w:rPr>
+          <w:rFonts w:cs="Arial" w:hint="eastAsia"/>
+          <w:rtl/>
+        </w:rPr>
+        <w:t>לפתרון</w:t>
+      </w:r>
+      <w:r>
+        <w:rPr>
+          <w:rFonts w:cs="Arial"/>
+          <w:rtl/>
+        </w:rPr>
+        <w:t xml:space="preserve"> </w:t>
+      </w:r>
+      <w:r>
+        <w:rPr>
+          <w:rFonts w:cs="Arial" w:hint="eastAsia"/>
+          <w:rtl/>
+        </w:rPr>
+        <w:t>סכסוכים</w:t>
+      </w:r>
+      <w:r>
+        <w:rPr>
+          <w:rFonts w:cs="Arial" w:hint="cs"/>
+          <w:rtl/>
+        </w:rPr>
+        <w:t xml:space="preserve"> שונים</w:t>
+      </w:r>
+      <w:r>
+        <w:rPr>
+          <w:rFonts w:cs="Arial" w:hint="cs"/>
+          <w:rtl/>
+        </w:rPr>
+        <w:t xml:space="preserve"> בין שכנים ובין קבלנים לרוכשים</w:t>
+      </w:r>
+      <w:r>
+        <w:rPr>
+          <w:rFonts w:cs="Arial" w:hint="cs"/>
+          <w:rtl/>
+        </w:rPr>
+        <w:t xml:space="preserve">. </w:t>
+      </w:r>
+      <w:r>
+        <w:rPr>
+          <w:rFonts w:cs="Arial" w:hint="cs"/>
+          <w:rtl/>
+        </w:rPr>
+        <w:t>מרכז זה</w:t>
+      </w:r>
+      <w:r>
+        <w:rPr>
+          <w:rFonts w:cs="Arial" w:hint="cs"/>
+          <w:rtl/>
+        </w:rPr>
+        <w:t xml:space="preserve"> </w:t>
+      </w:r>
+      <w:r>
+        <w:rPr>
+          <w:rFonts w:cs="Arial" w:hint="cs"/>
+          <w:rtl/>
+        </w:rPr>
+        <w:t>הינו ייחודי, שכן</w:t>
+      </w:r>
+      <w:r>
+        <w:rPr>
+          <w:rFonts w:cs="Arial" w:hint="cs"/>
+          <w:rtl/>
+        </w:rPr>
+        <w:t xml:space="preserve"> </w:t>
+      </w:r>
+      <w:r>
+        <w:rPr>
+          <w:rFonts w:cs="Arial" w:hint="cs"/>
+          <w:rtl/>
+        </w:rPr>
+        <w:t>במסלול זה ניתן</w:t>
+      </w:r>
+      <w:r>
+        <w:rPr>
+          <w:rFonts w:cs="Arial"/>
+          <w:rtl/>
+        </w:rPr>
+        <w:t xml:space="preserve"> </w:t>
+      </w:r>
+      <w:r>
+        <w:rPr>
+          <w:rFonts w:cs="Arial" w:hint="eastAsia"/>
+          <w:rtl/>
+        </w:rPr>
+        <w:t>להתחיל</w:t>
+      </w:r>
+      <w:r>
+        <w:rPr>
+          <w:rFonts w:cs="Arial"/>
+          <w:rtl/>
+        </w:rPr>
+        <w:t xml:space="preserve"> </w:t>
+      </w:r>
+      <w:r>
+        <w:rPr>
+          <w:rFonts w:cs="Arial" w:hint="eastAsia"/>
+          <w:rtl/>
+        </w:rPr>
+        <w:t>יישוב</w:t>
+      </w:r>
+      <w:r>
+        <w:rPr>
+          <w:rFonts w:cs="Arial"/>
+          <w:rtl/>
+        </w:rPr>
+        <w:t xml:space="preserve"> </w:t>
+      </w:r>
+      <w:r>
+        <w:rPr>
+          <w:rFonts w:cs="Arial" w:hint="eastAsia"/>
+          <w:rtl/>
+        </w:rPr>
+        <w:t>סכסוך</w:t>
+      </w:r>
+      <w:r>
+        <w:rPr>
+          <w:rFonts w:cs="Arial"/>
+          <w:rtl/>
+        </w:rPr>
+        <w:t xml:space="preserve"> </w:t>
+      </w:r>
+      <w:r>
+        <w:rPr>
+          <w:rFonts w:cs="Arial" w:hint="eastAsia"/>
+          <w:rtl/>
+        </w:rPr>
+        <w:t>גם</w:t>
+      </w:r>
+      <w:r>
+        <w:rPr>
+          <w:rFonts w:cs="Arial"/>
+          <w:rtl/>
+        </w:rPr>
+        <w:t xml:space="preserve"> </w:t>
+      </w:r>
+      <w:r>
+        <w:rPr>
+          <w:rFonts w:cs="Arial" w:hint="eastAsia"/>
+          <w:rtl/>
+        </w:rPr>
+        <w:t>ביוזמת</w:t>
+      </w:r>
+      <w:r>
+        <w:rPr>
+          <w:rFonts w:cs="Arial"/>
+          <w:rtl/>
+        </w:rPr>
+        <w:t xml:space="preserve"> </w:t>
+      </w:r>
+      <w:r>
+        <w:rPr>
+          <w:rFonts w:cs="Arial" w:hint="eastAsia"/>
+          <w:rtl/>
+        </w:rPr>
+        <w:t>צד</w:t>
+      </w:r>
+      <w:r>
+        <w:rPr>
+          <w:rFonts w:cs="Arial"/>
+          <w:rtl/>
+        </w:rPr>
+        <w:t xml:space="preserve"> </w:t>
+      </w:r>
+      <w:r>
+        <w:rPr>
+          <w:rFonts w:cs="Arial" w:hint="eastAsia"/>
+          <w:rtl/>
+        </w:rPr>
+        <w:t>אחד</w:t>
+      </w:r>
+      <w:r>
+        <w:rPr>
+          <w:rFonts w:cs="Arial"/>
+          <w:rtl/>
+        </w:rPr>
+        <w:t xml:space="preserve"> </w:t>
+      </w:r>
+      <w:r>
+        <w:rPr>
+          <w:rFonts w:cs="Arial" w:hint="eastAsia"/>
+          <w:rtl/>
+        </w:rPr>
+        <w:t>בלבד</w:t>
+      </w:r>
+      <w:r>
+        <w:rPr>
+          <w:rFonts w:cs="Arial"/>
+          <w:rtl/>
+        </w:rPr>
+        <w:t xml:space="preserve">, </w:t>
+      </w:r>
+      <w:r>
+        <w:rPr>
+          <w:rFonts w:cs="Arial" w:hint="eastAsia"/>
+          <w:rtl/>
+        </w:rPr>
+        <w:t>עוד</w:t>
+      </w:r>
+      <w:r>
+        <w:rPr>
+          <w:rFonts w:cs="Arial"/>
+          <w:rtl/>
+        </w:rPr>
+        <w:t xml:space="preserve"> </w:t>
+      </w:r>
+      <w:r>
+        <w:rPr>
+          <w:rFonts w:cs="Arial" w:hint="eastAsia"/>
+          <w:rtl/>
+        </w:rPr>
+        <w:t>לפני</w:t>
+      </w:r>
+      <w:r>
+        <w:rPr>
+          <w:rFonts w:cs="Arial"/>
+          <w:rtl/>
+        </w:rPr>
+        <w:t xml:space="preserve"> </w:t>
+      </w:r>
+      <w:r>
+        <w:rPr>
+          <w:rFonts w:cs="Arial" w:hint="eastAsia"/>
+          <w:rtl/>
+        </w:rPr>
+        <w:t>פנייה</w:t>
+      </w:r>
+      <w:r>
+        <w:rPr>
+          <w:rFonts w:cs="Arial"/>
+          <w:rtl/>
+        </w:rPr>
+        <w:t xml:space="preserve"> </w:t>
+      </w:r>
+      <w:r>
+        <w:rPr>
+          <w:rFonts w:cs="Arial" w:hint="cs"/>
+          <w:rtl/>
+        </w:rPr>
+        <w:t xml:space="preserve">(כתב תביעה) </w:t>
+      </w:r>
+      <w:r>
+        <w:rPr>
+          <w:rFonts w:cs="Arial" w:hint="cs"/>
+          <w:rtl/>
+        </w:rPr>
+        <w:t>ל</w:t>
+      </w:r>
+      <w:r>
+        <w:rPr>
+          <w:rFonts w:cs="Arial" w:hint="eastAsia"/>
+          <w:rtl/>
+        </w:rPr>
+        <w:t>בית</w:t>
+      </w:r>
+      <w:r>
+        <w:rPr>
+          <w:rFonts w:cs="Arial"/>
+          <w:rtl/>
+        </w:rPr>
+        <w:t xml:space="preserve"> </w:t>
+      </w:r>
+      <w:r>
+        <w:rPr>
+          <w:rFonts w:cs="Arial" w:hint="eastAsia"/>
+          <w:rtl/>
+        </w:rPr>
+        <w:t>משפט</w:t>
+      </w:r>
+      <w:r>
+        <w:rPr>
+          <w:rFonts w:cs="Arial" w:hint="cs"/>
+          <w:rtl/>
+        </w:rPr>
+        <w:t>/</w:t>
+      </w:r>
+      <w:r>
+        <w:rPr>
+          <w:rFonts w:cs="Arial"/>
+          <w:rtl/>
+        </w:rPr>
+        <w:t xml:space="preserve"> </w:t>
+      </w:r>
+      <w:r>
+        <w:rPr>
+          <w:rFonts w:cs="Arial" w:hint="eastAsia"/>
+          <w:rtl/>
+        </w:rPr>
+        <w:t>למפקחת</w:t>
+      </w:r>
+      <w:r>
+        <w:rPr>
+          <w:rFonts w:cs="Arial"/>
+          <w:rtl/>
+        </w:rPr>
+        <w:t xml:space="preserve">, </w:t>
+      </w:r>
+      <w:r>
+        <w:rPr>
+          <w:rFonts w:cs="Arial" w:hint="eastAsia"/>
+          <w:rtl/>
+        </w:rPr>
+        <w:t>ובכך</w:t>
+      </w:r>
+      <w:r>
+        <w:rPr>
+          <w:rFonts w:cs="Arial"/>
+          <w:rtl/>
+        </w:rPr>
+        <w:t xml:space="preserve"> </w:t>
+      </w:r>
+      <w:r>
+        <w:rPr>
+          <w:rFonts w:cs="Arial" w:hint="cs"/>
+          <w:rtl/>
+        </w:rPr>
+        <w:t>ל</w:t>
+      </w:r>
+      <w:r>
+        <w:rPr>
+          <w:rFonts w:cs="Arial" w:hint="eastAsia"/>
+          <w:rtl/>
+        </w:rPr>
+        <w:t>ח</w:t>
+      </w:r>
+      <w:r>
+        <w:rPr>
+          <w:rFonts w:cs="Arial" w:hint="cs"/>
+          <w:rtl/>
+        </w:rPr>
+        <w:t>סו</w:t>
+      </w:r>
+      <w:r>
+        <w:rPr>
+          <w:rFonts w:cs="Arial" w:hint="eastAsia"/>
+          <w:rtl/>
+        </w:rPr>
+        <w:t>ך</w:t>
+      </w:r>
+      <w:r>
+        <w:rPr>
+          <w:rFonts w:cs="Arial"/>
+          <w:rtl/>
+        </w:rPr>
+        <w:t xml:space="preserve"> </w:t>
+      </w:r>
+      <w:r>
+        <w:rPr>
+          <w:rFonts w:cs="Arial" w:hint="cs"/>
+          <w:rtl/>
+        </w:rPr>
+        <w:t>לצדדים</w:t>
+      </w:r>
+      <w:r>
+        <w:rPr>
+          <w:rFonts w:cs="Arial" w:hint="cs"/>
+          <w:rtl/>
+        </w:rPr>
+        <w:t xml:space="preserve"> </w:t>
+      </w:r>
+      <w:r>
+        <w:rPr>
+          <w:rFonts w:cs="Arial" w:hint="cs"/>
+          <w:rtl/>
+        </w:rPr>
+        <w:t>לסכסוך</w:t>
+      </w:r>
+      <w:r>
+        <w:rPr>
+          <w:rFonts w:cs="Arial"/>
+          <w:rtl/>
+        </w:rPr>
+        <w:t xml:space="preserve"> </w:t>
+      </w:r>
+      <w:r>
+        <w:rPr>
+          <w:rFonts w:cs="Arial" w:hint="eastAsia"/>
+          <w:rtl/>
+        </w:rPr>
+        <w:t>זמן</w:t>
+      </w:r>
+      <w:r>
+        <w:rPr>
+          <w:rFonts w:cs="Arial"/>
+          <w:rtl/>
+        </w:rPr>
+        <w:t xml:space="preserve"> </w:t>
+      </w:r>
+      <w:r>
+        <w:rPr>
+          <w:rFonts w:cs="Arial" w:hint="eastAsia"/>
+          <w:rtl/>
+        </w:rPr>
+        <w:t>יקר</w:t>
+      </w:r>
+      <w:r>
+        <w:rPr>
+          <w:rFonts w:cs="Arial"/>
+          <w:rtl/>
+        </w:rPr>
+        <w:t xml:space="preserve">, </w:t>
+      </w:r>
+      <w:r>
+        <w:rPr>
+          <w:rFonts w:cs="Arial" w:hint="eastAsia"/>
+          <w:rtl/>
+        </w:rPr>
+        <w:t>עלויות</w:t>
+      </w:r>
+      <w:r>
+        <w:rPr>
+          <w:rFonts w:cs="Arial"/>
+          <w:rtl/>
+        </w:rPr>
+        <w:t xml:space="preserve"> </w:t>
+      </w:r>
+      <w:r>
+        <w:rPr>
+          <w:rFonts w:cs="Arial" w:hint="eastAsia"/>
+          <w:rtl/>
+        </w:rPr>
+        <w:t>גבוהות</w:t>
+      </w:r>
+      <w:r>
+        <w:rPr>
+          <w:rFonts w:cs="Arial"/>
+          <w:rtl/>
+        </w:rPr>
+        <w:t xml:space="preserve"> </w:t>
+      </w:r>
+      <w:r>
+        <w:rPr>
+          <w:rFonts w:cs="Arial" w:hint="eastAsia"/>
+          <w:rtl/>
+        </w:rPr>
+        <w:t>והסלמה</w:t>
+      </w:r>
+      <w:r>
+        <w:rPr>
+          <w:rFonts w:cs="Arial"/>
+          <w:rtl/>
+        </w:rPr>
+        <w:t xml:space="preserve"> </w:t>
+      </w:r>
+      <w:r>
+        <w:rPr>
+          <w:rFonts w:cs="Arial" w:hint="eastAsia"/>
+          <w:rtl/>
+        </w:rPr>
+        <w:t>מיותרת</w:t>
+      </w:r>
+      <w:r>
+        <w:rPr>
+          <w:rFonts w:cs="Arial"/>
+          <w:rtl/>
+        </w:rPr>
+        <w:t xml:space="preserve"> </w:t>
+      </w:r>
+      <w:r>
+        <w:rPr>
+          <w:rFonts w:cs="Arial" w:hint="eastAsia"/>
+          <w:rtl/>
+        </w:rPr>
+        <w:t>בין</w:t>
+      </w:r>
+      <w:r>
+        <w:rPr>
+          <w:rFonts w:cs="Arial"/>
+          <w:rtl/>
+        </w:rPr>
+        <w:t xml:space="preserve"> </w:t>
+      </w:r>
+      <w:r>
+        <w:rPr>
+          <w:rFonts w:cs="Arial" w:hint="eastAsia"/>
+          <w:rtl/>
+        </w:rPr>
+        <w:t>שכנים</w:t>
+      </w:r>
+      <w:r>
+        <w:rPr>
+          <w:rFonts w:cs="Arial"/>
+          <w:rtl/>
         </w:rPr>
         <w:t>.</w:t>
       </w:r>
     </w:p>
     <w:p>
       <w:pPr>
-        <w:tabs>
-          <w:tab w:val="left" w:pos="3444"/>
-        </w:tabs>
         <w:bidi/>
-        <w:spacing w:line="360" w:lineRule="auto"/>
-        <w:jc w:val="both"/>
-        <w:rPr>
-          <w:rFonts w:ascii="David" w:hAnsi="David" w:cs="David"/>
+        <w:rPr>
+          <w:rFonts w:cs="Arial"/>
+          <w:rtl/>
         </w:rPr>
       </w:pPr>
       <w:r>
         <w:rPr>
-          <w:rFonts w:ascii="David" w:hAnsi="David" w:cs="David"/>
-          <w:rtl/>
-        </w:rPr>
-        <w:t xml:space="preserve">בין לקוחותינו: בעלי דירות, נציגויות בתים משותפים, יזמים, נפגעי תאונות, זוגות בהליכי הסדרה </w:t>
-      </w:r>
-      <w:proofErr w:type="spellStart"/>
-      <w:r>
-        <w:rPr>
-          <w:rFonts w:ascii="David" w:hAnsi="David" w:cs="David"/>
-          <w:rtl/>
-        </w:rPr>
-        <w:t>רכושית</w:t>
-      </w:r>
-      <w:proofErr w:type="spellEnd"/>
-      <w:r>
-        <w:rPr>
-          <w:rFonts w:ascii="David" w:hAnsi="David" w:cs="David"/>
-          <w:rtl/>
-        </w:rPr>
-        <w:t xml:space="preserve"> ומשפחות. השירות ניתן בזמינות גבוהה, בגישה אישית ושקופה, וכולל מענה משני מיקומים: קריית חיים </w:t>
-      </w:r>
-      <w:proofErr w:type="spellStart"/>
-      <w:r>
-        <w:rPr>
-          <w:rFonts w:ascii="David" w:hAnsi="David" w:cs="David"/>
-          <w:rtl/>
-        </w:rPr>
-        <w:t>וזכרון</w:t>
-      </w:r>
-      <w:proofErr w:type="spellEnd"/>
-      <w:r>
-        <w:rPr>
-          <w:rFonts w:ascii="David" w:hAnsi="David" w:cs="David"/>
-          <w:rtl/>
-        </w:rPr>
-        <w:t xml:space="preserve"> יעקב – לשירות נוח ונגיש ללקוחותינו בצפון ובאזור </w:t>
-      </w:r>
-      <w:r>
-        <w:rPr>
-          <w:rFonts w:ascii="David" w:hAnsi="David" w:cs="David" w:hint="cs"/>
+          <w:rFonts w:cs="Arial" w:hint="eastAsia"/>
+          <w:b/>
+          <w:bCs/>
+          <w:rtl/>
+        </w:rPr>
+        <w:t>ההבדל</w:t>
+      </w:r>
+      <w:r>
+        <w:rPr>
+          <w:rFonts w:cs="Arial"/>
+          <w:b/>
+          <w:bCs/>
+          <w:rtl/>
+        </w:rPr>
+        <w:t xml:space="preserve"> </w:t>
+      </w:r>
+      <w:r>
+        <w:rPr>
+          <w:rFonts w:cs="Arial" w:hint="eastAsia"/>
+          <w:b/>
+          <w:bCs/>
+          <w:rtl/>
+        </w:rPr>
+        <w:t>מבתי</w:t>
+      </w:r>
+      <w:r>
+        <w:rPr>
+          <w:rFonts w:cs="Arial"/>
+          <w:b/>
+          <w:bCs/>
+          <w:rtl/>
+        </w:rPr>
+        <w:t xml:space="preserve"> </w:t>
+      </w:r>
+      <w:r>
+        <w:rPr>
+          <w:rFonts w:cs="Arial" w:hint="eastAsia"/>
+          <w:b/>
+          <w:bCs/>
+          <w:rtl/>
+        </w:rPr>
+        <w:t>משפט</w:t>
+      </w:r>
+      <w:r>
+        <w:rPr>
+          <w:rFonts w:cs="Arial" w:hint="cs"/>
+          <w:b/>
+          <w:bCs/>
+          <w:rtl/>
+        </w:rPr>
+        <w:t xml:space="preserve">: </w:t>
+      </w:r>
+      <w:r>
+        <w:rPr>
+          <w:rFonts w:cs="Arial" w:hint="cs"/>
+          <w:rtl/>
+        </w:rPr>
+        <w:t>ב</w:t>
+      </w:r>
+      <w:r>
+        <w:rPr>
+          <w:rFonts w:cs="Arial" w:hint="eastAsia"/>
+          <w:rtl/>
+        </w:rPr>
+        <w:t>מקום</w:t>
+      </w:r>
+      <w:r>
+        <w:rPr>
+          <w:rFonts w:cs="Arial"/>
+          <w:rtl/>
+        </w:rPr>
+        <w:t xml:space="preserve"> </w:t>
+      </w:r>
+      <w:r>
+        <w:rPr>
+          <w:rFonts w:cs="Arial" w:hint="eastAsia"/>
+          <w:rtl/>
+        </w:rPr>
+        <w:t>הליך</w:t>
+      </w:r>
+      <w:r>
+        <w:rPr>
+          <w:rFonts w:cs="Arial"/>
+          <w:rtl/>
+        </w:rPr>
+        <w:t xml:space="preserve"> </w:t>
+      </w:r>
+      <w:r>
+        <w:rPr>
+          <w:rFonts w:cs="Arial" w:hint="eastAsia"/>
+          <w:rtl/>
+        </w:rPr>
+        <w:t>ממושך</w:t>
+      </w:r>
+      <w:r>
+        <w:rPr>
+          <w:rFonts w:cs="Arial"/>
+          <w:rtl/>
+        </w:rPr>
+        <w:t xml:space="preserve"> </w:t>
+      </w:r>
+      <w:r>
+        <w:rPr>
+          <w:rFonts w:cs="Arial" w:hint="eastAsia"/>
+          <w:rtl/>
+        </w:rPr>
+        <w:t>העלול</w:t>
+      </w:r>
+      <w:r>
+        <w:rPr>
+          <w:rFonts w:cs="Arial"/>
+          <w:rtl/>
+        </w:rPr>
+        <w:t xml:space="preserve"> </w:t>
+      </w:r>
+      <w:r>
+        <w:rPr>
+          <w:rFonts w:cs="Arial" w:hint="eastAsia"/>
+          <w:rtl/>
+        </w:rPr>
+        <w:t>להימשך</w:t>
+      </w:r>
+      <w:r>
+        <w:rPr>
+          <w:rFonts w:cs="Arial"/>
+          <w:rtl/>
+        </w:rPr>
+        <w:t xml:space="preserve"> </w:t>
+      </w:r>
+      <w:r>
+        <w:rPr>
+          <w:rFonts w:cs="Arial" w:hint="eastAsia"/>
+          <w:rtl/>
+        </w:rPr>
+        <w:t>חודשים</w:t>
+      </w:r>
+      <w:r>
+        <w:rPr>
+          <w:rFonts w:cs="Arial"/>
+          <w:rtl/>
+        </w:rPr>
+        <w:t xml:space="preserve"> </w:t>
+      </w:r>
+      <w:r>
+        <w:rPr>
+          <w:rFonts w:cs="Arial" w:hint="eastAsia"/>
+          <w:rtl/>
+        </w:rPr>
+        <w:t>ואף</w:t>
+      </w:r>
+      <w:r>
+        <w:rPr>
+          <w:rFonts w:cs="Arial"/>
+          <w:rtl/>
+        </w:rPr>
+        <w:t xml:space="preserve"> </w:t>
+      </w:r>
+      <w:r>
+        <w:rPr>
+          <w:rFonts w:cs="Arial" w:hint="eastAsia"/>
+          <w:rtl/>
+        </w:rPr>
+        <w:t>שנים</w:t>
+      </w:r>
+      <w:r>
+        <w:rPr>
+          <w:rFonts w:cs="Arial"/>
+          <w:rtl/>
+        </w:rPr>
+        <w:t xml:space="preserve">, </w:t>
+      </w:r>
+      <w:r>
+        <w:rPr>
+          <w:rFonts w:cs="Arial" w:hint="eastAsia"/>
+          <w:rtl/>
+        </w:rPr>
+        <w:t>הכולל</w:t>
+      </w:r>
+      <w:r>
+        <w:rPr>
+          <w:rFonts w:cs="Arial"/>
+          <w:rtl/>
+        </w:rPr>
+        <w:t xml:space="preserve"> </w:t>
+      </w:r>
+      <w:r>
+        <w:rPr>
+          <w:rFonts w:cs="Arial" w:hint="eastAsia"/>
+          <w:rtl/>
+        </w:rPr>
+        <w:t>כתבי</w:t>
+      </w:r>
+      <w:r>
+        <w:rPr>
+          <w:rFonts w:cs="Arial"/>
+          <w:rtl/>
+        </w:rPr>
+        <w:t xml:space="preserve"> </w:t>
+      </w:r>
+      <w:r>
+        <w:rPr>
+          <w:rFonts w:cs="Arial" w:hint="eastAsia"/>
+          <w:rtl/>
+        </w:rPr>
+        <w:t>טענות</w:t>
+      </w:r>
+      <w:r>
+        <w:rPr>
+          <w:rFonts w:cs="Arial"/>
+          <w:rtl/>
+        </w:rPr>
+        <w:t xml:space="preserve">, </w:t>
+      </w:r>
+      <w:r>
+        <w:rPr>
+          <w:rFonts w:cs="Arial" w:hint="eastAsia"/>
+          <w:rtl/>
+        </w:rPr>
+        <w:t>דיונים</w:t>
+      </w:r>
+      <w:r>
+        <w:rPr>
+          <w:rFonts w:cs="Arial"/>
+          <w:rtl/>
+        </w:rPr>
+        <w:t xml:space="preserve"> </w:t>
+      </w:r>
+      <w:r>
+        <w:rPr>
+          <w:rFonts w:cs="Arial" w:hint="eastAsia"/>
+          <w:rtl/>
+        </w:rPr>
+        <w:t>רבים</w:t>
+      </w:r>
+      <w:r>
+        <w:rPr>
+          <w:rFonts w:cs="Arial"/>
+          <w:rtl/>
+        </w:rPr>
+        <w:t xml:space="preserve"> </w:t>
+      </w:r>
+      <w:r>
+        <w:rPr>
+          <w:rFonts w:cs="Arial" w:hint="eastAsia"/>
+          <w:rtl/>
+        </w:rPr>
+        <w:t>ועלויות</w:t>
+      </w:r>
+      <w:r>
+        <w:rPr>
+          <w:rFonts w:cs="Arial"/>
+          <w:rtl/>
+        </w:rPr>
+        <w:t xml:space="preserve"> </w:t>
+      </w:r>
+      <w:r>
+        <w:rPr>
+          <w:rFonts w:cs="Arial" w:hint="eastAsia"/>
+          <w:rtl/>
+        </w:rPr>
+        <w:t>מצטברות</w:t>
+      </w:r>
+      <w:r>
+        <w:rPr>
+          <w:rFonts w:cs="Arial"/>
+          <w:rtl/>
+        </w:rPr>
+        <w:t xml:space="preserve"> — </w:t>
+      </w:r>
+      <w:r>
+        <w:rPr>
+          <w:rFonts w:cs="Arial" w:hint="eastAsia"/>
+          <w:rtl/>
+        </w:rPr>
+        <w:t>המסלול</w:t>
+      </w:r>
+      <w:r>
+        <w:rPr>
+          <w:rFonts w:cs="Arial"/>
+          <w:rtl/>
+        </w:rPr>
+        <w:t xml:space="preserve"> </w:t>
+      </w:r>
+      <w:r>
+        <w:rPr>
+          <w:rFonts w:cs="Arial" w:hint="eastAsia"/>
+          <w:rtl/>
+        </w:rPr>
+        <w:t>במרכז</w:t>
+      </w:r>
+      <w:r>
+        <w:rPr>
+          <w:rFonts w:cs="Arial"/>
+          <w:rtl/>
+        </w:rPr>
+        <w:t xml:space="preserve"> </w:t>
+      </w:r>
+      <w:r>
+        <w:rPr>
+          <w:rFonts w:cs="Arial" w:hint="eastAsia"/>
+          <w:rtl/>
+        </w:rPr>
+        <w:t>ממוקד</w:t>
+      </w:r>
+      <w:r>
+        <w:rPr>
+          <w:rFonts w:cs="Arial"/>
+          <w:rtl/>
+        </w:rPr>
+        <w:t xml:space="preserve"> </w:t>
+      </w:r>
+      <w:r>
+        <w:rPr>
+          <w:rFonts w:cs="Arial" w:hint="eastAsia"/>
+          <w:rtl/>
+        </w:rPr>
+        <w:t>ומהיר</w:t>
+      </w:r>
+      <w:r>
+        <w:rPr>
+          <w:rFonts w:cs="Arial"/>
+          <w:rtl/>
+        </w:rPr>
+        <w:t xml:space="preserve">, </w:t>
+      </w:r>
+      <w:r>
+        <w:rPr>
+          <w:rFonts w:cs="Arial" w:hint="eastAsia"/>
+          <w:rtl/>
+        </w:rPr>
+        <w:t>וברוב</w:t>
+      </w:r>
+      <w:r>
+        <w:rPr>
+          <w:rFonts w:cs="Arial"/>
+          <w:rtl/>
+        </w:rPr>
+        <w:t xml:space="preserve"> </w:t>
+      </w:r>
+      <w:r>
+        <w:rPr>
+          <w:rFonts w:cs="Arial" w:hint="eastAsia"/>
+          <w:rtl/>
+        </w:rPr>
+        <w:t>המקרים</w:t>
+      </w:r>
+      <w:r>
+        <w:rPr>
+          <w:rFonts w:cs="Arial"/>
+          <w:rtl/>
+        </w:rPr>
+        <w:t xml:space="preserve"> </w:t>
+      </w:r>
+      <w:r>
+        <w:rPr>
+          <w:rFonts w:cs="Arial" w:hint="eastAsia"/>
+          <w:rtl/>
+        </w:rPr>
+        <w:t>מסתיים</w:t>
+      </w:r>
+      <w:r>
+        <w:rPr>
+          <w:rFonts w:cs="Arial"/>
+          <w:rtl/>
+        </w:rPr>
+        <w:t xml:space="preserve"> </w:t>
+      </w:r>
+      <w:r>
+        <w:rPr>
+          <w:rFonts w:cs="Arial" w:hint="eastAsia"/>
+          <w:rtl/>
+        </w:rPr>
+        <w:t>במפגש</w:t>
+      </w:r>
+      <w:r>
+        <w:rPr>
+          <w:rFonts w:cs="Arial"/>
+          <w:rtl/>
+        </w:rPr>
+        <w:t xml:space="preserve"> </w:t>
+      </w:r>
+      <w:r>
+        <w:rPr>
+          <w:rFonts w:cs="Arial" w:hint="eastAsia"/>
+          <w:rtl/>
+        </w:rPr>
+        <w:t>אחד</w:t>
+      </w:r>
+      <w:r>
+        <w:rPr>
+          <w:rFonts w:cs="Arial"/>
+          <w:rtl/>
+        </w:rPr>
+        <w:t>.</w:t>
+      </w:r>
+    </w:p>
+    <w:p>
+      <w:pPr>
+        <w:bidi/>
+        <w:rPr>
+          <w:rFonts w:cs="Arial"/>
+          <w:b/>
+          <w:bCs/>
+          <w:rtl/>
+        </w:rPr>
+      </w:pPr>
+      <w:r>
+        <w:rPr>
+          <w:rFonts w:cs="Arial" w:hint="eastAsia"/>
+          <w:b/>
+          <w:bCs/>
+          <w:rtl/>
+        </w:rPr>
+        <w:t>ההבדל</w:t>
+      </w:r>
+      <w:r>
+        <w:rPr>
+          <w:rFonts w:cs="Arial"/>
+          <w:b/>
+          <w:bCs/>
+          <w:rtl/>
+        </w:rPr>
+        <w:t xml:space="preserve"> </w:t>
+      </w:r>
+      <w:r>
+        <w:rPr>
+          <w:rFonts w:cs="Arial" w:hint="eastAsia"/>
+          <w:b/>
+          <w:bCs/>
+          <w:rtl/>
+        </w:rPr>
+        <w:t>מגישור</w:t>
+      </w:r>
+      <w:r>
+        <w:rPr>
+          <w:rFonts w:cs="Arial"/>
+          <w:b/>
+          <w:bCs/>
+          <w:rtl/>
+        </w:rPr>
+        <w:t xml:space="preserve"> </w:t>
+      </w:r>
+      <w:r>
+        <w:rPr>
+          <w:rFonts w:cs="Arial" w:hint="eastAsia"/>
+          <w:b/>
+          <w:bCs/>
+          <w:rtl/>
+        </w:rPr>
+        <w:t>רגיל</w:t>
+      </w:r>
+      <w:r>
+        <w:rPr>
+          <w:rFonts w:cs="Arial"/>
+          <w:b/>
+          <w:bCs/>
+          <w:rtl/>
+        </w:rPr>
+        <w:t>:</w:t>
+      </w:r>
+      <w:r>
+        <w:rPr>
+          <w:rFonts w:cs="Arial" w:hint="cs"/>
+          <w:b/>
+          <w:bCs/>
+          <w:rtl/>
+        </w:rPr>
+        <w:t xml:space="preserve"> </w:t>
+      </w:r>
+      <w:r>
+        <w:rPr>
+          <w:rFonts w:cs="Arial" w:hint="eastAsia"/>
+          <w:rtl/>
+        </w:rPr>
+        <w:t>גישור</w:t>
+      </w:r>
+      <w:r>
+        <w:rPr>
+          <w:rFonts w:cs="Arial"/>
+          <w:rtl/>
+        </w:rPr>
+        <w:t xml:space="preserve"> </w:t>
+      </w:r>
+      <w:r>
+        <w:rPr>
+          <w:rFonts w:cs="Arial" w:hint="eastAsia"/>
+          <w:rtl/>
+        </w:rPr>
+        <w:t>רגיל</w:t>
+      </w:r>
+      <w:r>
+        <w:rPr>
+          <w:rFonts w:cs="Arial"/>
+          <w:rtl/>
+        </w:rPr>
+        <w:t xml:space="preserve"> </w:t>
+      </w:r>
+      <w:r>
+        <w:rPr>
+          <w:rFonts w:cs="Arial" w:hint="eastAsia"/>
+          <w:rtl/>
+        </w:rPr>
+        <w:t>מחייב</w:t>
+      </w:r>
+      <w:r>
+        <w:rPr>
+          <w:rFonts w:cs="Arial"/>
+          <w:rtl/>
+        </w:rPr>
+        <w:t xml:space="preserve"> </w:t>
+      </w:r>
+      <w:r>
+        <w:rPr>
+          <w:rFonts w:cs="Arial" w:hint="eastAsia"/>
+          <w:rtl/>
+        </w:rPr>
+        <w:t>הסכמה</w:t>
+      </w:r>
+      <w:r>
+        <w:rPr>
+          <w:rFonts w:cs="Arial"/>
+          <w:rtl/>
+        </w:rPr>
+        <w:t xml:space="preserve"> </w:t>
+      </w:r>
+      <w:r>
+        <w:rPr>
+          <w:rFonts w:cs="Arial" w:hint="eastAsia"/>
+          <w:rtl/>
+        </w:rPr>
+        <w:t>מוקדמת</w:t>
+      </w:r>
+      <w:r>
+        <w:rPr>
+          <w:rFonts w:cs="Arial"/>
+          <w:rtl/>
+        </w:rPr>
+        <w:t xml:space="preserve"> </w:t>
+      </w:r>
+      <w:r>
+        <w:rPr>
+          <w:rFonts w:cs="Arial" w:hint="eastAsia"/>
+          <w:rtl/>
+        </w:rPr>
+        <w:t>של</w:t>
+      </w:r>
+      <w:r>
+        <w:rPr>
+          <w:rFonts w:cs="Arial"/>
+          <w:rtl/>
+        </w:rPr>
+        <w:t xml:space="preserve"> </w:t>
+      </w:r>
+      <w:r>
+        <w:rPr>
+          <w:rFonts w:cs="Arial" w:hint="eastAsia"/>
+          <w:rtl/>
+        </w:rPr>
+        <w:t>שני</w:t>
+      </w:r>
+      <w:r>
+        <w:rPr>
+          <w:rFonts w:cs="Arial"/>
+          <w:rtl/>
+        </w:rPr>
+        <w:t xml:space="preserve"> </w:t>
+      </w:r>
+      <w:r>
+        <w:rPr>
+          <w:rFonts w:cs="Arial" w:hint="eastAsia"/>
+          <w:rtl/>
+        </w:rPr>
+        <w:t>הצדדים</w:t>
+      </w:r>
+      <w:r>
+        <w:rPr>
+          <w:rFonts w:cs="Arial"/>
+          <w:rtl/>
+        </w:rPr>
+        <w:t xml:space="preserve">. </w:t>
+      </w:r>
+      <w:r>
+        <w:rPr>
+          <w:rFonts w:cs="Arial" w:hint="eastAsia"/>
+          <w:rtl/>
+        </w:rPr>
+        <w:t>במרכז</w:t>
+      </w:r>
+      <w:r>
+        <w:rPr>
+          <w:rFonts w:cs="Arial"/>
+          <w:rtl/>
+        </w:rPr>
+        <w:t xml:space="preserve"> "</w:t>
+      </w:r>
+      <w:r>
+        <w:rPr>
+          <w:rFonts w:cs="Arial" w:hint="eastAsia"/>
+          <w:rtl/>
+        </w:rPr>
+        <w:t>שיפוטי</w:t>
+      </w:r>
+      <w:r>
+        <w:rPr>
+          <w:rFonts w:cs="Arial"/>
+          <w:rtl/>
+        </w:rPr>
+        <w:t xml:space="preserve">" </w:t>
+      </w:r>
+      <w:r>
+        <w:rPr>
+          <w:rFonts w:cs="Arial" w:hint="eastAsia"/>
+          <w:rtl/>
+        </w:rPr>
+        <w:t>ניתן</w:t>
+      </w:r>
+      <w:r>
+        <w:rPr>
+          <w:rFonts w:cs="Arial"/>
+          <w:rtl/>
+        </w:rPr>
+        <w:t xml:space="preserve"> </w:t>
+      </w:r>
+      <w:r>
+        <w:rPr>
+          <w:rFonts w:cs="Arial" w:hint="eastAsia"/>
+          <w:rtl/>
+        </w:rPr>
+        <w:t>להתחיל</w:t>
+      </w:r>
+      <w:r>
+        <w:rPr>
+          <w:rFonts w:cs="Arial"/>
+          <w:rtl/>
+        </w:rPr>
+        <w:t xml:space="preserve"> </w:t>
+      </w:r>
+      <w:r>
+        <w:rPr>
+          <w:rFonts w:cs="Arial" w:hint="eastAsia"/>
+          <w:rtl/>
+        </w:rPr>
+        <w:t>גם</w:t>
+      </w:r>
+      <w:r>
+        <w:rPr>
+          <w:rFonts w:cs="Arial"/>
+          <w:rtl/>
+        </w:rPr>
+        <w:t xml:space="preserve"> </w:t>
+      </w:r>
+      <w:r>
+        <w:rPr>
+          <w:rFonts w:cs="Arial" w:hint="eastAsia"/>
+          <w:rtl/>
+        </w:rPr>
+        <w:t>כשצד</w:t>
+      </w:r>
+      <w:r>
+        <w:rPr>
+          <w:rFonts w:cs="Arial"/>
+          <w:rtl/>
+        </w:rPr>
+        <w:t xml:space="preserve"> </w:t>
+      </w:r>
+      <w:r>
+        <w:rPr>
+          <w:rFonts w:cs="Arial" w:hint="eastAsia"/>
+          <w:rtl/>
+        </w:rPr>
+        <w:t>אחד</w:t>
+      </w:r>
+      <w:r>
+        <w:rPr>
+          <w:rFonts w:cs="Arial"/>
+          <w:rtl/>
+        </w:rPr>
+        <w:t xml:space="preserve"> </w:t>
+      </w:r>
+      <w:r>
+        <w:rPr>
+          <w:rFonts w:cs="Arial" w:hint="eastAsia"/>
+          <w:rtl/>
+        </w:rPr>
+        <w:t>בלבד</w:t>
+      </w:r>
+      <w:r>
+        <w:rPr>
+          <w:rFonts w:cs="Arial"/>
+          <w:rtl/>
+        </w:rPr>
+        <w:t xml:space="preserve"> </w:t>
+      </w:r>
+      <w:r>
+        <w:rPr>
+          <w:rFonts w:cs="Arial" w:hint="eastAsia"/>
+          <w:rtl/>
+        </w:rPr>
+        <w:t>פונה</w:t>
+      </w:r>
+      <w:r>
+        <w:rPr>
+          <w:rFonts w:cs="Arial"/>
+          <w:rtl/>
+        </w:rPr>
+        <w:t xml:space="preserve">, </w:t>
+      </w:r>
+      <w:r>
+        <w:rPr>
+          <w:rFonts w:cs="Arial" w:hint="eastAsia"/>
+          <w:rtl/>
+        </w:rPr>
+        <w:t>ו</w:t>
+      </w:r>
+      <w:r>
+        <w:rPr>
+          <w:rFonts w:cs="Arial" w:hint="cs"/>
+          <w:rtl/>
+        </w:rPr>
+        <w:t xml:space="preserve">אילו </w:t>
+      </w:r>
+      <w:r>
+        <w:rPr>
+          <w:rFonts w:cs="Arial" w:hint="eastAsia"/>
           <w:rtl/>
         </w:rPr>
         <w:t>המרכז</w:t>
       </w:r>
       <w:r>
         <w:rPr>
-          <w:rFonts w:ascii="David" w:hAnsi="David" w:cs="David"/>
+          <w:rFonts w:cs="Arial"/>
+          <w:rtl/>
+        </w:rPr>
+        <w:t xml:space="preserve"> </w:t>
+      </w:r>
+      <w:r>
+        <w:rPr>
+          <w:rFonts w:cs="Arial" w:hint="eastAsia"/>
+          <w:rtl/>
+        </w:rPr>
+        <w:t>הוא</w:t>
+      </w:r>
+      <w:r>
+        <w:rPr>
+          <w:rFonts w:cs="Arial"/>
+          <w:rtl/>
+        </w:rPr>
+        <w:t xml:space="preserve"> </w:t>
+      </w:r>
+      <w:r>
+        <w:rPr>
+          <w:rFonts w:cs="Arial" w:hint="eastAsia"/>
+          <w:rtl/>
+        </w:rPr>
+        <w:t>שפונה</w:t>
+      </w:r>
+      <w:r>
+        <w:rPr>
+          <w:rFonts w:cs="Arial"/>
+          <w:rtl/>
+        </w:rPr>
+        <w:t xml:space="preserve"> </w:t>
+      </w:r>
+      <w:r>
+        <w:rPr>
+          <w:rFonts w:cs="Arial" w:hint="eastAsia"/>
+          <w:rtl/>
+        </w:rPr>
+        <w:t>לצד</w:t>
+      </w:r>
+      <w:r>
+        <w:rPr>
+          <w:rFonts w:cs="Arial"/>
+          <w:rtl/>
+        </w:rPr>
+        <w:t xml:space="preserve"> </w:t>
+      </w:r>
+      <w:r>
+        <w:rPr>
+          <w:rFonts w:cs="Arial" w:hint="eastAsia"/>
+          <w:rtl/>
+        </w:rPr>
+        <w:t>השני</w:t>
+      </w:r>
+      <w:r>
+        <w:rPr>
+          <w:rFonts w:cs="Arial"/>
+          <w:rtl/>
+        </w:rPr>
+        <w:t xml:space="preserve"> </w:t>
+      </w:r>
+      <w:r>
+        <w:rPr>
+          <w:rFonts w:cs="Arial" w:hint="eastAsia"/>
+          <w:rtl/>
+        </w:rPr>
+        <w:t>ומציע</w:t>
+      </w:r>
+      <w:r>
+        <w:rPr>
+          <w:rFonts w:cs="Arial" w:hint="cs"/>
+          <w:rtl/>
+        </w:rPr>
+        <w:t xml:space="preserve"> לו</w:t>
+      </w:r>
+      <w:r>
+        <w:rPr>
+          <w:rFonts w:cs="Arial"/>
+          <w:rtl/>
+        </w:rPr>
+        <w:t xml:space="preserve"> </w:t>
+      </w:r>
+      <w:r>
+        <w:rPr>
+          <w:rFonts w:cs="Arial" w:hint="cs"/>
+          <w:rtl/>
+        </w:rPr>
+        <w:t>להסכים ל</w:t>
+      </w:r>
+      <w:r>
+        <w:rPr>
+          <w:rFonts w:cs="Arial" w:hint="eastAsia"/>
+          <w:rtl/>
+        </w:rPr>
+        <w:t>הליך</w:t>
+      </w:r>
+      <w:r>
+        <w:rPr>
+          <w:rFonts w:cs="Arial"/>
+          <w:rtl/>
+        </w:rPr>
+        <w:t xml:space="preserve"> — </w:t>
+      </w:r>
+      <w:r>
+        <w:rPr>
+          <w:rFonts w:cs="Arial" w:hint="eastAsia"/>
+          <w:rtl/>
+        </w:rPr>
+        <w:t>כך</w:t>
+      </w:r>
+      <w:r>
+        <w:rPr>
+          <w:rFonts w:cs="Arial"/>
+          <w:rtl/>
+        </w:rPr>
+        <w:t xml:space="preserve"> </w:t>
+      </w:r>
+      <w:r>
+        <w:rPr>
+          <w:rFonts w:cs="Arial" w:hint="eastAsia"/>
+          <w:rtl/>
+        </w:rPr>
+        <w:t>שהפתרון</w:t>
+      </w:r>
+      <w:r>
+        <w:rPr>
+          <w:rFonts w:cs="Arial"/>
+          <w:rtl/>
+        </w:rPr>
+        <w:t xml:space="preserve"> </w:t>
+      </w:r>
+      <w:r>
+        <w:rPr>
+          <w:rFonts w:cs="Arial" w:hint="eastAsia"/>
+          <w:rtl/>
+        </w:rPr>
+        <w:t>אינו</w:t>
+      </w:r>
+      <w:r>
+        <w:rPr>
+          <w:rFonts w:cs="Arial"/>
+          <w:rtl/>
+        </w:rPr>
+        <w:t xml:space="preserve"> </w:t>
+      </w:r>
+      <w:r>
+        <w:rPr>
+          <w:rFonts w:cs="Arial" w:hint="eastAsia"/>
+          <w:rtl/>
+        </w:rPr>
+        <w:t>תלוי</w:t>
+      </w:r>
+      <w:r>
+        <w:rPr>
+          <w:rFonts w:cs="Arial"/>
+          <w:rtl/>
+        </w:rPr>
+        <w:t xml:space="preserve"> </w:t>
+      </w:r>
+      <w:r>
+        <w:rPr>
+          <w:rFonts w:cs="Arial" w:hint="eastAsia"/>
+          <w:rtl/>
+        </w:rPr>
+        <w:t>בהסכמה</w:t>
+      </w:r>
+      <w:r>
+        <w:rPr>
+          <w:rFonts w:cs="Arial"/>
+          <w:rtl/>
+        </w:rPr>
+        <w:t xml:space="preserve"> </w:t>
+      </w:r>
+      <w:r>
+        <w:rPr>
+          <w:rFonts w:cs="Arial" w:hint="eastAsia"/>
+          <w:rtl/>
+        </w:rPr>
+        <w:t>מוקדמת</w:t>
+      </w:r>
+      <w:r>
+        <w:rPr>
+          <w:rFonts w:cs="Arial"/>
+          <w:rtl/>
+        </w:rPr>
+        <w:t xml:space="preserve"> </w:t>
+      </w:r>
+      <w:r>
+        <w:rPr>
+          <w:rFonts w:cs="Arial" w:hint="eastAsia"/>
+          <w:rtl/>
+        </w:rPr>
+        <w:t>של</w:t>
+      </w:r>
+      <w:r>
+        <w:rPr>
+          <w:rFonts w:cs="Arial"/>
+          <w:rtl/>
+        </w:rPr>
+        <w:t xml:space="preserve"> </w:t>
+      </w:r>
+      <w:r>
+        <w:rPr>
+          <w:rFonts w:cs="Arial" w:hint="eastAsia"/>
+          <w:rtl/>
+        </w:rPr>
+        <w:t>שני</w:t>
+      </w:r>
+      <w:r>
+        <w:rPr>
+          <w:rFonts w:cs="Arial"/>
+          <w:rtl/>
+        </w:rPr>
+        <w:t xml:space="preserve"> </w:t>
+      </w:r>
+      <w:r>
+        <w:rPr>
+          <w:rFonts w:cs="Arial" w:hint="eastAsia"/>
+          <w:rtl/>
+        </w:rPr>
+        <w:t>הצדדים</w:t>
+      </w:r>
+      <w:r>
+        <w:rPr>
+          <w:rFonts w:cs="Arial"/>
+          <w:rtl/>
         </w:rPr>
         <w:t>.</w:t>
       </w:r>
+      <w:r>
+        <w:rPr>
+          <w:rFonts w:cs="Arial" w:hint="cs"/>
+          <w:rtl/>
+        </w:rPr>
+        <w:t xml:space="preserve"> </w:t>
+      </w:r>
+      <w:r>
+        <w:rPr>
+          <w:rFonts w:cs="Arial" w:hint="eastAsia"/>
+          <w:rtl/>
+        </w:rPr>
+        <w:t>כך</w:t>
+      </w:r>
+      <w:r>
+        <w:rPr>
+          <w:rFonts w:cs="Arial"/>
+          <w:rtl/>
+        </w:rPr>
+        <w:t xml:space="preserve"> </w:t>
+      </w:r>
+      <w:r>
+        <w:rPr>
+          <w:rFonts w:cs="Arial" w:hint="eastAsia"/>
+          <w:rtl/>
+        </w:rPr>
+        <w:t>מתקבל</w:t>
+      </w:r>
+      <w:r>
+        <w:rPr>
+          <w:rFonts w:cs="Arial"/>
+          <w:rtl/>
+        </w:rPr>
+        <w:t xml:space="preserve"> </w:t>
+      </w:r>
+      <w:r>
+        <w:rPr>
+          <w:rFonts w:cs="Arial" w:hint="eastAsia"/>
+          <w:rtl/>
+        </w:rPr>
+        <w:t>מסלול</w:t>
+      </w:r>
+      <w:r>
+        <w:rPr>
+          <w:rFonts w:cs="Arial"/>
+          <w:rtl/>
+        </w:rPr>
+        <w:t xml:space="preserve"> </w:t>
+      </w:r>
+      <w:r>
+        <w:rPr>
+          <w:rFonts w:cs="Arial" w:hint="eastAsia"/>
+          <w:rtl/>
+        </w:rPr>
+        <w:t>שמשלב</w:t>
+      </w:r>
+      <w:r>
+        <w:rPr>
+          <w:rFonts w:cs="Arial"/>
+          <w:rtl/>
+        </w:rPr>
+        <w:t xml:space="preserve"> </w:t>
+      </w:r>
+      <w:r>
+        <w:rPr>
+          <w:rFonts w:cs="Arial" w:hint="eastAsia"/>
+          <w:rtl/>
+        </w:rPr>
+        <w:t>ניסיון</w:t>
+      </w:r>
+      <w:r>
+        <w:rPr>
+          <w:rFonts w:cs="Arial"/>
+          <w:rtl/>
+        </w:rPr>
+        <w:t xml:space="preserve"> </w:t>
+      </w:r>
+      <w:r>
+        <w:rPr>
+          <w:rFonts w:cs="Arial" w:hint="eastAsia"/>
+          <w:rtl/>
+        </w:rPr>
+        <w:t>כן</w:t>
+      </w:r>
+      <w:r>
+        <w:rPr>
+          <w:rFonts w:cs="Arial"/>
+          <w:rtl/>
+        </w:rPr>
+        <w:t xml:space="preserve"> </w:t>
+      </w:r>
+      <w:r>
+        <w:rPr>
+          <w:rFonts w:cs="Arial" w:hint="eastAsia"/>
+          <w:rtl/>
+        </w:rPr>
+        <w:t>להגיע</w:t>
+      </w:r>
+      <w:r>
+        <w:rPr>
+          <w:rFonts w:cs="Arial"/>
+          <w:rtl/>
+        </w:rPr>
+        <w:t xml:space="preserve"> </w:t>
+      </w:r>
+      <w:r>
+        <w:rPr>
+          <w:rFonts w:cs="Arial" w:hint="eastAsia"/>
+          <w:rtl/>
+        </w:rPr>
+        <w:t>להסכמה</w:t>
+      </w:r>
+      <w:r>
+        <w:rPr>
+          <w:rFonts w:cs="Arial"/>
+          <w:rtl/>
+        </w:rPr>
+        <w:t xml:space="preserve"> </w:t>
+      </w:r>
+      <w:r>
+        <w:rPr>
+          <w:rFonts w:cs="Arial" w:hint="eastAsia"/>
+          <w:rtl/>
+        </w:rPr>
+        <w:t>מהירה</w:t>
+      </w:r>
+      <w:r>
+        <w:rPr>
+          <w:rFonts w:cs="Arial"/>
+          <w:rtl/>
+        </w:rPr>
+        <w:t xml:space="preserve"> </w:t>
+      </w:r>
+      <w:r>
+        <w:rPr>
+          <w:rFonts w:cs="Arial" w:hint="eastAsia"/>
+          <w:rtl/>
+        </w:rPr>
+        <w:t>ומעשית</w:t>
+      </w:r>
+      <w:r>
+        <w:rPr>
+          <w:rFonts w:cs="Arial"/>
+          <w:rtl/>
+        </w:rPr>
+        <w:t xml:space="preserve">, </w:t>
+      </w:r>
+      <w:r>
+        <w:rPr>
+          <w:rFonts w:cs="Arial" w:hint="eastAsia"/>
+          <w:rtl/>
+        </w:rPr>
+        <w:t>לצד</w:t>
+      </w:r>
+      <w:r>
+        <w:rPr>
+          <w:rFonts w:cs="Arial"/>
+          <w:rtl/>
+        </w:rPr>
+        <w:t xml:space="preserve"> </w:t>
+      </w:r>
+      <w:r>
+        <w:rPr>
+          <w:rFonts w:cs="Arial" w:hint="eastAsia"/>
+          <w:rtl/>
+        </w:rPr>
+        <w:t>ליווי</w:t>
+      </w:r>
+      <w:r>
+        <w:rPr>
+          <w:rFonts w:cs="Arial"/>
+          <w:rtl/>
+        </w:rPr>
+        <w:t xml:space="preserve"> </w:t>
+      </w:r>
+      <w:r>
+        <w:rPr>
+          <w:rFonts w:cs="Arial" w:hint="eastAsia"/>
+          <w:rtl/>
+        </w:rPr>
+        <w:t>משפטי</w:t>
+      </w:r>
+      <w:r>
+        <w:rPr>
+          <w:rFonts w:cs="Arial"/>
+          <w:rtl/>
+        </w:rPr>
+        <w:t xml:space="preserve"> </w:t>
+      </w:r>
+      <w:r>
+        <w:rPr>
+          <w:rFonts w:cs="Arial" w:hint="eastAsia"/>
+          <w:rtl/>
+        </w:rPr>
+        <w:t>מלא</w:t>
+      </w:r>
+      <w:r>
+        <w:rPr>
+          <w:rFonts w:cs="Arial"/>
+          <w:rtl/>
+        </w:rPr>
+        <w:t xml:space="preserve"> </w:t>
+      </w:r>
+      <w:r>
+        <w:rPr>
+          <w:rFonts w:cs="Arial" w:hint="eastAsia"/>
+          <w:rtl/>
+        </w:rPr>
+        <w:t>במקרה</w:t>
+      </w:r>
+      <w:r>
+        <w:rPr>
+          <w:rFonts w:cs="Arial"/>
+          <w:rtl/>
+        </w:rPr>
+        <w:t xml:space="preserve"> </w:t>
+      </w:r>
+      <w:r>
+        <w:rPr>
+          <w:rFonts w:cs="Arial" w:hint="eastAsia"/>
+          <w:rtl/>
+        </w:rPr>
+        <w:t>שאין</w:t>
+      </w:r>
+      <w:r>
+        <w:rPr>
+          <w:rFonts w:cs="Arial"/>
+          <w:rtl/>
+        </w:rPr>
+        <w:t xml:space="preserve"> </w:t>
+      </w:r>
+      <w:r>
+        <w:rPr>
+          <w:rFonts w:cs="Arial" w:hint="eastAsia"/>
+          <w:rtl/>
+        </w:rPr>
+        <w:t>הסכמה</w:t>
+      </w:r>
+      <w:r>
+        <w:rPr>
+          <w:rFonts w:cs="Arial"/>
+          <w:rtl/>
+        </w:rPr>
+        <w:t xml:space="preserve"> —</w:t>
+      </w:r>
+      <w:r>
+        <w:rPr>
+          <w:rFonts w:cs="Arial" w:hint="cs"/>
+          <w:rtl/>
+        </w:rPr>
+        <w:t>זאת</w:t>
+      </w:r>
+      <w:r>
+        <w:rPr>
+          <w:rFonts w:cs="Arial"/>
+          <w:rtl/>
+        </w:rPr>
+        <w:t xml:space="preserve"> </w:t>
+      </w:r>
+      <w:r>
+        <w:rPr>
+          <w:rFonts w:cs="Arial" w:hint="eastAsia"/>
+          <w:rtl/>
+        </w:rPr>
+        <w:t>עד</w:t>
+      </w:r>
+      <w:r>
+        <w:rPr>
+          <w:rFonts w:cs="Arial"/>
+          <w:rtl/>
+        </w:rPr>
+        <w:t xml:space="preserve"> </w:t>
+      </w:r>
+      <w:r>
+        <w:rPr>
+          <w:rFonts w:cs="Arial" w:hint="eastAsia"/>
+          <w:rtl/>
+        </w:rPr>
+        <w:t>לסיום</w:t>
+      </w:r>
+      <w:r>
+        <w:rPr>
+          <w:rFonts w:cs="Arial"/>
+          <w:rtl/>
+        </w:rPr>
+        <w:t xml:space="preserve"> </w:t>
+      </w:r>
+      <w:r>
+        <w:rPr>
+          <w:rFonts w:cs="Arial" w:hint="eastAsia"/>
+          <w:rtl/>
+        </w:rPr>
+        <w:t>ההליך</w:t>
+      </w:r>
+      <w:r>
+        <w:rPr>
+          <w:rFonts w:cs="Arial"/>
+          <w:rtl/>
+        </w:rPr>
+        <w:t xml:space="preserve"> </w:t>
+      </w:r>
+      <w:r>
+        <w:rPr>
+          <w:rFonts w:cs="Arial" w:hint="eastAsia"/>
+          <w:rtl/>
+        </w:rPr>
+        <w:t>בהסכם</w:t>
+      </w:r>
+      <w:r>
+        <w:rPr>
+          <w:rFonts w:cs="Arial"/>
+          <w:rtl/>
+        </w:rPr>
+        <w:t xml:space="preserve"> </w:t>
+      </w:r>
+      <w:r>
+        <w:rPr>
+          <w:rFonts w:cs="Arial" w:hint="eastAsia"/>
+          <w:rtl/>
+        </w:rPr>
+        <w:t>בעל</w:t>
+      </w:r>
+      <w:r>
+        <w:rPr>
+          <w:rFonts w:cs="Arial"/>
+          <w:rtl/>
+        </w:rPr>
+        <w:t xml:space="preserve"> </w:t>
+      </w:r>
+      <w:r>
+        <w:rPr>
+          <w:rFonts w:cs="Arial" w:hint="eastAsia"/>
+          <w:rtl/>
+        </w:rPr>
+        <w:t>תוקף</w:t>
+      </w:r>
+      <w:r>
+        <w:rPr>
+          <w:rFonts w:cs="Arial"/>
+          <w:rtl/>
+        </w:rPr>
+        <w:t xml:space="preserve"> </w:t>
+      </w:r>
+      <w:r>
+        <w:rPr>
+          <w:rFonts w:cs="Arial" w:hint="eastAsia"/>
+          <w:rtl/>
+        </w:rPr>
+        <w:t>משפטי</w:t>
+      </w:r>
+      <w:r>
+        <w:rPr>
+          <w:rFonts w:cs="Arial"/>
+          <w:rtl/>
+        </w:rPr>
+        <w:t xml:space="preserve"> </w:t>
+      </w:r>
+      <w:r>
+        <w:rPr>
+          <w:rFonts w:cs="Arial" w:hint="eastAsia"/>
+          <w:rtl/>
+        </w:rPr>
+        <w:t>או</w:t>
+      </w:r>
+      <w:r>
+        <w:rPr>
+          <w:rFonts w:cs="Arial"/>
+          <w:rtl/>
+        </w:rPr>
+        <w:t xml:space="preserve"> </w:t>
+      </w:r>
+      <w:r>
+        <w:rPr>
+          <w:rFonts w:cs="Arial" w:hint="eastAsia"/>
+          <w:rtl/>
+        </w:rPr>
+        <w:t>בפסק</w:t>
+      </w:r>
+      <w:r>
+        <w:rPr>
+          <w:rFonts w:cs="Arial"/>
+          <w:rtl/>
+        </w:rPr>
+        <w:t xml:space="preserve"> </w:t>
+      </w:r>
+      <w:r>
+        <w:rPr>
+          <w:rFonts w:cs="Arial" w:hint="eastAsia"/>
+          <w:rtl/>
+        </w:rPr>
+        <w:t>דין</w:t>
+      </w:r>
+      <w:r>
+        <w:rPr>
+          <w:rFonts w:cs="Arial" w:hint="cs"/>
+          <w:rtl/>
+        </w:rPr>
+        <w:t xml:space="preserve"> </w:t>
+      </w:r>
+      <w:r>
+        <w:rPr>
+          <w:rFonts w:cs="Arial" w:hint="cs"/>
+          <w:rtl/>
+        </w:rPr>
+        <w:t xml:space="preserve">מחייב </w:t>
+      </w:r>
+      <w:r>
+        <w:rPr>
+          <w:rFonts w:cs="Arial" w:hint="cs"/>
+          <w:rtl/>
+        </w:rPr>
+        <w:t xml:space="preserve">(באם </w:t>
+      </w:r>
+      <w:r>
+        <w:rPr>
+          <w:rFonts w:cs="Arial" w:hint="cs"/>
+          <w:rtl/>
+        </w:rPr>
+        <w:t>יישוב הסכסוך לא צלח)</w:t>
+      </w:r>
+      <w:r>
+        <w:rPr>
+          <w:rFonts w:cs="Arial"/>
+          <w:rtl/>
+        </w:rPr>
+        <w:t xml:space="preserve"> </w:t>
+      </w:r>
+      <w:r>
+        <w:rPr>
+          <w:rFonts w:cs="Arial" w:hint="eastAsia"/>
+          <w:rtl/>
+        </w:rPr>
+        <w:t>של</w:t>
+      </w:r>
+      <w:r>
+        <w:rPr>
+          <w:rFonts w:cs="Arial"/>
+          <w:rtl/>
+        </w:rPr>
+        <w:t xml:space="preserve"> </w:t>
+      </w:r>
+      <w:r>
+        <w:rPr>
+          <w:rFonts w:cs="Arial" w:hint="eastAsia"/>
+          <w:rtl/>
+        </w:rPr>
+        <w:t>הערכאה</w:t>
+      </w:r>
+      <w:r>
+        <w:rPr>
+          <w:rFonts w:cs="Arial"/>
+          <w:rtl/>
+        </w:rPr>
+        <w:t xml:space="preserve"> </w:t>
+      </w:r>
+      <w:r>
+        <w:rPr>
+          <w:rFonts w:cs="Arial" w:hint="eastAsia"/>
+          <w:rtl/>
+        </w:rPr>
+        <w:t>המוסמכת</w:t>
+      </w:r>
+      <w:r>
+        <w:rPr>
+          <w:rFonts w:cs="Arial"/>
+          <w:rtl/>
+        </w:rPr>
+        <w:t>.</w:t>
+      </w:r>
+    </w:p>
+    <w:p>
+      <w:pPr>
+        <w:bidi/>
+        <w:rPr>
+          <w:rFonts w:cs="Arial"/>
+          <w:b/>
+          <w:bCs/>
+          <w:rtl/>
+        </w:rPr>
+      </w:pPr>
+      <w:r>
+        <w:rPr>
+          <w:rFonts w:cs="Arial" w:hint="cs"/>
+          <w:b/>
+          <w:bCs/>
+          <w:rtl/>
+        </w:rPr>
+        <w:t>ש</w:t>
+      </w:r>
+      <w:r>
+        <w:rPr>
+          <w:rFonts w:cs="Arial" w:hint="eastAsia"/>
+          <w:b/>
+          <w:bCs/>
+          <w:rtl/>
+        </w:rPr>
+        <w:t>ירות</w:t>
+      </w:r>
+      <w:r>
+        <w:rPr>
+          <w:rFonts w:cs="Arial"/>
+          <w:b/>
+          <w:bCs/>
+          <w:rtl/>
+        </w:rPr>
+        <w:t xml:space="preserve"> </w:t>
+      </w:r>
+      <w:r>
+        <w:rPr>
+          <w:rFonts w:cs="Arial" w:hint="eastAsia"/>
+          <w:b/>
+          <w:bCs/>
+          <w:rtl/>
+        </w:rPr>
+        <w:t>ייחודי</w:t>
+      </w:r>
+      <w:r>
+        <w:rPr>
+          <w:rFonts w:cs="Arial"/>
+          <w:b/>
+          <w:bCs/>
+          <w:rtl/>
+        </w:rPr>
+        <w:t xml:space="preserve"> </w:t>
+      </w:r>
+      <w:r>
+        <w:rPr>
+          <w:rFonts w:cs="Arial" w:hint="eastAsia"/>
+          <w:b/>
+          <w:bCs/>
+          <w:rtl/>
+        </w:rPr>
+        <w:t>לחברות</w:t>
+      </w:r>
+      <w:r>
+        <w:rPr>
+          <w:rFonts w:cs="Arial"/>
+          <w:b/>
+          <w:bCs/>
+          <w:rtl/>
+        </w:rPr>
+        <w:t xml:space="preserve"> </w:t>
+      </w:r>
+      <w:r>
+        <w:rPr>
+          <w:rFonts w:cs="Arial" w:hint="eastAsia"/>
+          <w:b/>
+          <w:bCs/>
+          <w:rtl/>
+        </w:rPr>
+        <w:t>ניהול</w:t>
+      </w:r>
+      <w:r>
+        <w:rPr>
+          <w:rFonts w:cs="Arial"/>
+          <w:b/>
+          <w:bCs/>
+          <w:rtl/>
+        </w:rPr>
+        <w:t xml:space="preserve"> </w:t>
+      </w:r>
+      <w:r>
+        <w:rPr>
+          <w:rFonts w:cs="Arial" w:hint="eastAsia"/>
+          <w:b/>
+          <w:bCs/>
+          <w:rtl/>
+        </w:rPr>
+        <w:t>ומתחזקים</w:t>
+      </w:r>
+      <w:r>
+        <w:rPr>
+          <w:rFonts w:cs="Arial" w:hint="cs"/>
+          <w:b/>
+          <w:bCs/>
+          <w:rtl/>
+        </w:rPr>
+        <w:t xml:space="preserve">: </w:t>
+      </w:r>
+      <w:r>
+        <w:rPr>
+          <w:rFonts w:cs="Arial" w:hint="cs"/>
+          <w:rtl/>
+        </w:rPr>
+        <w:t xml:space="preserve">בין יתר השירותים המשפטיים השונים, </w:t>
+      </w:r>
+      <w:r>
+        <w:rPr>
+          <w:rFonts w:cs="Arial" w:hint="eastAsia"/>
+          <w:rtl/>
+        </w:rPr>
+        <w:t>ה</w:t>
+      </w:r>
+      <w:r>
+        <w:rPr>
+          <w:rFonts w:cs="Arial" w:hint="eastAsia"/>
+          <w:rtl/>
+        </w:rPr>
+        <w:t>משרד</w:t>
+      </w:r>
+      <w:r>
+        <w:rPr>
+          <w:rFonts w:cs="Arial"/>
+          <w:rtl/>
+        </w:rPr>
+        <w:t xml:space="preserve"> </w:t>
+      </w:r>
+      <w:r>
+        <w:rPr>
+          <w:rFonts w:cs="Arial" w:hint="eastAsia"/>
+          <w:rtl/>
+        </w:rPr>
+        <w:t>הקים</w:t>
+      </w:r>
+      <w:r>
+        <w:rPr>
+          <w:rFonts w:cs="Arial"/>
+          <w:rtl/>
+        </w:rPr>
+        <w:t xml:space="preserve"> </w:t>
+      </w:r>
+      <w:r>
+        <w:rPr>
+          <w:rFonts w:cs="Arial" w:hint="eastAsia"/>
+          <w:rtl/>
+        </w:rPr>
+        <w:t>שירות</w:t>
+      </w:r>
+      <w:r>
+        <w:rPr>
+          <w:rFonts w:cs="Arial"/>
+          <w:rtl/>
+        </w:rPr>
+        <w:t xml:space="preserve"> </w:t>
+      </w:r>
+      <w:r>
+        <w:rPr>
+          <w:rFonts w:cs="Arial" w:hint="eastAsia"/>
+          <w:rtl/>
+        </w:rPr>
+        <w:t>משפטי</w:t>
+      </w:r>
+      <w:r>
+        <w:rPr>
+          <w:rFonts w:cs="Arial"/>
+          <w:rtl/>
+        </w:rPr>
+        <w:t xml:space="preserve"> </w:t>
+      </w:r>
+      <w:r>
+        <w:rPr>
+          <w:rFonts w:cs="Arial" w:hint="eastAsia"/>
+          <w:rtl/>
+        </w:rPr>
+        <w:t>ייעודי</w:t>
+      </w:r>
+      <w:r>
+        <w:rPr>
+          <w:rFonts w:cs="Arial"/>
+          <w:rtl/>
+        </w:rPr>
+        <w:t xml:space="preserve"> </w:t>
+      </w:r>
+      <w:r>
+        <w:rPr>
+          <w:rFonts w:cs="Arial" w:hint="eastAsia"/>
+          <w:rtl/>
+        </w:rPr>
+        <w:t>לחברות</w:t>
+      </w:r>
+      <w:r>
+        <w:rPr>
+          <w:rFonts w:cs="Arial"/>
+          <w:rtl/>
+        </w:rPr>
+        <w:t xml:space="preserve"> </w:t>
+      </w:r>
+      <w:r>
+        <w:rPr>
+          <w:rFonts w:cs="Arial" w:hint="eastAsia"/>
+          <w:rtl/>
+        </w:rPr>
+        <w:t>ניהול</w:t>
+      </w:r>
+      <w:r>
+        <w:rPr>
+          <w:rFonts w:cs="Arial"/>
+          <w:rtl/>
+        </w:rPr>
+        <w:t xml:space="preserve"> </w:t>
+      </w:r>
+      <w:r>
+        <w:rPr>
+          <w:rFonts w:cs="Arial" w:hint="eastAsia"/>
+          <w:rtl/>
+        </w:rPr>
+        <w:t>ואחזקת</w:t>
+      </w:r>
+      <w:r>
+        <w:rPr>
+          <w:rFonts w:cs="Arial"/>
+          <w:rtl/>
+        </w:rPr>
+        <w:t xml:space="preserve"> </w:t>
+      </w:r>
+      <w:r>
+        <w:rPr>
+          <w:rFonts w:cs="Arial" w:hint="eastAsia"/>
+          <w:rtl/>
+        </w:rPr>
+        <w:t>בניינים</w:t>
+      </w:r>
+      <w:r>
+        <w:rPr>
+          <w:rFonts w:cs="Arial"/>
+          <w:rtl/>
+        </w:rPr>
+        <w:t xml:space="preserve">, </w:t>
+      </w:r>
+      <w:r>
+        <w:rPr>
+          <w:rFonts w:cs="Arial" w:hint="eastAsia"/>
+          <w:rtl/>
+        </w:rPr>
+        <w:t>הכולל</w:t>
+      </w:r>
+      <w:r>
+        <w:rPr>
+          <w:rFonts w:cs="Arial"/>
+          <w:rtl/>
+        </w:rPr>
+        <w:t xml:space="preserve"> </w:t>
+      </w:r>
+      <w:r>
+        <w:rPr>
+          <w:rFonts w:cs="Arial" w:hint="eastAsia"/>
+          <w:rtl/>
+        </w:rPr>
+        <w:t>ייעוץ</w:t>
+      </w:r>
+      <w:r>
+        <w:rPr>
+          <w:rFonts w:cs="Arial"/>
+          <w:rtl/>
+        </w:rPr>
+        <w:t xml:space="preserve"> </w:t>
+      </w:r>
+      <w:r>
+        <w:rPr>
+          <w:rFonts w:cs="Arial" w:hint="eastAsia"/>
+          <w:rtl/>
+        </w:rPr>
+        <w:t>משפטי</w:t>
+      </w:r>
+      <w:r>
+        <w:rPr>
+          <w:rFonts w:cs="Arial"/>
+          <w:rtl/>
+        </w:rPr>
+        <w:t xml:space="preserve"> </w:t>
+      </w:r>
+      <w:r>
+        <w:rPr>
+          <w:rFonts w:cs="Arial" w:hint="eastAsia"/>
+          <w:rtl/>
+        </w:rPr>
+        <w:t>שוטף</w:t>
+      </w:r>
+      <w:r>
+        <w:rPr>
+          <w:rFonts w:cs="Arial"/>
+          <w:rtl/>
+        </w:rPr>
+        <w:t xml:space="preserve"> </w:t>
+      </w:r>
+      <w:r>
+        <w:rPr>
+          <w:rFonts w:cs="Arial" w:hint="eastAsia"/>
+          <w:rtl/>
+        </w:rPr>
+        <w:t>וליווי</w:t>
+      </w:r>
+      <w:r>
+        <w:rPr>
+          <w:rFonts w:cs="Arial"/>
+          <w:rtl/>
+        </w:rPr>
+        <w:t xml:space="preserve"> </w:t>
+      </w:r>
+      <w:r>
+        <w:rPr>
+          <w:rFonts w:cs="Arial" w:hint="eastAsia"/>
+          <w:rtl/>
+        </w:rPr>
+        <w:t>משפטי</w:t>
+      </w:r>
+      <w:r>
+        <w:rPr>
+          <w:rFonts w:cs="Arial"/>
+          <w:rtl/>
+        </w:rPr>
+        <w:t xml:space="preserve"> </w:t>
+      </w:r>
+      <w:r>
+        <w:rPr>
+          <w:rFonts w:cs="Arial" w:hint="eastAsia"/>
+          <w:rtl/>
+        </w:rPr>
+        <w:t>מקצועי</w:t>
+      </w:r>
+      <w:r>
+        <w:rPr>
+          <w:rFonts w:cs="Arial"/>
+          <w:rtl/>
+        </w:rPr>
+        <w:t xml:space="preserve"> </w:t>
+      </w:r>
+      <w:r>
+        <w:rPr>
+          <w:rFonts w:cs="Arial" w:hint="eastAsia"/>
+          <w:rtl/>
+        </w:rPr>
+        <w:t>בתחום</w:t>
+      </w:r>
+      <w:r>
+        <w:rPr>
+          <w:rFonts w:cs="Arial"/>
+          <w:rtl/>
+        </w:rPr>
+        <w:t xml:space="preserve"> </w:t>
+      </w:r>
+      <w:r>
+        <w:rPr>
+          <w:rFonts w:cs="Arial" w:hint="eastAsia"/>
+          <w:rtl/>
+        </w:rPr>
+        <w:t>הבתים</w:t>
+      </w:r>
+      <w:r>
+        <w:rPr>
+          <w:rFonts w:cs="Arial"/>
+          <w:rtl/>
+        </w:rPr>
+        <w:t xml:space="preserve"> </w:t>
+      </w:r>
+      <w:r>
+        <w:rPr>
+          <w:rFonts w:cs="Arial" w:hint="eastAsia"/>
+          <w:rtl/>
+        </w:rPr>
+        <w:t>המשותפים</w:t>
+      </w:r>
+      <w:r>
+        <w:rPr>
+          <w:rFonts w:cs="Arial"/>
+          <w:rtl/>
+        </w:rPr>
+        <w:t>.</w:t>
+      </w:r>
+      <w:r>
+        <w:rPr>
+          <w:rFonts w:cs="Arial" w:hint="cs"/>
+          <w:b/>
+          <w:bCs/>
+          <w:rtl/>
+        </w:rPr>
+        <w:t xml:space="preserve"> </w:t>
+      </w:r>
+      <w:r>
+        <w:rPr>
+          <w:rFonts w:cs="Arial" w:hint="eastAsia"/>
+          <w:rtl/>
+        </w:rPr>
+        <w:t>במסגרת</w:t>
+      </w:r>
+      <w:r>
+        <w:rPr>
+          <w:rFonts w:cs="Arial"/>
+          <w:rtl/>
+        </w:rPr>
+        <w:t xml:space="preserve"> </w:t>
+      </w:r>
+      <w:r>
+        <w:rPr>
+          <w:rFonts w:cs="Arial" w:hint="eastAsia"/>
+          <w:rtl/>
+        </w:rPr>
+        <w:t>זו</w:t>
+      </w:r>
+      <w:r>
+        <w:rPr>
+          <w:rFonts w:cs="Arial"/>
+          <w:rtl/>
+        </w:rPr>
+        <w:t xml:space="preserve"> </w:t>
+      </w:r>
+      <w:r>
+        <w:rPr>
+          <w:rFonts w:cs="Arial" w:hint="eastAsia"/>
+          <w:rtl/>
+        </w:rPr>
+        <w:t>מופעל</w:t>
+      </w:r>
+      <w:r>
+        <w:rPr>
+          <w:rFonts w:cs="Arial" w:hint="cs"/>
+          <w:rtl/>
+        </w:rPr>
+        <w:t xml:space="preserve"> מערך</w:t>
+      </w:r>
+      <w:r>
+        <w:rPr>
+          <w:rFonts w:cs="Arial" w:hint="cs"/>
+          <w:rtl/>
+        </w:rPr>
+        <w:t xml:space="preserve"> </w:t>
+      </w:r>
+      <w:r>
+        <w:rPr>
+          <w:rFonts w:cs="Arial" w:hint="eastAsia"/>
+          <w:rtl/>
+        </w:rPr>
+        <w:t>גביית</w:t>
+      </w:r>
+      <w:r>
+        <w:rPr>
+          <w:rFonts w:cs="Arial"/>
+          <w:rtl/>
+        </w:rPr>
+        <w:t xml:space="preserve"> </w:t>
+      </w:r>
+      <w:r>
+        <w:rPr>
+          <w:rFonts w:cs="Arial" w:hint="eastAsia"/>
+          <w:rtl/>
+        </w:rPr>
+        <w:t>דמי</w:t>
+      </w:r>
+      <w:r>
+        <w:rPr>
+          <w:rFonts w:cs="Arial"/>
+          <w:rtl/>
+        </w:rPr>
+        <w:t xml:space="preserve"> </w:t>
+      </w:r>
+      <w:r>
+        <w:rPr>
+          <w:rFonts w:cs="Arial" w:hint="eastAsia"/>
+          <w:rtl/>
+        </w:rPr>
+        <w:t>ועד</w:t>
+      </w:r>
+      <w:r>
+        <w:rPr>
+          <w:rFonts w:cs="Arial"/>
+          <w:rtl/>
+        </w:rPr>
+        <w:t xml:space="preserve"> </w:t>
+      </w:r>
+      <w:r>
+        <w:rPr>
+          <w:rFonts w:cs="Arial" w:hint="eastAsia"/>
+          <w:rtl/>
+        </w:rPr>
+        <w:t>בית</w:t>
+      </w:r>
+      <w:r>
+        <w:rPr>
+          <w:rFonts w:cs="Arial"/>
+          <w:rtl/>
+        </w:rPr>
+        <w:t xml:space="preserve"> </w:t>
+      </w:r>
+      <w:r>
+        <w:rPr>
+          <w:rFonts w:cs="Arial" w:hint="eastAsia"/>
+          <w:rtl/>
+        </w:rPr>
+        <w:t>אוטומטי</w:t>
+      </w:r>
+      <w:r>
+        <w:rPr>
+          <w:rFonts w:cs="Arial"/>
+          <w:rtl/>
+        </w:rPr>
+        <w:t xml:space="preserve">, </w:t>
+      </w:r>
+      <w:r>
+        <w:rPr>
+          <w:rFonts w:cs="Arial" w:hint="eastAsia"/>
+          <w:rtl/>
+        </w:rPr>
+        <w:t>ללא</w:t>
+      </w:r>
+      <w:r>
+        <w:rPr>
+          <w:rFonts w:cs="Arial"/>
+          <w:rtl/>
+        </w:rPr>
+        <w:t xml:space="preserve"> </w:t>
+      </w:r>
+      <w:r>
+        <w:rPr>
+          <w:rFonts w:cs="Arial" w:hint="eastAsia"/>
+          <w:rtl/>
+        </w:rPr>
+        <w:t>צורך</w:t>
+      </w:r>
+      <w:r>
+        <w:rPr>
+          <w:rFonts w:cs="Arial"/>
+          <w:rtl/>
+        </w:rPr>
+        <w:t xml:space="preserve"> </w:t>
+      </w:r>
+      <w:r>
+        <w:rPr>
+          <w:rFonts w:cs="Arial" w:hint="eastAsia"/>
+          <w:rtl/>
+        </w:rPr>
+        <w:t>בשיחות</w:t>
+      </w:r>
+      <w:r>
+        <w:rPr>
+          <w:rFonts w:cs="Arial"/>
+          <w:rtl/>
+        </w:rPr>
+        <w:t xml:space="preserve"> </w:t>
+      </w:r>
+      <w:r>
+        <w:rPr>
+          <w:rFonts w:cs="Arial" w:hint="eastAsia"/>
+          <w:rtl/>
+        </w:rPr>
+        <w:t>טלפון</w:t>
+      </w:r>
+      <w:r>
+        <w:rPr>
+          <w:rFonts w:cs="Arial"/>
+          <w:rtl/>
+        </w:rPr>
+        <w:t xml:space="preserve"> </w:t>
+      </w:r>
+      <w:r>
+        <w:rPr>
+          <w:rFonts w:cs="Arial" w:hint="eastAsia"/>
+          <w:rtl/>
+        </w:rPr>
+        <w:t>וללא</w:t>
+      </w:r>
+      <w:r>
+        <w:rPr>
+          <w:rFonts w:cs="Arial"/>
+          <w:rtl/>
+        </w:rPr>
+        <w:t xml:space="preserve"> </w:t>
+      </w:r>
+      <w:r>
+        <w:rPr>
+          <w:rFonts w:cs="Arial" w:hint="eastAsia"/>
+          <w:rtl/>
+        </w:rPr>
+        <w:t>הקמת</w:t>
+      </w:r>
+      <w:r>
+        <w:rPr>
+          <w:rFonts w:cs="Arial"/>
+          <w:rtl/>
+        </w:rPr>
+        <w:t xml:space="preserve"> </w:t>
+      </w:r>
+      <w:r>
+        <w:rPr>
+          <w:rFonts w:cs="Arial" w:hint="eastAsia"/>
+          <w:rtl/>
+        </w:rPr>
+        <w:t>מרכז</w:t>
+      </w:r>
+      <w:r>
+        <w:rPr>
+          <w:rFonts w:cs="Arial"/>
+          <w:rtl/>
+        </w:rPr>
+        <w:t xml:space="preserve"> </w:t>
+      </w:r>
+      <w:r>
+        <w:rPr>
+          <w:rFonts w:cs="Arial" w:hint="eastAsia"/>
+          <w:rtl/>
+        </w:rPr>
+        <w:t>גבייה</w:t>
+      </w:r>
+      <w:r>
+        <w:rPr>
+          <w:rFonts w:cs="Arial"/>
+          <w:rtl/>
+        </w:rPr>
+        <w:t xml:space="preserve"> </w:t>
+      </w:r>
+      <w:r>
+        <w:rPr>
+          <w:rFonts w:cs="Arial" w:hint="eastAsia"/>
+          <w:rtl/>
+        </w:rPr>
+        <w:t>ייעודי</w:t>
+      </w:r>
+      <w:r>
+        <w:rPr>
+          <w:rFonts w:cs="Arial"/>
+          <w:rtl/>
+        </w:rPr>
+        <w:t xml:space="preserve"> </w:t>
+      </w:r>
+      <w:r>
+        <w:rPr>
+          <w:rFonts w:cs="Arial" w:hint="eastAsia"/>
+          <w:rtl/>
+        </w:rPr>
+        <w:t>מצד</w:t>
+      </w:r>
+      <w:r>
+        <w:rPr>
+          <w:rFonts w:cs="Arial"/>
+          <w:rtl/>
+        </w:rPr>
+        <w:t xml:space="preserve"> </w:t>
+      </w:r>
+      <w:r>
+        <w:rPr>
+          <w:rFonts w:cs="Arial" w:hint="eastAsia"/>
+          <w:rtl/>
+        </w:rPr>
+        <w:t>החברה</w:t>
+      </w:r>
+      <w:r>
+        <w:rPr>
+          <w:rFonts w:cs="Arial"/>
+          <w:rtl/>
+        </w:rPr>
+        <w:t>.</w:t>
+      </w:r>
+      <w:r>
+        <w:rPr>
+          <w:rFonts w:cs="Arial" w:hint="cs"/>
+          <w:rtl/>
+        </w:rPr>
+        <w:t xml:space="preserve"> </w:t>
+      </w:r>
+      <w:r>
+        <w:rPr>
+          <w:rFonts w:cs="Arial"/>
+          <w:rtl/>
+        </w:rPr>
+        <w:t xml:space="preserve"> </w:t>
+      </w:r>
+      <w:r>
+        <w:rPr>
+          <w:rFonts w:cs="Arial" w:hint="cs"/>
+          <w:rtl/>
+        </w:rPr>
+        <w:t xml:space="preserve">השירות </w:t>
+      </w:r>
+      <w:r>
+        <w:rPr>
+          <w:rFonts w:cs="Arial" w:hint="eastAsia"/>
+          <w:rtl/>
+        </w:rPr>
+        <w:t>מבוסס</w:t>
+      </w:r>
+      <w:r>
+        <w:rPr>
+          <w:rFonts w:cs="Arial"/>
+          <w:rtl/>
+        </w:rPr>
+        <w:t xml:space="preserve"> </w:t>
+      </w:r>
+      <w:r>
+        <w:rPr>
+          <w:rFonts w:cs="Arial" w:hint="eastAsia"/>
+          <w:rtl/>
+        </w:rPr>
+        <w:t>על</w:t>
+      </w:r>
+      <w:r>
+        <w:rPr>
+          <w:rFonts w:cs="Arial"/>
+          <w:rtl/>
+        </w:rPr>
+        <w:t xml:space="preserve"> </w:t>
+      </w:r>
+      <w:r>
+        <w:rPr>
+          <w:rFonts w:cs="Arial" w:hint="eastAsia"/>
+          <w:rtl/>
+        </w:rPr>
+        <w:t>מערכת</w:t>
+      </w:r>
+      <w:r>
+        <w:rPr>
+          <w:rFonts w:cs="Arial"/>
+          <w:rtl/>
+        </w:rPr>
+        <w:t xml:space="preserve"> </w:t>
+      </w:r>
+      <w:r>
+        <w:rPr>
+          <w:rFonts w:cs="Arial" w:hint="eastAsia"/>
+          <w:rtl/>
+        </w:rPr>
+        <w:t>מסודרת</w:t>
+      </w:r>
+      <w:r>
+        <w:rPr>
+          <w:rFonts w:cs="Arial"/>
+          <w:rtl/>
+        </w:rPr>
+        <w:t xml:space="preserve"> </w:t>
+      </w:r>
+      <w:r>
+        <w:rPr>
+          <w:rFonts w:cs="Arial" w:hint="eastAsia"/>
+          <w:rtl/>
+        </w:rPr>
+        <w:t>של</w:t>
+      </w:r>
+      <w:r>
+        <w:rPr>
+          <w:rFonts w:cs="Arial"/>
+          <w:rtl/>
+        </w:rPr>
+        <w:t xml:space="preserve"> </w:t>
+      </w:r>
+      <w:r>
+        <w:rPr>
+          <w:rFonts w:cs="Arial" w:hint="eastAsia"/>
+          <w:rtl/>
+        </w:rPr>
+        <w:t>הודעות</w:t>
+      </w:r>
+      <w:r>
+        <w:rPr>
+          <w:rFonts w:cs="Arial" w:hint="cs"/>
+          <w:rtl/>
+        </w:rPr>
+        <w:t xml:space="preserve"> </w:t>
+      </w:r>
+      <w:r>
+        <w:rPr>
+          <w:rFonts w:cs="Arial"/>
+          <w:rtl/>
+        </w:rPr>
+        <w:t xml:space="preserve"> </w:t>
+      </w:r>
+      <w:r>
+        <w:rPr>
+          <w:rFonts w:cs="Arial" w:hint="eastAsia"/>
+          <w:rtl/>
+        </w:rPr>
+        <w:t>תזכורת</w:t>
+      </w:r>
+      <w:r>
+        <w:rPr>
+          <w:rFonts w:cs="Arial" w:hint="cs"/>
+          <w:rtl/>
+        </w:rPr>
+        <w:t>, התראות</w:t>
+      </w:r>
+      <w:r>
+        <w:rPr>
+          <w:rFonts w:cs="Arial"/>
+          <w:rtl/>
+        </w:rPr>
+        <w:t xml:space="preserve"> </w:t>
+      </w:r>
+      <w:r>
+        <w:rPr>
+          <w:rFonts w:cs="Arial" w:hint="cs"/>
+          <w:rtl/>
+        </w:rPr>
+        <w:t>(</w:t>
+      </w:r>
+      <w:r>
+        <w:rPr>
+          <w:rFonts w:cs="Arial" w:hint="eastAsia"/>
+          <w:rtl/>
+        </w:rPr>
+        <w:t>מכתבי</w:t>
+      </w:r>
+      <w:r>
+        <w:rPr>
+          <w:rFonts w:cs="Arial"/>
+          <w:rtl/>
+        </w:rPr>
+        <w:t xml:space="preserve"> </w:t>
+      </w:r>
+      <w:r>
+        <w:rPr>
+          <w:rFonts w:cs="Arial" w:hint="eastAsia"/>
+          <w:rtl/>
+        </w:rPr>
+        <w:t>התראה</w:t>
+      </w:r>
+      <w:r>
+        <w:rPr>
+          <w:rFonts w:cs="Arial" w:hint="cs"/>
+          <w:rtl/>
+        </w:rPr>
+        <w:t>)</w:t>
+      </w:r>
+      <w:r>
+        <w:rPr>
+          <w:rFonts w:cs="Arial" w:hint="cs"/>
+          <w:rtl/>
+        </w:rPr>
+        <w:t xml:space="preserve"> </w:t>
+      </w:r>
+      <w:r>
+        <w:rPr>
+          <w:rFonts w:cs="Arial" w:hint="eastAsia"/>
+          <w:rtl/>
+        </w:rPr>
+        <w:t>לפני</w:t>
+      </w:r>
+      <w:r>
+        <w:rPr>
+          <w:rFonts w:cs="Arial"/>
+          <w:rtl/>
+        </w:rPr>
+        <w:t xml:space="preserve"> </w:t>
+      </w:r>
+      <w:r>
+        <w:rPr>
+          <w:rFonts w:cs="Arial" w:hint="eastAsia"/>
+          <w:rtl/>
+        </w:rPr>
+        <w:t>נקיטת</w:t>
+      </w:r>
+      <w:r>
+        <w:rPr>
+          <w:rFonts w:cs="Arial"/>
+          <w:rtl/>
+        </w:rPr>
+        <w:t xml:space="preserve"> </w:t>
+      </w:r>
+      <w:r>
+        <w:rPr>
+          <w:rFonts w:cs="Arial" w:hint="eastAsia"/>
+          <w:rtl/>
+        </w:rPr>
+        <w:t>הליכים</w:t>
+      </w:r>
+      <w:r>
+        <w:rPr>
+          <w:rFonts w:cs="Arial"/>
+          <w:rtl/>
+        </w:rPr>
+        <w:t xml:space="preserve"> </w:t>
+      </w:r>
+      <w:r>
+        <w:rPr>
+          <w:rFonts w:cs="Arial" w:hint="eastAsia"/>
+          <w:rtl/>
+        </w:rPr>
+        <w:t>משפטיים</w:t>
+      </w:r>
+      <w:r>
+        <w:rPr>
+          <w:rFonts w:cs="Arial"/>
+          <w:rtl/>
+        </w:rPr>
+        <w:t xml:space="preserve">, </w:t>
+      </w:r>
+      <w:r>
+        <w:rPr>
+          <w:rFonts w:cs="Arial" w:hint="eastAsia"/>
+          <w:rtl/>
+        </w:rPr>
+        <w:t>המאפשרת</w:t>
+      </w:r>
+      <w:r>
+        <w:rPr>
+          <w:rFonts w:cs="Arial"/>
+          <w:rtl/>
+        </w:rPr>
+        <w:t>:</w:t>
+      </w:r>
+    </w:p>
+    <w:p>
+      <w:pPr>
+        <w:bidi/>
+        <w:rPr>
+          <w:rFonts w:cs="Arial"/>
+          <w:rtl/>
+        </w:rPr>
+      </w:pPr>
+      <w:r>
+        <w:rPr>
+          <w:rFonts w:ascii="Segoe UI Emoji" w:hAnsi="Segoe UI Emoji" w:cs="Segoe UI Emoji" w:hint="cs"/>
+          <w:rtl/>
+        </w:rPr>
+        <w:t>✔</w:t>
+      </w:r>
+      <w:r>
+        <w:rPr>
+          <w:rFonts w:cs="Arial"/>
+          <w:rtl/>
+        </w:rPr>
+        <w:t xml:space="preserve"> </w:t>
+      </w:r>
+      <w:r>
+        <w:rPr>
+          <w:rFonts w:cs="Arial" w:hint="eastAsia"/>
+          <w:rtl/>
+        </w:rPr>
+        <w:t>גבייה</w:t>
+      </w:r>
+      <w:r>
+        <w:rPr>
+          <w:rFonts w:cs="Arial"/>
+          <w:rtl/>
+        </w:rPr>
+        <w:t xml:space="preserve"> </w:t>
+      </w:r>
+      <w:r>
+        <w:rPr>
+          <w:rFonts w:cs="Arial" w:hint="eastAsia"/>
+          <w:rtl/>
+        </w:rPr>
+        <w:t>מהירה</w:t>
+      </w:r>
+      <w:r>
+        <w:rPr>
+          <w:rFonts w:cs="Arial"/>
+          <w:rtl/>
+        </w:rPr>
+        <w:t xml:space="preserve"> </w:t>
+      </w:r>
+      <w:r>
+        <w:rPr>
+          <w:rFonts w:cs="Arial" w:hint="eastAsia"/>
+          <w:rtl/>
+        </w:rPr>
+        <w:t>ויעילה</w:t>
+      </w:r>
+      <w:r>
+        <w:rPr>
+          <w:rFonts w:cs="Arial"/>
+          <w:rtl/>
+        </w:rPr>
+        <w:t xml:space="preserve"> </w:t>
+      </w:r>
+      <w:r>
+        <w:rPr>
+          <w:rFonts w:cs="Arial" w:hint="eastAsia"/>
+          <w:rtl/>
+        </w:rPr>
+        <w:t>יותר</w:t>
+      </w:r>
+    </w:p>
+    <w:p>
+      <w:pPr>
+        <w:bidi/>
+        <w:rPr>
+          <w:rFonts w:cs="Arial"/>
+          <w:rtl/>
+        </w:rPr>
+      </w:pPr>
+      <w:r>
+        <w:rPr>
+          <w:rFonts w:ascii="Segoe UI Emoji" w:hAnsi="Segoe UI Emoji" w:cs="Segoe UI Emoji" w:hint="cs"/>
+          <w:rtl/>
+        </w:rPr>
+        <w:t>✔</w:t>
+      </w:r>
+      <w:r>
+        <w:rPr>
+          <w:rFonts w:cs="Arial"/>
+          <w:rtl/>
+        </w:rPr>
+        <w:t xml:space="preserve"> </w:t>
+      </w:r>
+      <w:r>
+        <w:rPr>
+          <w:rFonts w:cs="Arial" w:hint="eastAsia"/>
+          <w:rtl/>
+        </w:rPr>
+        <w:t>צמצום</w:t>
+      </w:r>
+      <w:r>
+        <w:rPr>
+          <w:rFonts w:cs="Arial"/>
+          <w:rtl/>
+        </w:rPr>
+        <w:t xml:space="preserve"> </w:t>
+      </w:r>
+      <w:r>
+        <w:rPr>
+          <w:rFonts w:cs="Arial" w:hint="eastAsia"/>
+          <w:rtl/>
+        </w:rPr>
+        <w:t>עומס</w:t>
+      </w:r>
+      <w:r>
+        <w:rPr>
+          <w:rFonts w:cs="Arial"/>
+          <w:rtl/>
+        </w:rPr>
+        <w:t xml:space="preserve"> </w:t>
+      </w:r>
+      <w:r>
+        <w:rPr>
+          <w:rFonts w:cs="Arial" w:hint="eastAsia"/>
+          <w:rtl/>
+        </w:rPr>
+        <w:t>תפעולי</w:t>
+      </w:r>
+      <w:r>
+        <w:rPr>
+          <w:rFonts w:cs="Arial"/>
+          <w:rtl/>
+        </w:rPr>
+        <w:t xml:space="preserve"> </w:t>
+      </w:r>
+      <w:r>
+        <w:rPr>
+          <w:rFonts w:cs="Arial" w:hint="eastAsia"/>
+          <w:rtl/>
+        </w:rPr>
+        <w:t>על</w:t>
+      </w:r>
+      <w:r>
+        <w:rPr>
+          <w:rFonts w:cs="Arial"/>
+          <w:rtl/>
+        </w:rPr>
+        <w:t xml:space="preserve"> </w:t>
+      </w:r>
+      <w:r>
+        <w:rPr>
+          <w:rFonts w:cs="Arial" w:hint="eastAsia"/>
+          <w:rtl/>
+        </w:rPr>
+        <w:t>חברת</w:t>
+      </w:r>
+      <w:r>
+        <w:rPr>
+          <w:rFonts w:cs="Arial"/>
+          <w:rtl/>
+        </w:rPr>
+        <w:t xml:space="preserve"> </w:t>
+      </w:r>
+      <w:r>
+        <w:rPr>
+          <w:rFonts w:cs="Arial" w:hint="eastAsia"/>
+          <w:rtl/>
+        </w:rPr>
+        <w:t>הניהול</w:t>
+      </w:r>
+    </w:p>
+    <w:p>
+      <w:pPr>
+        <w:bidi/>
+        <w:rPr>
+          <w:rFonts w:cs="Arial"/>
+          <w:rtl/>
+        </w:rPr>
+      </w:pPr>
+      <w:r>
+        <w:rPr>
+          <w:rFonts w:ascii="Segoe UI Emoji" w:hAnsi="Segoe UI Emoji" w:cs="Segoe UI Emoji" w:hint="cs"/>
+          <w:rtl/>
+        </w:rPr>
+        <w:t>✔</w:t>
+      </w:r>
+      <w:r>
+        <w:rPr>
+          <w:rFonts w:cs="Arial"/>
+          <w:rtl/>
+        </w:rPr>
+        <w:t xml:space="preserve"> </w:t>
+      </w:r>
+      <w:r>
+        <w:rPr>
+          <w:rFonts w:cs="Arial" w:hint="eastAsia"/>
+          <w:rtl/>
+        </w:rPr>
+        <w:t>טיפול</w:t>
+      </w:r>
+      <w:r>
+        <w:rPr>
+          <w:rFonts w:cs="Arial"/>
+          <w:rtl/>
+        </w:rPr>
+        <w:t xml:space="preserve"> </w:t>
+      </w:r>
+      <w:r>
+        <w:rPr>
+          <w:rFonts w:cs="Arial" w:hint="eastAsia"/>
+          <w:rtl/>
+        </w:rPr>
+        <w:t>משפטי</w:t>
+      </w:r>
+      <w:r>
+        <w:rPr>
+          <w:rFonts w:cs="Arial"/>
+          <w:rtl/>
+        </w:rPr>
+        <w:t xml:space="preserve"> </w:t>
+      </w:r>
+      <w:r>
+        <w:rPr>
+          <w:rFonts w:cs="Arial" w:hint="eastAsia"/>
+          <w:rtl/>
+        </w:rPr>
+        <w:t>מסודר</w:t>
+      </w:r>
+      <w:r>
+        <w:rPr>
+          <w:rFonts w:cs="Arial"/>
+          <w:rtl/>
+        </w:rPr>
+        <w:t xml:space="preserve"> </w:t>
+      </w:r>
+      <w:r>
+        <w:rPr>
+          <w:rFonts w:cs="Arial" w:hint="eastAsia"/>
+          <w:rtl/>
+        </w:rPr>
+        <w:t>ומדורג</w:t>
+      </w:r>
+    </w:p>
+    <w:p>
+      <w:pPr>
+        <w:bidi/>
+        <w:rPr>
+          <w:rFonts w:cs="Arial"/>
+          <w:rtl/>
+        </w:rPr>
+      </w:pPr>
+      <w:r>
+        <w:rPr>
+          <w:rFonts w:ascii="Segoe UI Emoji" w:hAnsi="Segoe UI Emoji" w:cs="Segoe UI Emoji" w:hint="cs"/>
+          <w:rtl/>
+        </w:rPr>
+        <w:t>✔</w:t>
+      </w:r>
+      <w:r>
+        <w:rPr>
+          <w:rFonts w:cs="Arial"/>
+          <w:rtl/>
+        </w:rPr>
+        <w:t xml:space="preserve"> </w:t>
+      </w:r>
+      <w:r>
+        <w:rPr>
+          <w:rFonts w:cs="Arial" w:hint="eastAsia"/>
+          <w:rtl/>
+        </w:rPr>
+        <w:t>הגדלת</w:t>
+      </w:r>
+      <w:r>
+        <w:rPr>
+          <w:rFonts w:cs="Arial"/>
+          <w:rtl/>
+        </w:rPr>
+        <w:t xml:space="preserve"> </w:t>
+      </w:r>
+      <w:r>
+        <w:rPr>
+          <w:rFonts w:cs="Arial" w:hint="eastAsia"/>
+          <w:rtl/>
+        </w:rPr>
+        <w:t>נפח</w:t>
+      </w:r>
+      <w:r>
+        <w:rPr>
+          <w:rFonts w:cs="Arial"/>
+          <w:rtl/>
+        </w:rPr>
+        <w:t xml:space="preserve"> </w:t>
+      </w:r>
+      <w:r>
+        <w:rPr>
+          <w:rFonts w:cs="Arial" w:hint="eastAsia"/>
+          <w:rtl/>
+        </w:rPr>
+        <w:t>הלקוחות</w:t>
+      </w:r>
+      <w:r>
+        <w:rPr>
+          <w:rFonts w:cs="Arial"/>
+          <w:rtl/>
+        </w:rPr>
+        <w:t xml:space="preserve"> </w:t>
+      </w:r>
+      <w:r>
+        <w:rPr>
+          <w:rFonts w:cs="Arial" w:hint="eastAsia"/>
+          <w:rtl/>
+        </w:rPr>
+        <w:t>של</w:t>
+      </w:r>
+      <w:r>
+        <w:rPr>
+          <w:rFonts w:cs="Arial"/>
+          <w:rtl/>
+        </w:rPr>
+        <w:t xml:space="preserve"> </w:t>
+      </w:r>
+      <w:r>
+        <w:rPr>
+          <w:rFonts w:cs="Arial" w:hint="eastAsia"/>
+          <w:rtl/>
+        </w:rPr>
+        <w:t>חברת</w:t>
+      </w:r>
+      <w:r>
+        <w:rPr>
+          <w:rFonts w:cs="Arial"/>
+          <w:rtl/>
+        </w:rPr>
+        <w:t xml:space="preserve"> </w:t>
+      </w:r>
+      <w:r>
+        <w:rPr>
+          <w:rFonts w:cs="Arial" w:hint="eastAsia"/>
+          <w:rtl/>
+        </w:rPr>
+        <w:t>הניהול</w:t>
+      </w:r>
+      <w:r>
+        <w:rPr>
+          <w:rFonts w:cs="Arial"/>
+          <w:rtl/>
+        </w:rPr>
+        <w:t xml:space="preserve"> </w:t>
+      </w:r>
+      <w:r>
+        <w:rPr>
+          <w:rFonts w:cs="Arial" w:hint="eastAsia"/>
+          <w:rtl/>
+        </w:rPr>
+        <w:t>ללא</w:t>
+      </w:r>
+      <w:r>
+        <w:rPr>
+          <w:rFonts w:cs="Arial"/>
+          <w:rtl/>
+        </w:rPr>
+        <w:t xml:space="preserve"> </w:t>
+      </w:r>
+      <w:r>
+        <w:rPr>
+          <w:rFonts w:cs="Arial" w:hint="eastAsia"/>
+          <w:rtl/>
+        </w:rPr>
+        <w:t>הרחבת</w:t>
+      </w:r>
+      <w:r>
+        <w:rPr>
+          <w:rFonts w:cs="Arial"/>
+          <w:rtl/>
+        </w:rPr>
+        <w:t xml:space="preserve"> </w:t>
+      </w:r>
+      <w:r>
+        <w:rPr>
+          <w:rFonts w:cs="Arial" w:hint="eastAsia"/>
+          <w:rtl/>
+        </w:rPr>
+        <w:t>מערך</w:t>
+      </w:r>
+      <w:r>
+        <w:rPr>
+          <w:rFonts w:cs="Arial"/>
+          <w:rtl/>
+        </w:rPr>
+        <w:t xml:space="preserve"> </w:t>
+      </w:r>
+      <w:r>
+        <w:rPr>
+          <w:rFonts w:cs="Arial" w:hint="eastAsia"/>
+          <w:rtl/>
+        </w:rPr>
+        <w:t>גבייה</w:t>
+      </w:r>
+      <w:r>
+        <w:rPr>
+          <w:rFonts w:cs="Arial"/>
+          <w:rtl/>
+        </w:rPr>
+        <w:t xml:space="preserve"> </w:t>
+      </w:r>
+      <w:r>
+        <w:rPr>
+          <w:rFonts w:cs="Arial" w:hint="eastAsia"/>
+          <w:rtl/>
+        </w:rPr>
+        <w:t>פנימי</w:t>
+      </w:r>
+    </w:p>
+    <w:p>
+      <w:pPr>
+        <w:bidi/>
+        <w:rPr>
+          <w:rFonts w:cs="Arial"/>
+          <w:rtl/>
+        </w:rPr>
+      </w:pPr>
+      <w:r>
+        <w:rPr>
+          <w:rFonts w:cs="Arial" w:hint="eastAsia"/>
+          <w:b/>
+          <w:bCs/>
+          <w:rtl/>
+        </w:rPr>
+        <w:t>החזון</w:t>
+      </w:r>
+      <w:r>
+        <w:rPr>
+          <w:rFonts w:cs="Arial"/>
+          <w:b/>
+          <w:bCs/>
+          <w:rtl/>
+        </w:rPr>
+        <w:t xml:space="preserve"> </w:t>
+      </w:r>
+      <w:r>
+        <w:rPr>
+          <w:rFonts w:cs="Arial" w:hint="eastAsia"/>
+          <w:b/>
+          <w:bCs/>
+          <w:rtl/>
+        </w:rPr>
+        <w:t>שלנו</w:t>
+      </w:r>
+      <w:r>
+        <w:rPr>
+          <w:rFonts w:cs="Arial"/>
+          <w:b/>
+          <w:bCs/>
+          <w:rtl/>
+        </w:rPr>
+        <w:t xml:space="preserve">: </w:t>
+      </w:r>
+      <w:r>
+        <w:rPr>
+          <w:rFonts w:cs="Arial" w:hint="eastAsia"/>
+          <w:rtl/>
+        </w:rPr>
+        <w:t>ללוות</w:t>
+      </w:r>
+      <w:r>
+        <w:rPr>
+          <w:rFonts w:cs="Arial"/>
+          <w:rtl/>
+        </w:rPr>
+        <w:t xml:space="preserve"> </w:t>
+      </w:r>
+      <w:r>
+        <w:rPr>
+          <w:rFonts w:cs="Arial" w:hint="eastAsia"/>
+          <w:rtl/>
+        </w:rPr>
+        <w:t>את</w:t>
+      </w:r>
+      <w:r>
+        <w:rPr>
+          <w:rFonts w:cs="Arial"/>
+          <w:rtl/>
+        </w:rPr>
+        <w:t xml:space="preserve"> </w:t>
+      </w:r>
+      <w:r>
+        <w:rPr>
+          <w:rFonts w:cs="Arial" w:hint="eastAsia"/>
+          <w:rtl/>
+        </w:rPr>
+        <w:t>לקוחותינו</w:t>
+      </w:r>
+      <w:r>
+        <w:rPr>
+          <w:rFonts w:cs="Arial"/>
+          <w:rtl/>
+        </w:rPr>
+        <w:t xml:space="preserve"> </w:t>
+      </w:r>
+      <w:r>
+        <w:rPr>
+          <w:rFonts w:cs="Arial" w:hint="eastAsia"/>
+          <w:rtl/>
+        </w:rPr>
+        <w:t>בפתרון</w:t>
+      </w:r>
+      <w:r>
+        <w:rPr>
+          <w:rFonts w:cs="Arial"/>
+          <w:rtl/>
+        </w:rPr>
+        <w:t xml:space="preserve"> </w:t>
+      </w:r>
+      <w:r>
+        <w:rPr>
+          <w:rFonts w:cs="Arial" w:hint="eastAsia"/>
+          <w:rtl/>
+        </w:rPr>
+        <w:t>אתגרים</w:t>
+      </w:r>
+      <w:r>
+        <w:rPr>
+          <w:rFonts w:cs="Arial"/>
+          <w:rtl/>
+        </w:rPr>
+        <w:t xml:space="preserve"> </w:t>
+      </w:r>
+      <w:r>
+        <w:rPr>
+          <w:rFonts w:cs="Arial" w:hint="eastAsia"/>
+          <w:rtl/>
+        </w:rPr>
+        <w:t>משפטיים</w:t>
+      </w:r>
+      <w:r>
+        <w:rPr>
+          <w:rFonts w:cs="Arial"/>
+          <w:rtl/>
+        </w:rPr>
+        <w:t xml:space="preserve"> </w:t>
+      </w:r>
+      <w:r>
+        <w:rPr>
+          <w:rFonts w:cs="Arial" w:hint="eastAsia"/>
+          <w:rtl/>
+        </w:rPr>
+        <w:t>מתוך</w:t>
+      </w:r>
+      <w:r>
+        <w:rPr>
+          <w:rFonts w:cs="Arial"/>
+          <w:rtl/>
+        </w:rPr>
+        <w:t xml:space="preserve"> </w:t>
+      </w:r>
+      <w:r>
+        <w:rPr>
+          <w:rFonts w:cs="Arial" w:hint="eastAsia"/>
+          <w:rtl/>
+        </w:rPr>
+        <w:t>הבנה</w:t>
+      </w:r>
+      <w:r>
+        <w:rPr>
+          <w:rFonts w:cs="Arial"/>
+          <w:rtl/>
+        </w:rPr>
+        <w:t xml:space="preserve"> </w:t>
+      </w:r>
+      <w:r>
+        <w:rPr>
+          <w:rFonts w:cs="Arial" w:hint="eastAsia"/>
+          <w:rtl/>
+        </w:rPr>
+        <w:t>עמוקה</w:t>
+      </w:r>
+      <w:r>
+        <w:rPr>
+          <w:rFonts w:cs="Arial"/>
+          <w:rtl/>
+        </w:rPr>
+        <w:t xml:space="preserve"> </w:t>
+      </w:r>
+      <w:r>
+        <w:rPr>
+          <w:rFonts w:cs="Arial" w:hint="eastAsia"/>
+          <w:rtl/>
+        </w:rPr>
+        <w:t>של</w:t>
+      </w:r>
+      <w:r>
+        <w:rPr>
+          <w:rFonts w:cs="Arial"/>
+          <w:rtl/>
+        </w:rPr>
+        <w:t xml:space="preserve"> </w:t>
+      </w:r>
+      <w:r>
+        <w:rPr>
+          <w:rFonts w:cs="Arial" w:hint="eastAsia"/>
+          <w:rtl/>
+        </w:rPr>
+        <w:t>הצרכים</w:t>
+      </w:r>
+      <w:r>
+        <w:rPr>
+          <w:rFonts w:cs="Arial"/>
+          <w:rtl/>
+        </w:rPr>
+        <w:t xml:space="preserve"> </w:t>
+      </w:r>
+      <w:r>
+        <w:rPr>
+          <w:rFonts w:cs="Arial" w:hint="eastAsia"/>
+          <w:rtl/>
+        </w:rPr>
+        <w:t>האישיים</w:t>
+      </w:r>
+      <w:r>
+        <w:rPr>
+          <w:rFonts w:cs="Arial"/>
+          <w:rtl/>
+        </w:rPr>
+        <w:t xml:space="preserve"> </w:t>
+      </w:r>
+      <w:r>
+        <w:rPr>
+          <w:rFonts w:cs="Arial" w:hint="eastAsia"/>
+          <w:rtl/>
+        </w:rPr>
+        <w:t>והמשפטיים</w:t>
+      </w:r>
+      <w:r>
+        <w:rPr>
+          <w:rFonts w:cs="Arial"/>
+          <w:rtl/>
+        </w:rPr>
+        <w:t xml:space="preserve"> </w:t>
+      </w:r>
+      <w:r>
+        <w:rPr>
+          <w:rFonts w:cs="Arial" w:hint="eastAsia"/>
+          <w:rtl/>
+        </w:rPr>
+        <w:t>שלהם</w:t>
+      </w:r>
+      <w:r>
+        <w:rPr>
+          <w:rFonts w:cs="Arial"/>
+          <w:rtl/>
+        </w:rPr>
+        <w:t xml:space="preserve">. </w:t>
+      </w:r>
+      <w:r>
+        <w:rPr>
+          <w:rFonts w:cs="Arial" w:hint="eastAsia"/>
+          <w:rtl/>
+        </w:rPr>
+        <w:t>אנו</w:t>
+      </w:r>
+      <w:r>
+        <w:rPr>
+          <w:rFonts w:cs="Arial"/>
+          <w:rtl/>
+        </w:rPr>
+        <w:t xml:space="preserve"> </w:t>
+      </w:r>
+      <w:r>
+        <w:rPr>
+          <w:rFonts w:cs="Arial" w:hint="eastAsia"/>
+          <w:rtl/>
+        </w:rPr>
+        <w:t>פועלים</w:t>
+      </w:r>
+      <w:r>
+        <w:rPr>
+          <w:rFonts w:cs="Arial"/>
+          <w:rtl/>
+        </w:rPr>
+        <w:t xml:space="preserve"> </w:t>
+      </w:r>
+      <w:r>
+        <w:rPr>
+          <w:rFonts w:cs="Arial" w:hint="eastAsia"/>
+          <w:rtl/>
+        </w:rPr>
+        <w:t>במקצועיות</w:t>
+      </w:r>
+      <w:r>
+        <w:rPr>
+          <w:rFonts w:cs="Arial"/>
+          <w:rtl/>
+        </w:rPr>
+        <w:t xml:space="preserve"> </w:t>
+      </w:r>
+      <w:r>
+        <w:rPr>
+          <w:rFonts w:cs="Arial" w:hint="eastAsia"/>
+          <w:rtl/>
+        </w:rPr>
+        <w:t>ובשיקול</w:t>
+      </w:r>
+      <w:r>
+        <w:rPr>
+          <w:rFonts w:cs="Arial"/>
+          <w:rtl/>
+        </w:rPr>
+        <w:t xml:space="preserve"> </w:t>
+      </w:r>
+      <w:r>
+        <w:rPr>
+          <w:rFonts w:cs="Arial" w:hint="eastAsia"/>
+          <w:rtl/>
+        </w:rPr>
+        <w:t>דעת</w:t>
+      </w:r>
+      <w:r>
+        <w:rPr>
+          <w:rFonts w:cs="Arial"/>
+          <w:rtl/>
+        </w:rPr>
+        <w:t xml:space="preserve">, </w:t>
+      </w:r>
+      <w:r>
+        <w:rPr>
+          <w:rFonts w:cs="Arial" w:hint="eastAsia"/>
+          <w:rtl/>
+        </w:rPr>
+        <w:t>במטרה</w:t>
+      </w:r>
+      <w:r>
+        <w:rPr>
+          <w:rFonts w:cs="Arial"/>
+          <w:rtl/>
+        </w:rPr>
+        <w:t xml:space="preserve"> </w:t>
+      </w:r>
+      <w:r>
+        <w:rPr>
+          <w:rFonts w:cs="Arial" w:hint="eastAsia"/>
+          <w:rtl/>
+        </w:rPr>
+        <w:t>לחסוך</w:t>
+      </w:r>
+      <w:r>
+        <w:rPr>
+          <w:rFonts w:cs="Arial"/>
+          <w:rtl/>
+        </w:rPr>
+        <w:t xml:space="preserve"> </w:t>
+      </w:r>
+      <w:r>
+        <w:rPr>
+          <w:rFonts w:cs="Arial" w:hint="eastAsia"/>
+          <w:rtl/>
+        </w:rPr>
+        <w:t>ללקוח</w:t>
+      </w:r>
+      <w:r>
+        <w:rPr>
+          <w:rFonts w:cs="Arial"/>
+          <w:rtl/>
+        </w:rPr>
+        <w:t xml:space="preserve"> </w:t>
+      </w:r>
+      <w:r>
+        <w:rPr>
+          <w:rFonts w:cs="Arial" w:hint="eastAsia"/>
+          <w:rtl/>
+        </w:rPr>
+        <w:t>זמן</w:t>
+      </w:r>
+      <w:r>
+        <w:rPr>
+          <w:rFonts w:cs="Arial"/>
+          <w:rtl/>
+        </w:rPr>
+        <w:t xml:space="preserve">, </w:t>
+      </w:r>
+      <w:r>
+        <w:rPr>
+          <w:rFonts w:cs="Arial" w:hint="eastAsia"/>
+          <w:rtl/>
+        </w:rPr>
+        <w:t>כסף</w:t>
+      </w:r>
+      <w:r>
+        <w:rPr>
+          <w:rFonts w:cs="Arial"/>
+          <w:rtl/>
+        </w:rPr>
+        <w:t xml:space="preserve"> </w:t>
+      </w:r>
+      <w:r>
+        <w:rPr>
+          <w:rFonts w:cs="Arial" w:hint="eastAsia"/>
+          <w:rtl/>
+        </w:rPr>
+        <w:t>והתמודדות</w:t>
+      </w:r>
+      <w:r>
+        <w:rPr>
+          <w:rFonts w:cs="Arial"/>
+          <w:rtl/>
+        </w:rPr>
+        <w:t xml:space="preserve"> </w:t>
+      </w:r>
+      <w:r>
+        <w:rPr>
+          <w:rFonts w:cs="Arial" w:hint="eastAsia"/>
+          <w:rtl/>
+        </w:rPr>
+        <w:t>מיותרת</w:t>
+      </w:r>
+      <w:r>
+        <w:rPr>
+          <w:rFonts w:cs="Arial"/>
+          <w:rtl/>
+        </w:rPr>
+        <w:t xml:space="preserve"> </w:t>
+      </w:r>
+      <w:r>
+        <w:rPr>
+          <w:rFonts w:cs="Arial" w:hint="eastAsia"/>
+          <w:rtl/>
+        </w:rPr>
+        <w:t>עם</w:t>
+      </w:r>
+      <w:r>
+        <w:rPr>
+          <w:rFonts w:cs="Arial"/>
+          <w:rtl/>
+        </w:rPr>
+        <w:t xml:space="preserve"> </w:t>
+      </w:r>
+      <w:r>
+        <w:rPr>
+          <w:rFonts w:cs="Arial" w:hint="eastAsia"/>
+          <w:rtl/>
+        </w:rPr>
+        <w:t>הליכים</w:t>
+      </w:r>
+      <w:r>
+        <w:rPr>
+          <w:rFonts w:cs="Arial"/>
+          <w:rtl/>
+        </w:rPr>
+        <w:t xml:space="preserve"> </w:t>
+      </w:r>
+      <w:r>
+        <w:rPr>
+          <w:rFonts w:cs="Arial" w:hint="eastAsia"/>
+          <w:rtl/>
+        </w:rPr>
+        <w:t>סבוכים</w:t>
+      </w:r>
+      <w:r>
+        <w:rPr>
+          <w:rFonts w:cs="Arial"/>
+          <w:rtl/>
+        </w:rPr>
+        <w:t>.</w:t>
+      </w:r>
+    </w:p>
+    <w:p>
+      <w:pPr>
+        <w:bidi/>
+        <w:rPr>
+          <w:rtl/>
+        </w:rPr>
+      </w:pPr>
+      <w:r>
+        <w:rPr>
+          <w:rFonts w:cs="Arial" w:hint="eastAsia"/>
+          <w:b/>
+          <w:bCs/>
+          <w:rtl/>
+        </w:rPr>
+        <w:t>בין</w:t>
+      </w:r>
+      <w:r>
+        <w:rPr>
+          <w:rFonts w:cs="Arial"/>
+          <w:b/>
+          <w:bCs/>
+          <w:rtl/>
+        </w:rPr>
+        <w:t xml:space="preserve"> </w:t>
+      </w:r>
+      <w:r>
+        <w:rPr>
+          <w:rFonts w:cs="Arial" w:hint="eastAsia"/>
+          <w:b/>
+          <w:bCs/>
+          <w:rtl/>
+        </w:rPr>
+        <w:t>לקוחותינו</w:t>
+      </w:r>
+      <w:r>
+        <w:rPr>
+          <w:rFonts w:cs="Arial"/>
+          <w:b/>
+          <w:bCs/>
+          <w:rtl/>
+        </w:rPr>
+        <w:t xml:space="preserve">: </w:t>
+      </w:r>
+      <w:r>
+        <w:rPr>
+          <w:rFonts w:cs="Arial" w:hint="eastAsia"/>
+          <w:rtl/>
+        </w:rPr>
+        <w:t>בעלי</w:t>
+      </w:r>
+      <w:r>
+        <w:rPr>
+          <w:rFonts w:cs="Arial"/>
+          <w:rtl/>
+        </w:rPr>
+        <w:t xml:space="preserve"> </w:t>
+      </w:r>
+      <w:r>
+        <w:rPr>
+          <w:rFonts w:cs="Arial" w:hint="eastAsia"/>
+          <w:rtl/>
+        </w:rPr>
+        <w:t>דירות</w:t>
+      </w:r>
+      <w:r>
+        <w:rPr>
+          <w:rFonts w:cs="Arial"/>
+          <w:rtl/>
+        </w:rPr>
+        <w:t xml:space="preserve">, </w:t>
+      </w:r>
+      <w:r>
+        <w:rPr>
+          <w:rFonts w:cs="Arial" w:hint="eastAsia"/>
+          <w:rtl/>
+        </w:rPr>
+        <w:t>נציגויות</w:t>
+      </w:r>
+      <w:r>
+        <w:rPr>
+          <w:rFonts w:cs="Arial"/>
+          <w:rtl/>
+        </w:rPr>
+        <w:t xml:space="preserve"> </w:t>
+      </w:r>
+      <w:r>
+        <w:rPr>
+          <w:rFonts w:cs="Arial" w:hint="eastAsia"/>
+          <w:rtl/>
+        </w:rPr>
+        <w:t>בתים</w:t>
+      </w:r>
+      <w:r>
+        <w:rPr>
+          <w:rFonts w:cs="Arial"/>
+          <w:rtl/>
+        </w:rPr>
+        <w:t xml:space="preserve"> </w:t>
+      </w:r>
+      <w:r>
+        <w:rPr>
+          <w:rFonts w:cs="Arial" w:hint="eastAsia"/>
+          <w:rtl/>
+        </w:rPr>
+        <w:t>משותפים</w:t>
+      </w:r>
+      <w:r>
+        <w:rPr>
+          <w:rFonts w:cs="Arial"/>
+          <w:rtl/>
+        </w:rPr>
+        <w:t>,</w:t>
+      </w:r>
+      <w:r>
+        <w:rPr>
+          <w:rFonts w:cs="Arial" w:hint="cs"/>
+          <w:rtl/>
+        </w:rPr>
+        <w:t xml:space="preserve"> חברות ניהול</w:t>
+      </w:r>
+      <w:r>
+        <w:rPr>
+          <w:rFonts w:cs="Arial" w:hint="cs"/>
+          <w:rtl/>
+        </w:rPr>
+        <w:t xml:space="preserve"> ואחזקת בניינים</w:t>
+      </w:r>
+      <w:r>
+        <w:rPr>
+          <w:rFonts w:cs="Arial" w:hint="cs"/>
+          <w:rtl/>
+        </w:rPr>
+        <w:t xml:space="preserve"> (מתחזקות),</w:t>
+      </w:r>
+      <w:r>
+        <w:rPr>
+          <w:rFonts w:cs="Arial"/>
+          <w:rtl/>
+        </w:rPr>
+        <w:t xml:space="preserve"> </w:t>
+      </w:r>
+      <w:r>
+        <w:rPr>
+          <w:rFonts w:cs="Arial" w:hint="eastAsia"/>
+          <w:rtl/>
+        </w:rPr>
+        <w:t>יזמים</w:t>
+      </w:r>
+      <w:r>
+        <w:rPr>
+          <w:rFonts w:cs="Arial"/>
+          <w:rtl/>
+        </w:rPr>
+        <w:t xml:space="preserve">, </w:t>
+      </w:r>
+      <w:r>
+        <w:rPr>
+          <w:rFonts w:cs="Arial" w:hint="cs"/>
+          <w:rtl/>
+        </w:rPr>
+        <w:t>ונ</w:t>
+      </w:r>
+      <w:r>
+        <w:rPr>
+          <w:rFonts w:cs="Arial" w:hint="eastAsia"/>
+          <w:rtl/>
+        </w:rPr>
+        <w:t>פגעי</w:t>
+      </w:r>
+      <w:r>
+        <w:rPr>
+          <w:rFonts w:cs="Arial"/>
+          <w:rtl/>
+        </w:rPr>
+        <w:t xml:space="preserve"> </w:t>
+      </w:r>
+      <w:r>
+        <w:rPr>
+          <w:rFonts w:cs="Arial" w:hint="eastAsia"/>
+          <w:rtl/>
+        </w:rPr>
+        <w:t>תאונות</w:t>
+      </w:r>
+      <w:r>
+        <w:rPr>
+          <w:rFonts w:cs="Arial" w:hint="cs"/>
+          <w:rtl/>
+        </w:rPr>
+        <w:t xml:space="preserve"> שונות </w:t>
+      </w:r>
+      <w:r>
+        <w:rPr>
+          <w:rFonts w:cs="Arial" w:hint="cs"/>
+          <w:rtl/>
+        </w:rPr>
+        <w:t>(נזקי גוף</w:t>
+      </w:r>
+      <w:r>
+        <w:rPr>
+          <w:rFonts w:cs="Arial" w:hint="cs"/>
+          <w:rtl/>
+        </w:rPr>
+        <w:t xml:space="preserve"> ורכוש</w:t>
+      </w:r>
+      <w:r>
+        <w:rPr>
+          <w:rFonts w:cs="Arial" w:hint="cs"/>
+          <w:rtl/>
+        </w:rPr>
+        <w:t>)</w:t>
+      </w:r>
+      <w:r>
+        <w:rPr>
+          <w:rFonts w:cs="Arial"/>
+          <w:rtl/>
+        </w:rPr>
+        <w:t xml:space="preserve">. </w:t>
+      </w:r>
+      <w:r>
+        <w:rPr>
+          <w:rFonts w:cs="Arial" w:hint="eastAsia"/>
+          <w:rtl/>
+        </w:rPr>
+        <w:t>השירות</w:t>
+      </w:r>
+      <w:r>
+        <w:rPr>
+          <w:rFonts w:cs="Arial"/>
+          <w:rtl/>
+        </w:rPr>
+        <w:t xml:space="preserve"> </w:t>
+      </w:r>
+      <w:r>
+        <w:rPr>
+          <w:rFonts w:cs="Arial" w:hint="eastAsia"/>
+          <w:rtl/>
+        </w:rPr>
+        <w:t>ניתן</w:t>
+      </w:r>
+      <w:r>
+        <w:rPr>
+          <w:rFonts w:cs="Arial"/>
+          <w:rtl/>
+        </w:rPr>
+        <w:t xml:space="preserve"> </w:t>
+      </w:r>
+      <w:r>
+        <w:rPr>
+          <w:rFonts w:cs="Arial" w:hint="eastAsia"/>
+          <w:rtl/>
+        </w:rPr>
+        <w:t>בזמינות</w:t>
+      </w:r>
+      <w:r>
+        <w:rPr>
+          <w:rFonts w:cs="Arial"/>
+          <w:rtl/>
+        </w:rPr>
+        <w:t xml:space="preserve"> </w:t>
+      </w:r>
+      <w:r>
+        <w:rPr>
+          <w:rFonts w:cs="Arial" w:hint="eastAsia"/>
+          <w:rtl/>
+        </w:rPr>
+        <w:t>גבוהה</w:t>
+      </w:r>
+      <w:r>
+        <w:rPr>
+          <w:rFonts w:cs="Arial"/>
+          <w:rtl/>
+        </w:rPr>
+        <w:t xml:space="preserve">, </w:t>
+      </w:r>
+      <w:r>
+        <w:rPr>
+          <w:rFonts w:cs="Arial" w:hint="eastAsia"/>
+          <w:rtl/>
+        </w:rPr>
+        <w:t>בגישה</w:t>
+      </w:r>
+      <w:r>
+        <w:rPr>
+          <w:rFonts w:cs="Arial"/>
+          <w:rtl/>
+        </w:rPr>
+        <w:t xml:space="preserve"> </w:t>
+      </w:r>
+      <w:r>
+        <w:rPr>
+          <w:rFonts w:cs="Arial" w:hint="eastAsia"/>
+          <w:rtl/>
+        </w:rPr>
+        <w:t>אישית</w:t>
+      </w:r>
+      <w:r>
+        <w:rPr>
+          <w:rFonts w:cs="Arial"/>
+          <w:rtl/>
+        </w:rPr>
+        <w:t xml:space="preserve"> </w:t>
+      </w:r>
+      <w:r>
+        <w:rPr>
+          <w:rFonts w:cs="Arial" w:hint="eastAsia"/>
+          <w:rtl/>
+        </w:rPr>
+        <w:t>ושקופה</w:t>
+      </w:r>
+      <w:r>
+        <w:rPr>
+          <w:rFonts w:cs="Arial"/>
+          <w:rtl/>
+        </w:rPr>
+        <w:t xml:space="preserve">, </w:t>
+      </w:r>
+      <w:r>
+        <w:rPr>
+          <w:rFonts w:cs="Arial" w:hint="eastAsia"/>
+          <w:rtl/>
+        </w:rPr>
+        <w:t>וכולל</w:t>
+      </w:r>
+      <w:r>
+        <w:rPr>
+          <w:rFonts w:cs="Arial"/>
+          <w:rtl/>
+        </w:rPr>
+        <w:t xml:space="preserve"> </w:t>
+      </w:r>
+      <w:r>
+        <w:rPr>
+          <w:rFonts w:cs="Arial" w:hint="eastAsia"/>
+          <w:rtl/>
+        </w:rPr>
+        <w:t>מענה</w:t>
+      </w:r>
+      <w:r>
+        <w:rPr>
+          <w:rFonts w:cs="Arial" w:hint="cs"/>
+          <w:rtl/>
+        </w:rPr>
+        <w:t xml:space="preserve"> אישי</w:t>
+      </w:r>
+      <w:r>
+        <w:rPr>
+          <w:rFonts w:cs="Arial"/>
+          <w:rtl/>
+        </w:rPr>
+        <w:t xml:space="preserve"> </w:t>
+      </w:r>
+      <w:r>
+        <w:rPr>
+          <w:rFonts w:cs="Arial" w:hint="eastAsia"/>
+          <w:rtl/>
+        </w:rPr>
+        <w:t>משני</w:t>
+      </w:r>
+      <w:r>
+        <w:rPr>
+          <w:rFonts w:cs="Arial"/>
+          <w:rtl/>
+        </w:rPr>
+        <w:t xml:space="preserve"> </w:t>
+      </w:r>
+      <w:r>
+        <w:rPr>
+          <w:rFonts w:cs="Arial" w:hint="eastAsia"/>
+          <w:rtl/>
+        </w:rPr>
+        <w:t>מיקומים</w:t>
+      </w:r>
+      <w:r>
+        <w:rPr>
+          <w:rFonts w:cs="Arial"/>
+          <w:rtl/>
+        </w:rPr>
+        <w:t xml:space="preserve">: </w:t>
+      </w:r>
+      <w:r>
+        <w:rPr>
+          <w:rFonts w:cs="Arial" w:hint="eastAsia"/>
+          <w:rtl/>
+        </w:rPr>
+        <w:t>חיפה</w:t>
+      </w:r>
+      <w:r>
+        <w:rPr>
+          <w:rFonts w:cs="Arial"/>
+          <w:rtl/>
+        </w:rPr>
+        <w:t xml:space="preserve"> </w:t>
+      </w:r>
+      <w:r>
+        <w:rPr>
+          <w:rFonts w:cs="Arial" w:hint="eastAsia"/>
+          <w:rtl/>
+        </w:rPr>
+        <w:t>ותל</w:t>
+      </w:r>
+      <w:r>
+        <w:rPr>
+          <w:rFonts w:cs="Arial"/>
+          <w:rtl/>
+        </w:rPr>
+        <w:t xml:space="preserve"> </w:t>
+      </w:r>
+      <w:r>
+        <w:rPr>
+          <w:rFonts w:cs="Arial" w:hint="eastAsia"/>
+          <w:rtl/>
+        </w:rPr>
+        <w:t>אביב</w:t>
+      </w:r>
+      <w:r>
+        <w:rPr>
+          <w:rFonts w:cs="Arial"/>
+          <w:rtl/>
+        </w:rPr>
+        <w:t xml:space="preserve"> – </w:t>
+      </w:r>
+      <w:r>
+        <w:rPr>
+          <w:rFonts w:cs="Arial" w:hint="eastAsia"/>
+          <w:rtl/>
+        </w:rPr>
+        <w:t>לשירות</w:t>
+      </w:r>
+      <w:r>
+        <w:rPr>
+          <w:rFonts w:cs="Arial"/>
+          <w:rtl/>
+        </w:rPr>
+        <w:t xml:space="preserve"> </w:t>
+      </w:r>
+      <w:r>
+        <w:rPr>
+          <w:rFonts w:cs="Arial" w:hint="eastAsia"/>
+          <w:rtl/>
+        </w:rPr>
+        <w:t>נוח</w:t>
+      </w:r>
+      <w:r>
+        <w:rPr>
+          <w:rFonts w:cs="Arial"/>
+          <w:rtl/>
+        </w:rPr>
+        <w:t xml:space="preserve"> </w:t>
+      </w:r>
+      <w:r>
+        <w:rPr>
+          <w:rFonts w:cs="Arial" w:hint="eastAsia"/>
+          <w:rtl/>
+        </w:rPr>
+        <w:t>ונגיש</w:t>
+      </w:r>
+      <w:r>
+        <w:rPr>
+          <w:rFonts w:cs="Arial"/>
+          <w:rtl/>
+        </w:rPr>
+        <w:t xml:space="preserve"> </w:t>
+      </w:r>
+      <w:r>
+        <w:rPr>
+          <w:rFonts w:cs="Arial" w:hint="eastAsia"/>
+          <w:rtl/>
+        </w:rPr>
+        <w:t>ללקוחותינו</w:t>
+      </w:r>
+      <w:r>
+        <w:rPr>
+          <w:rFonts w:cs="Arial"/>
+          <w:rtl/>
+        </w:rPr>
+        <w:t xml:space="preserve"> </w:t>
+      </w:r>
+      <w:r>
+        <w:rPr>
+          <w:rFonts w:cs="Arial" w:hint="eastAsia"/>
+          <w:rtl/>
+        </w:rPr>
+        <w:t>בצפון</w:t>
+      </w:r>
+      <w:r>
+        <w:rPr>
+          <w:rFonts w:cs="Arial"/>
+          <w:rtl/>
+        </w:rPr>
+        <w:t xml:space="preserve"> </w:t>
+      </w:r>
+      <w:r>
+        <w:rPr>
+          <w:rFonts w:cs="Arial" w:hint="eastAsia"/>
+          <w:rtl/>
+        </w:rPr>
+        <w:t>ובאזור</w:t>
+      </w:r>
+      <w:r>
+        <w:rPr>
+          <w:rFonts w:cs="Arial"/>
+          <w:rtl/>
+        </w:rPr>
+        <w:t xml:space="preserve"> </w:t>
+      </w:r>
+      <w:r>
+        <w:rPr>
+          <w:rFonts w:cs="Arial" w:hint="eastAsia"/>
+          <w:rtl/>
+        </w:rPr>
+        <w:t>המרכז</w:t>
+      </w:r>
+      <w:r>
+        <w:rPr>
+          <w:rFonts w:cs="Arial"/>
+          <w:rtl/>
+        </w:rPr>
+        <w:t>.</w:t>
+      </w:r>
+    </w:p>
+    <w:p>
+      <w:pPr>
+        <w:bidi/>
+        <w:rPr>
+          <w:rtl/>
+        </w:rPr>
+      </w:pPr>
     </w:p>
     <w:sectPr>
       <w:pgSz w:w="11906" w:h="16838"/>
@@ -228,7 +5776,7 @@
         <w:kern w:val="2"/>
         <w:sz w:val="24"/>
         <w:szCs w:val="24"/>
-        <w:lang w:val="en-IL" w:eastAsia="en-US" w:bidi="he-IL"/>
+        <w:lang w:val="en-US" w:eastAsia="en-US" w:bidi="he-IL"/>
         <w14:ligatures w14:val="standardContextual"/>
       </w:rPr>
     </w:rPrDefault>
@@ -616,18 +6164,19 @@
     <w:lsdException w:name="Unresolved Mention" w:semiHidden="1" w:unhideWhenUsed="1"/>
     <w:lsdException w:name="Smart Link" w:semiHidden="1" w:unhideWhenUsed="1"/>
   </w:latentStyles>
-  <w:style w:type="paragraph" w:default="1" w:styleId="Normal">
+  <w:style w:type="paragraph" w:default="1" w:styleId="a">
     <w:name w:val="Normal"/>
     <w:qFormat/>
+    <w:rsid w:val="00D6444D"/>
   </w:style>
-  <w:style w:type="paragraph" w:styleId="Heading1">
+  <w:style w:type="paragraph" w:styleId="1">
     <w:name w:val="heading 1"/>
-    <w:basedOn w:val="Normal"/>
-    <w:next w:val="Normal"/>
-    <w:link w:val="Heading1Char"/>
+    <w:basedOn w:val="a"/>
+    <w:next w:val="a"/>
+    <w:link w:val="10"/>
     <w:uiPriority w:val="9"/>
     <w:qFormat/>
-    <w:rsid w:val="00BF414B"/>
+    <w:rsid w:val="00D6444D"/>
     <w:pPr>
       <w:keepNext/>
       <w:keepLines/>
@@ -641,16 +6190,16 @@
       <w:szCs w:val="40"/>
     </w:rPr>
   </w:style>
-  <w:style w:type="paragraph" w:styleId="Heading2">
+  <w:style w:type="paragraph" w:styleId="2">
     <w:name w:val="heading 2"/>
-    <w:basedOn w:val="Normal"/>
-    <w:next w:val="Normal"/>
-    <w:link w:val="Heading2Char"/>
+    <w:basedOn w:val="a"/>
+    <w:next w:val="a"/>
+    <w:link w:val="20"/>
     <w:uiPriority w:val="9"/>
     <w:semiHidden/>
     <w:unhideWhenUsed/>
     <w:qFormat/>
-    <w:rsid w:val="00BF414B"/>
+    <w:rsid w:val="00D6444D"/>
     <w:pPr>
       <w:keepNext/>
       <w:keepLines/>
@@ -664,16 +6213,16 @@
       <w:szCs w:val="32"/>
     </w:rPr>
   </w:style>
-  <w:style w:type="paragraph" w:styleId="Heading3">
+  <w:style w:type="paragraph" w:styleId="3">
     <w:name w:val="heading 3"/>
-    <w:basedOn w:val="Normal"/>
-    <w:next w:val="Normal"/>
-    <w:link w:val="Heading3Char"/>
+    <w:basedOn w:val="a"/>
+    <w:next w:val="a"/>
+    <w:link w:val="30"/>
     <w:uiPriority w:val="9"/>
     <w:semiHidden/>
     <w:unhideWhenUsed/>
     <w:qFormat/>
-    <w:rsid w:val="00BF414B"/>
+    <w:rsid w:val="00D6444D"/>
     <w:pPr>
       <w:keepNext/>
       <w:keepLines/>
@@ -687,16 +6236,16 @@
       <w:szCs w:val="28"/>
     </w:rPr>
   </w:style>
-  <w:style w:type="paragraph" w:styleId="Heading4">
+  <w:style w:type="paragraph" w:styleId="4">
     <w:name w:val="heading 4"/>
-    <w:basedOn w:val="Normal"/>
-    <w:next w:val="Normal"/>
-    <w:link w:val="Heading4Char"/>
+    <w:basedOn w:val="a"/>
+    <w:next w:val="a"/>
+    <w:link w:val="40"/>
     <w:uiPriority w:val="9"/>
     <w:semiHidden/>
     <w:unhideWhenUsed/>
     <w:qFormat/>
-    <w:rsid w:val="00BF414B"/>
+    <w:rsid w:val="00D6444D"/>
     <w:pPr>
       <w:keepNext/>
       <w:keepLines/>
@@ -710,16 +6259,16 @@
       <w:color w:val="0F4761" w:themeColor="accent1" w:themeShade="BF"/>
     </w:rPr>
   </w:style>
-  <w:style w:type="paragraph" w:styleId="Heading5">
+  <w:style w:type="paragraph" w:styleId="5">
     <w:name w:val="heading 5"/>
-    <w:basedOn w:val="Normal"/>
-    <w:next w:val="Normal"/>
-    <w:link w:val="Heading5Char"/>
+    <w:basedOn w:val="a"/>
+    <w:next w:val="a"/>
+    <w:link w:val="50"/>
     <w:uiPriority w:val="9"/>
     <w:semiHidden/>
     <w:unhideWhenUsed/>
     <w:qFormat/>
-    <w:rsid w:val="00BF414B"/>
+    <w:rsid w:val="00D6444D"/>
     <w:pPr>
       <w:keepNext/>
       <w:keepLines/>
@@ -731,16 +6280,16 @@
       <w:color w:val="0F4761" w:themeColor="accent1" w:themeShade="BF"/>
     </w:rPr>
   </w:style>
-  <w:style w:type="paragraph" w:styleId="Heading6">
+  <w:style w:type="paragraph" w:styleId="6">
     <w:name w:val="heading 6"/>
-    <w:basedOn w:val="Normal"/>
-    <w:next w:val="Normal"/>
-    <w:link w:val="Heading6Char"/>
+    <w:basedOn w:val="a"/>
+    <w:next w:val="a"/>
+    <w:link w:val="60"/>
     <w:uiPriority w:val="9"/>
     <w:semiHidden/>
     <w:unhideWhenUsed/>
     <w:qFormat/>
-    <w:rsid w:val="00BF414B"/>
+    <w:rsid w:val="00D6444D"/>
     <w:pPr>
       <w:keepNext/>
       <w:keepLines/>
@@ -754,16 +6303,16 @@
       <w:color w:val="595959" w:themeColor="text1" w:themeTint="A6"/>
     </w:rPr>
   </w:style>
-  <w:style w:type="paragraph" w:styleId="Heading7">
+  <w:style w:type="paragraph" w:styleId="7">
     <w:name w:val="heading 7"/>
-    <w:basedOn w:val="Normal"/>
-    <w:next w:val="Normal"/>
-    <w:link w:val="Heading7Char"/>
+    <w:basedOn w:val="a"/>
+    <w:next w:val="a"/>
+    <w:link w:val="70"/>
     <w:uiPriority w:val="9"/>
     <w:semiHidden/>
     <w:unhideWhenUsed/>
     <w:qFormat/>
-    <w:rsid w:val="00BF414B"/>
+    <w:rsid w:val="00D6444D"/>
     <w:pPr>
       <w:keepNext/>
       <w:keepLines/>
@@ -775,16 +6324,16 @@
       <w:color w:val="595959" w:themeColor="text1" w:themeTint="A6"/>
     </w:rPr>
   </w:style>
-  <w:style w:type="paragraph" w:styleId="Heading8">
+  <w:style w:type="paragraph" w:styleId="8">
     <w:name w:val="heading 8"/>
-    <w:basedOn w:val="Normal"/>
-    <w:next w:val="Normal"/>
-    <w:link w:val="Heading8Char"/>
+    <w:basedOn w:val="a"/>
+    <w:next w:val="a"/>
+    <w:link w:val="80"/>
     <w:uiPriority w:val="9"/>
     <w:semiHidden/>
     <w:unhideWhenUsed/>
     <w:qFormat/>
-    <w:rsid w:val="00BF414B"/>
+    <w:rsid w:val="00D6444D"/>
     <w:pPr>
       <w:keepNext/>
       <w:keepLines/>
@@ -798,16 +6347,16 @@
       <w:color w:val="272727" w:themeColor="text1" w:themeTint="D8"/>
     </w:rPr>
   </w:style>
-  <w:style w:type="paragraph" w:styleId="Heading9">
+  <w:style w:type="paragraph" w:styleId="9">
     <w:name w:val="heading 9"/>
-    <w:basedOn w:val="Normal"/>
-    <w:next w:val="Normal"/>
-    <w:link w:val="Heading9Char"/>
+    <w:basedOn w:val="a"/>
+    <w:next w:val="a"/>
+    <w:link w:val="90"/>
     <w:uiPriority w:val="9"/>
     <w:semiHidden/>
     <w:unhideWhenUsed/>
     <w:qFormat/>
-    <w:rsid w:val="00BF414B"/>
+    <w:rsid w:val="00D6444D"/>
     <w:pPr>
       <w:keepNext/>
       <w:keepLines/>
@@ -819,13 +6368,13 @@
       <w:color w:val="272727" w:themeColor="text1" w:themeTint="D8"/>
     </w:rPr>
   </w:style>
-  <w:style w:type="character" w:default="1" w:styleId="DefaultParagraphFont">
+  <w:style w:type="character" w:default="1" w:styleId="a0">
     <w:name w:val="Default Paragraph Font"/>
     <w:uiPriority w:val="1"/>
     <w:semiHidden/>
     <w:unhideWhenUsed/>
   </w:style>
-  <w:style w:type="table" w:default="1" w:styleId="TableNormal">
+  <w:style w:type="table" w:default="1" w:styleId="a1">
     <w:name w:val="Normal Table"/>
     <w:uiPriority w:val="99"/>
     <w:semiHidden/>
@@ -840,18 +6389,18 @@
       </w:tblCellMar>
     </w:tblPr>
   </w:style>
-  <w:style w:type="numbering" w:default="1" w:styleId="NoList">
+  <w:style w:type="numbering" w:default="1" w:styleId="a2">
     <w:name w:val="No List"/>
     <w:uiPriority w:val="99"/>
     <w:semiHidden/>
     <w:unhideWhenUsed/>
   </w:style>
-  <w:style w:type="character" w:customStyle="1" w:styleId="Heading1Char">
-    <w:name w:val="Heading 1 Char"/>
-    <w:basedOn w:val="DefaultParagraphFont"/>
-    <w:link w:val="Heading1"/>
+  <w:style w:type="character" w:customStyle="1" w:styleId="10">
+    <w:name w:val="כותרת 1 תו"/>
+    <w:basedOn w:val="a0"/>
+    <w:link w:val="1"/>
     <w:uiPriority w:val="9"/>
-    <w:rsid w:val="00BF414B"/>
+    <w:rsid w:val="00D6444D"/>
     <w:rPr>
       <w:rFonts w:asciiTheme="majorHAnsi" w:eastAsiaTheme="majorEastAsia" w:hAnsiTheme="majorHAnsi" w:cstheme="majorBidi"/>
       <w:color w:val="0F4761" w:themeColor="accent1" w:themeShade="BF"/>
@@ -859,13 +6408,13 @@
       <w:szCs w:val="40"/>
     </w:rPr>
   </w:style>
-  <w:style w:type="character" w:customStyle="1" w:styleId="Heading2Char">
-    <w:name w:val="Heading 2 Char"/>
-    <w:basedOn w:val="DefaultParagraphFont"/>
-    <w:link w:val="Heading2"/>
+  <w:style w:type="character" w:customStyle="1" w:styleId="20">
+    <w:name w:val="כותרת 2 תו"/>
+    <w:basedOn w:val="a0"/>
+    <w:link w:val="2"/>
     <w:uiPriority w:val="9"/>
     <w:semiHidden/>
-    <w:rsid w:val="00BF414B"/>
+    <w:rsid w:val="00D6444D"/>
     <w:rPr>
       <w:rFonts w:asciiTheme="majorHAnsi" w:eastAsiaTheme="majorEastAsia" w:hAnsiTheme="majorHAnsi" w:cstheme="majorBidi"/>
       <w:color w:val="0F4761" w:themeColor="accent1" w:themeShade="BF"/>
@@ -873,13 +6422,13 @@
       <w:szCs w:val="32"/>
     </w:rPr>
   </w:style>
-  <w:style w:type="character" w:customStyle="1" w:styleId="Heading3Char">
-    <w:name w:val="Heading 3 Char"/>
-    <w:basedOn w:val="DefaultParagraphFont"/>
-    <w:link w:val="Heading3"/>
+  <w:style w:type="character" w:customStyle="1" w:styleId="30">
+    <w:name w:val="כותרת 3 תו"/>
+    <w:basedOn w:val="a0"/>
+    <w:link w:val="3"/>
     <w:uiPriority w:val="9"/>
     <w:semiHidden/>
-    <w:rsid w:val="00BF414B"/>
+    <w:rsid w:val="00D6444D"/>
     <w:rPr>
       <w:rFonts w:eastAsiaTheme="majorEastAsia" w:cstheme="majorBidi"/>
       <w:color w:val="0F4761" w:themeColor="accent1" w:themeShade="BF"/>
@@ -887,13 +6436,13 @@
       <w:szCs w:val="28"/>
     </w:rPr>
   </w:style>
-  <w:style w:type="character" w:customStyle="1" w:styleId="Heading4Char">
-    <w:name w:val="Heading 4 Char"/>
-    <w:basedOn w:val="DefaultParagraphFont"/>
-    <w:link w:val="Heading4"/>
+  <w:style w:type="character" w:customStyle="1" w:styleId="40">
+    <w:name w:val="כותרת 4 תו"/>
+    <w:basedOn w:val="a0"/>
+    <w:link w:val="4"/>
     <w:uiPriority w:val="9"/>
     <w:semiHidden/>
-    <w:rsid w:val="00BF414B"/>
+    <w:rsid w:val="00D6444D"/>
     <w:rPr>
       <w:rFonts w:eastAsiaTheme="majorEastAsia" w:cstheme="majorBidi"/>
       <w:i/>
@@ -901,25 +6450,25 @@
       <w:color w:val="0F4761" w:themeColor="accent1" w:themeShade="BF"/>
     </w:rPr>
   </w:style>
-  <w:style w:type="character" w:customStyle="1" w:styleId="Heading5Char">
-    <w:name w:val="Heading 5 Char"/>
-    <w:basedOn w:val="DefaultParagraphFont"/>
-    <w:link w:val="Heading5"/>
+  <w:style w:type="character" w:customStyle="1" w:styleId="50">
+    <w:name w:val="כותרת 5 תו"/>
+    <w:basedOn w:val="a0"/>
+    <w:link w:val="5"/>
     <w:uiPriority w:val="9"/>
     <w:semiHidden/>
-    <w:rsid w:val="00BF414B"/>
+    <w:rsid w:val="00D6444D"/>
     <w:rPr>
       <w:rFonts w:eastAsiaTheme="majorEastAsia" w:cstheme="majorBidi"/>
       <w:color w:val="0F4761" w:themeColor="accent1" w:themeShade="BF"/>
     </w:rPr>
   </w:style>
-  <w:style w:type="character" w:customStyle="1" w:styleId="Heading6Char">
-    <w:name w:val="Heading 6 Char"/>
-    <w:basedOn w:val="DefaultParagraphFont"/>
-    <w:link w:val="Heading6"/>
+  <w:style w:type="character" w:customStyle="1" w:styleId="60">
+    <w:name w:val="כותרת 6 תו"/>
+    <w:basedOn w:val="a0"/>
+    <w:link w:val="6"/>
     <w:uiPriority w:val="9"/>
     <w:semiHidden/>
-    <w:rsid w:val="00BF414B"/>
+    <w:rsid w:val="00D6444D"/>
     <w:rPr>
       <w:rFonts w:eastAsiaTheme="majorEastAsia" w:cstheme="majorBidi"/>
       <w:i/>
@@ -927,25 +6476,25 @@
       <w:color w:val="595959" w:themeColor="text1" w:themeTint="A6"/>
     </w:rPr>
   </w:style>
-  <w:style w:type="character" w:customStyle="1" w:styleId="Heading7Char">
-    <w:name w:val="Heading 7 Char"/>
-    <w:basedOn w:val="DefaultParagraphFont"/>
-    <w:link w:val="Heading7"/>
+  <w:style w:type="character" w:customStyle="1" w:styleId="70">
+    <w:name w:val="כותרת 7 תו"/>
+    <w:basedOn w:val="a0"/>
+    <w:link w:val="7"/>
     <w:uiPriority w:val="9"/>
     <w:semiHidden/>
-    <w:rsid w:val="00BF414B"/>
+    <w:rsid w:val="00D6444D"/>
     <w:rPr>
       <w:rFonts w:eastAsiaTheme="majorEastAsia" w:cstheme="majorBidi"/>
       <w:color w:val="595959" w:themeColor="text1" w:themeTint="A6"/>
     </w:rPr>
   </w:style>
-  <w:style w:type="character" w:customStyle="1" w:styleId="Heading8Char">
-    <w:name w:val="Heading 8 Char"/>
-    <w:basedOn w:val="DefaultParagraphFont"/>
-    <w:link w:val="Heading8"/>
+  <w:style w:type="character" w:customStyle="1" w:styleId="80">
+    <w:name w:val="כותרת 8 תו"/>
+    <w:basedOn w:val="a0"/>
+    <w:link w:val="8"/>
     <w:uiPriority w:val="9"/>
     <w:semiHidden/>
-    <w:rsid w:val="00BF414B"/>
+    <w:rsid w:val="00D6444D"/>
     <w:rPr>
       <w:rFonts w:eastAsiaTheme="majorEastAsia" w:cstheme="majorBidi"/>
       <w:i/>
@@ -953,26 +6502,26 @@
       <w:color w:val="272727" w:themeColor="text1" w:themeTint="D8"/>
     </w:rPr>
   </w:style>
-  <w:style w:type="character" w:customStyle="1" w:styleId="Heading9Char">
-    <w:name w:val="Heading 9 Char"/>
-    <w:basedOn w:val="DefaultParagraphFont"/>
-    <w:link w:val="Heading9"/>
+  <w:style w:type="character" w:customStyle="1" w:styleId="90">
+    <w:name w:val="כותרת 9 תו"/>
+    <w:basedOn w:val="a0"/>
+    <w:link w:val="9"/>
     <w:uiPriority w:val="9"/>
     <w:semiHidden/>
-    <w:rsid w:val="00BF414B"/>
+    <w:rsid w:val="00D6444D"/>
     <w:rPr>
       <w:rFonts w:eastAsiaTheme="majorEastAsia" w:cstheme="majorBidi"/>
       <w:color w:val="272727" w:themeColor="text1" w:themeTint="D8"/>
     </w:rPr>
   </w:style>
-  <w:style w:type="paragraph" w:styleId="Title">
+  <w:style w:type="paragraph" w:styleId="a3">
     <w:name w:val="Title"/>
-    <w:basedOn w:val="Normal"/>
-    <w:next w:val="Normal"/>
-    <w:link w:val="TitleChar"/>
+    <w:basedOn w:val="a"/>
+    <w:next w:val="a"/>
+    <w:link w:val="a4"/>
     <w:uiPriority w:val="10"/>
     <w:qFormat/>
-    <w:rsid w:val="00BF414B"/>
+    <w:rsid w:val="00D6444D"/>
     <w:pPr>
       <w:spacing w:after="80" w:line="240" w:lineRule="auto"/>
       <w:contextualSpacing/>
@@ -985,12 +6534,12 @@
       <w:szCs w:val="56"/>
     </w:rPr>
   </w:style>
-  <w:style w:type="character" w:customStyle="1" w:styleId="TitleChar">
-    <w:name w:val="Title Char"/>
-    <w:basedOn w:val="DefaultParagraphFont"/>
-    <w:link w:val="Title"/>
+  <w:style w:type="character" w:customStyle="1" w:styleId="a4">
+    <w:name w:val="כותרת טקסט תו"/>
+    <w:basedOn w:val="a0"/>
+    <w:link w:val="a3"/>
     <w:uiPriority w:val="10"/>
-    <w:rsid w:val="00BF414B"/>
+    <w:rsid w:val="00D6444D"/>
     <w:rPr>
       <w:rFonts w:asciiTheme="majorHAnsi" w:eastAsiaTheme="majorEastAsia" w:hAnsiTheme="majorHAnsi" w:cstheme="majorBidi"/>
       <w:spacing w:val="-10"/>
@@ -999,14 +6548,14 @@
       <w:szCs w:val="56"/>
     </w:rPr>
   </w:style>
-  <w:style w:type="paragraph" w:styleId="Subtitle">
+  <w:style w:type="paragraph" w:styleId="a5">
     <w:name w:val="Subtitle"/>
-    <w:basedOn w:val="Normal"/>
-    <w:next w:val="Normal"/>
-    <w:link w:val="SubtitleChar"/>
+    <w:basedOn w:val="a"/>
+    <w:next w:val="a"/>
+    <w:link w:val="a6"/>
     <w:uiPriority w:val="11"/>
     <w:qFormat/>
-    <w:rsid w:val="00BF414B"/>
+    <w:rsid w:val="00D6444D"/>
     <w:pPr>
       <w:numPr>
         <w:ilvl w:val="1"/>
@@ -1020,12 +6569,12 @@
       <w:szCs w:val="28"/>
     </w:rPr>
   </w:style>
-  <w:style w:type="character" w:customStyle="1" w:styleId="SubtitleChar">
-    <w:name w:val="Subtitle Char"/>
-    <w:basedOn w:val="DefaultParagraphFont"/>
-    <w:link w:val="Subtitle"/>
+  <w:style w:type="character" w:customStyle="1" w:styleId="a6">
+    <w:name w:val="כותרת משנה תו"/>
+    <w:basedOn w:val="a0"/>
+    <w:link w:val="a5"/>
     <w:uiPriority w:val="11"/>
-    <w:rsid w:val="00BF414B"/>
+    <w:rsid w:val="00D6444D"/>
     <w:rPr>
       <w:rFonts w:eastAsiaTheme="majorEastAsia" w:cstheme="majorBidi"/>
       <w:color w:val="595959" w:themeColor="text1" w:themeTint="A6"/>
@@ -1034,14 +6583,14 @@
       <w:szCs w:val="28"/>
     </w:rPr>
   </w:style>
-  <w:style w:type="paragraph" w:styleId="Quote">
+  <w:style w:type="paragraph" w:styleId="a7">
     <w:name w:val="Quote"/>
-    <w:basedOn w:val="Normal"/>
-    <w:next w:val="Normal"/>
-    <w:link w:val="QuoteChar"/>
+    <w:basedOn w:val="a"/>
+    <w:next w:val="a"/>
+    <w:link w:val="a8"/>
     <w:uiPriority w:val="29"/>
     <w:qFormat/>
-    <w:rsid w:val="00BF414B"/>
+    <w:rsid w:val="00D6444D"/>
     <w:pPr>
       <w:spacing w:before="160"/>
       <w:jc w:val="center"/>
@@ -1052,49 +6601,49 @@
       <w:color w:val="404040" w:themeColor="text1" w:themeTint="BF"/>
     </w:rPr>
   </w:style>
-  <w:style w:type="character" w:customStyle="1" w:styleId="QuoteChar">
-    <w:name w:val="Quote Char"/>
-    <w:basedOn w:val="DefaultParagraphFont"/>
-    <w:link w:val="Quote"/>
+  <w:style w:type="character" w:customStyle="1" w:styleId="a8">
+    <w:name w:val="ציטוט תו"/>
+    <w:basedOn w:val="a0"/>
+    <w:link w:val="a7"/>
     <w:uiPriority w:val="29"/>
-    <w:rsid w:val="00BF414B"/>
+    <w:rsid w:val="00D6444D"/>
     <w:rPr>
       <w:i/>
       <w:iCs/>
       <w:color w:val="404040" w:themeColor="text1" w:themeTint="BF"/>
     </w:rPr>
   </w:style>
-  <w:style w:type="paragraph" w:styleId="ListParagraph">
+  <w:style w:type="paragraph" w:styleId="a9">
     <w:name w:val="List Paragraph"/>
-    <w:basedOn w:val="Normal"/>
+    <w:basedOn w:val="a"/>
     <w:uiPriority w:val="34"/>
     <w:qFormat/>
-    <w:rsid w:val="00BF414B"/>
+    <w:rsid w:val="00D6444D"/>
     <w:pPr>
       <w:ind w:left="720"/>
       <w:contextualSpacing/>
     </w:pPr>
   </w:style>
-  <w:style w:type="character" w:styleId="IntenseEmphasis">
+  <w:style w:type="character" w:styleId="aa">
     <w:name w:val="Intense Emphasis"/>
-    <w:basedOn w:val="DefaultParagraphFont"/>
+    <w:basedOn w:val="a0"/>
     <w:uiPriority w:val="21"/>
     <w:qFormat/>
-    <w:rsid w:val="00BF414B"/>
+    <w:rsid w:val="00D6444D"/>
     <w:rPr>
       <w:i/>
       <w:iCs/>
       <w:color w:val="0F4761" w:themeColor="accent1" w:themeShade="BF"/>
     </w:rPr>
   </w:style>
-  <w:style w:type="paragraph" w:styleId="IntenseQuote">
+  <w:style w:type="paragraph" w:styleId="ab">
     <w:name w:val="Intense Quote"/>
-    <w:basedOn w:val="Normal"/>
-    <w:next w:val="Normal"/>
-    <w:link w:val="IntenseQuoteChar"/>
+    <w:basedOn w:val="a"/>
+    <w:next w:val="a"/>
+    <w:link w:val="ac"/>
     <w:uiPriority w:val="30"/>
     <w:qFormat/>
-    <w:rsid w:val="00BF414B"/>
+    <w:rsid w:val="00D6444D"/>
     <w:pPr>
       <w:pBdr>
         <w:top w:val="single" w:sz="4" w:space="10" w:color="0F4761" w:themeColor="accent1" w:themeShade="BF"/>
@@ -1110,24 +6659,24 @@
       <w:color w:val="0F4761" w:themeColor="accent1" w:themeShade="BF"/>
     </w:rPr>
   </w:style>
-  <w:style w:type="character" w:customStyle="1" w:styleId="IntenseQuoteChar">
-    <w:name w:val="Intense Quote Char"/>
-    <w:basedOn w:val="DefaultParagraphFont"/>
-    <w:link w:val="IntenseQuote"/>
+  <w:style w:type="character" w:customStyle="1" w:styleId="ac">
+    <w:name w:val="ציטוט חזק תו"/>
+    <w:basedOn w:val="a0"/>
+    <w:link w:val="ab"/>
     <w:uiPriority w:val="30"/>
-    <w:rsid w:val="00BF414B"/>
+    <w:rsid w:val="00D6444D"/>
     <w:rPr>
       <w:i/>
       <w:iCs/>
       <w:color w:val="0F4761" w:themeColor="accent1" w:themeShade="BF"/>
     </w:rPr>
   </w:style>
-  <w:style w:type="character" w:styleId="IntenseReference">
+  <w:style w:type="character" w:styleId="ad">
     <w:name w:val="Intense Reference"/>
-    <w:basedOn w:val="DefaultParagraphFont"/>
+    <w:basedOn w:val="a0"/>
     <w:uiPriority w:val="32"/>
     <w:qFormat/>
-    <w:rsid w:val="00BF414B"/>
+    <w:rsid w:val="00D6444D"/>
     <w:rPr>
       <w:b/>
       <w:bCs/>
